--- a/labs/onpg/Worksheet.docx
+++ b/labs/onpg/Worksheet.docx
@@ -3216,15 +3216,8 @@
             <w:vAlign w:val="center"/>
           </w:tcPr>
           <w:p>
-            <w:pPr>
-              <w:spacing w:after="0" w:line="240" w:lineRule="auto"/>
-              <w:jc w:val="center"/>
-            </w:pPr>
             <w:r>
-              <w:rPr>
-                <w:sz w:val="22"/>
-              </w:rPr>
-              <w:t>4.98</w:t>
+              <w:t>4.97</w:t>
             </w:r>
           </w:p>
         </w:tc>

--- a/labs/onpg/Worksheet.docx
+++ b/labs/onpg/Worksheet.docx
@@ -205,7 +205,22 @@
         <w:ind w:left="302" w:hanging="230"/>
       </w:pPr>
       <w:r>
-        <w:t>•  Explain how bead diameter and internal substrate availability influence the internal effectiveness factor, ηᵢ.</w:t>
+        <w:rPr/>
+        <w:t xml:space="preserve">•  Explain how bead diameter and internal substrate availability influence the internal effectiveness factor, </w:t>
+      </w:r>
+      <w:r>
+        <w:rPr/>
+        <w:t>η</w:t>
+      </w:r>
+      <w:r>
+        <w:rPr>
+          <w:vertAlign w:val="subscript"/>
+        </w:rPr>
+        <w:t>i</w:t>
+      </w:r>
+      <w:r>
+        <w:rPr/>
+        <w:t>.</w:t>
       </w:r>
     </w:p>
     <w:p>
@@ -231,7 +246,14 @@
         <w:t>β-Galactosidase catalyzes the hydrolysis shown below. The yellow product ONP is measured using absorbance at 415 nm (</w:t>
       </w:r>
       <w:r>
-        <w:t>ABS₄₁₅</w:t>
+        <w:rPr/>
+        <w:t>ABS</w:t>
+      </w:r>
+      <w:r>
+        <w:rPr>
+          <w:vertAlign w:val="subscript"/>
+        </w:rPr>
+        <w:t>415</w:t>
       </w:r>
       <w:r>
         <w:t>).</w:t>
@@ -469,33 +491,19 @@
       <m:oMathPara>
         <m:oMath>
           <m:sSub>
-            <m:sSubPr>
-              <m:ctrlPr>
-                <w:rPr>
-                  <w:rFonts w:ascii="Cambria Math" w:hAnsi="Cambria Math"/>
-                </w:rPr>
-              </m:ctrlPr>
-            </m:sSubPr>
             <m:e>
               <m:r>
                 <m:rPr>
                   <m:nor/>
                 </m:rPr>
-                <w:rPr>
-                  <w:lang w:val="de-DE"/>
-                </w:rPr>
                 <m:t>ABS</m:t>
               </m:r>
             </m:e>
             <m:sub>
               <m:r>
                 <m:rPr>
-                  <m:sty m:val="p"/>
+                  <m:nor/>
                 </m:rPr>
-                <w:rPr>
-                  <w:rFonts w:ascii="Cambria Math" w:hAnsi="Cambria Math"/>
-                  <w:lang w:val="de-DE"/>
-                </w:rPr>
                 <m:t>415</m:t>
               </m:r>
             </m:sub>
@@ -504,29 +512,14 @@
             <m:rPr>
               <m:sty m:val="p"/>
             </m:rPr>
-            <w:rPr>
-              <w:rFonts w:ascii="Cambria Math" w:hAnsi="Cambria Math"/>
-              <w:lang w:val="de-DE"/>
-            </w:rPr>
-            <m:t xml:space="preserve"> = 3.43 × </m:t>
+            <m:t> = 3.43 × </m:t>
           </m:r>
           <m:sSub>
-            <m:sSubPr>
-              <m:ctrlPr>
-                <w:rPr>
-                  <w:rFonts w:ascii="Cambria Math" w:hAnsi="Cambria Math"/>
-                </w:rPr>
-              </m:ctrlPr>
-            </m:sSubPr>
             <m:e>
               <m:r>
                 <m:rPr>
                   <m:sty m:val="p"/>
                 </m:rPr>
-                <w:rPr>
-                  <w:rFonts w:ascii="Cambria Math" w:hAnsi="Cambria Math"/>
-                  <w:lang w:val="de-DE"/>
-                </w:rPr>
                 <m:t>C</m:t>
               </m:r>
             </m:e>
@@ -535,10 +528,6 @@
                 <m:rPr>
                   <m:sty m:val="p"/>
                 </m:rPr>
-                <w:rPr>
-                  <w:rFonts w:ascii="Cambria Math" w:hAnsi="Cambria Math"/>
-                  <w:lang w:val="de-DE"/>
-                </w:rPr>
                 <m:t>ONP</m:t>
               </m:r>
             </m:sub>
@@ -558,22 +547,11 @@
       <m:oMathPara>
         <m:oMath>
           <m:sSub>
-            <m:sSubPr>
-              <m:ctrlPr>
-                <w:rPr>
-                  <w:rFonts w:ascii="Cambria Math" w:hAnsi="Cambria Math"/>
-                </w:rPr>
-              </m:ctrlPr>
-            </m:sSubPr>
             <m:e>
               <m:r>
                 <m:rPr>
                   <m:sty m:val="p"/>
                 </m:rPr>
-                <w:rPr>
-                  <w:rFonts w:ascii="Cambria Math" w:hAnsi="Cambria Math"/>
-                  <w:lang w:val="de-DE"/>
-                </w:rPr>
                 <m:t>C</m:t>
               </m:r>
             </m:e>
@@ -582,10 +560,6 @@
                 <m:rPr>
                   <m:sty m:val="p"/>
                 </m:rPr>
-                <w:rPr>
-                  <w:rFonts w:ascii="Cambria Math" w:hAnsi="Cambria Math"/>
-                  <w:lang w:val="de-DE"/>
-                </w:rPr>
                 <m:t>ONP</m:t>
               </m:r>
             </m:sub>
@@ -594,37 +568,16 @@
             <m:rPr>
               <m:sty m:val="p"/>
             </m:rPr>
-            <w:rPr>
-              <w:rFonts w:ascii="Cambria Math" w:hAnsi="Cambria Math"/>
-              <w:lang w:val="de-DE"/>
-            </w:rPr>
-            <m:t xml:space="preserve"> = </m:t>
+            <m:t> = </m:t>
           </m:r>
           <m:f>
-            <m:fPr>
-              <m:ctrlPr>
-                <w:rPr>
-                  <w:rFonts w:ascii="Cambria Math" w:hAnsi="Cambria Math"/>
-                </w:rPr>
-              </m:ctrlPr>
-            </m:fPr>
             <m:num>
               <m:sSub>
-                <m:sSubPr>
-                  <m:ctrlPr>
-                    <w:rPr>
-                      <w:rFonts w:ascii="Cambria Math" w:hAnsi="Cambria Math"/>
-                    </w:rPr>
-                  </m:ctrlPr>
-                </m:sSubPr>
                 <m:e>
                   <m:r>
                     <m:rPr>
                       <m:nor/>
                     </m:rPr>
-                    <w:rPr>
-                      <w:lang w:val="de-DE"/>
-                    </w:rPr>
                     <m:t>ABS</m:t>
                   </m:r>
                 </m:e>
@@ -633,9 +586,6 @@
                     <m:rPr>
                       <m:nor/>
                     </m:rPr>
-                    <w:rPr>
-                      <w:lang w:val="de-DE"/>
-                    </w:rPr>
                     <m:t>415</m:t>
                   </m:r>
                 </m:sub>
@@ -646,10 +596,6 @@
                 <m:rPr>
                   <m:sty m:val="p"/>
                 </m:rPr>
-                <w:rPr>
-                  <w:rFonts w:ascii="Cambria Math" w:hAnsi="Cambria Math"/>
-                  <w:lang w:val="de-DE"/>
-                </w:rPr>
                 <m:t>3.43</m:t>
               </m:r>
             </m:den>
@@ -677,7 +623,38 @@
             <w:rPr/>
           </w:rPrChange>
         </w:rPr>
-        <w:t>The supplied experimental ONP calibration is shown in Fig. 4 (R² = 0.9982). Use the rounded slope of 3.43 mM</w:t>
+        <w:t>The supplied experimental ONP calibration is shown in Fig. 4 (</w:t>
+      </w:r>
+      <w:r>
+        <w:rPr>
+          <w:color w:val="1F2F3C"/>
+          <w:sz w:val="22"/>
+          <w:rPrChange w:author="Vanwie, Bernard J" w:date="2026-10-21T15:40:00Z" w16du:dateUtc="2026-10-21T22:40:00Z" w:id="2">
+            <w:rPr/>
+          </w:rPrChange>
+        </w:rPr>
+        <w:t>R</w:t>
+      </w:r>
+      <w:r>
+        <w:rPr>
+          <w:color w:val="1F2F3C"/>
+          <w:sz w:val="22"/>
+          <w:rPrChange w:author="Vanwie, Bernard J" w:date="2026-10-21T15:40:00Z" w16du:dateUtc="2026-10-21T22:40:00Z" w:id="2">
+            <w:rPr/>
+          </w:rPrChange>
+          <w:vertAlign w:val="superscript"/>
+        </w:rPr>
+        <w:t>2</w:t>
+      </w:r>
+      <w:r>
+        <w:rPr>
+          <w:color w:val="1F2F3C"/>
+          <w:sz w:val="22"/>
+          <w:rPrChange w:author="Vanwie, Bernard J" w:date="2026-10-21T15:40:00Z" w16du:dateUtc="2026-10-21T22:40:00Z" w:id="2">
+            <w:rPr/>
+          </w:rPrChange>
+        </w:rPr>
+        <w:t xml:space="preserve"> = 0.9982). Use the rounded slope of 3.43 mM</w:t>
       </w:r>
       <w:r>
         <w:rPr>
@@ -1007,7 +984,50 @@
         <w:widowControl/>
       </w:pPr>
       <w:r>
-        <w:t>The eight measured ONP calibration points and the zero-intercept fitted line are shown in Fig. 4. The horizontal axis is ONP concentration [mM]; the vertical axis is dimensionless absorbance at 415 nm. The fitted slope is 3.4337 mM⁻¹ (R² = 0.9982). Use 3.43 mM⁻¹ for calculations.</w:t>
+        <w:rPr/>
+        <w:t xml:space="preserve">The eight measured ONP calibration points and the zero-intercept fitted line are shown in Fig. 4. The horizontal axis is ONP concentration [mM]; the vertical axis is dimensionless absorbance at 415 nm. The fitted slope is 3.4337 </w:t>
+      </w:r>
+      <w:r>
+        <w:rPr/>
+        <w:t>mM</w:t>
+      </w:r>
+      <w:r>
+        <w:rPr>
+          <w:vertAlign w:val="superscript"/>
+        </w:rPr>
+        <w:t>-1</w:t>
+      </w:r>
+      <w:r>
+        <w:rPr/>
+        <w:t xml:space="preserve"> (</w:t>
+      </w:r>
+      <w:r>
+        <w:rPr/>
+        <w:t>R</w:t>
+      </w:r>
+      <w:r>
+        <w:rPr>
+          <w:vertAlign w:val="superscript"/>
+        </w:rPr>
+        <w:t>2</w:t>
+      </w:r>
+      <w:r>
+        <w:rPr/>
+        <w:t xml:space="preserve"> = 0.9982). Use 3.43 </w:t>
+      </w:r>
+      <w:r>
+        <w:rPr/>
+        <w:t>mM</w:t>
+      </w:r>
+      <w:r>
+        <w:rPr>
+          <w:vertAlign w:val="superscript"/>
+        </w:rPr>
+        <w:t>-1</w:t>
+      </w:r>
+      <w:r>
+        <w:rPr/>
+        <w:t xml:space="preserve"> for calculations.</w:t>
       </w:r>
     </w:p>
     <w:p>
@@ -1044,7 +1064,50 @@
         <w:jc w:val="center"/>
       </w:pPr>
       <w:r>
-        <w:t>Fig. 4  Experimental ONP calibration data (zero-intercept fit: 3.4337 mM⁻¹, R² = 0.9982). Use 3.43 mM⁻¹ for calculations.</w:t>
+        <w:rPr/>
+        <w:t xml:space="preserve">Fig. 4  Experimental ONP calibration data (zero-intercept fit: 3.4337 </w:t>
+      </w:r>
+      <w:r>
+        <w:rPr/>
+        <w:t>mM</w:t>
+      </w:r>
+      <w:r>
+        <w:rPr>
+          <w:vertAlign w:val="superscript"/>
+        </w:rPr>
+        <w:t>-1</w:t>
+      </w:r>
+      <w:r>
+        <w:rPr/>
+        <w:t xml:space="preserve">, </w:t>
+      </w:r>
+      <w:r>
+        <w:rPr/>
+        <w:t>R</w:t>
+      </w:r>
+      <w:r>
+        <w:rPr>
+          <w:vertAlign w:val="superscript"/>
+        </w:rPr>
+        <w:t>2</w:t>
+      </w:r>
+      <w:r>
+        <w:rPr/>
+        <w:t xml:space="preserve"> = 0.9982). Use 3.43 </w:t>
+      </w:r>
+      <w:r>
+        <w:rPr/>
+        <w:t>mM</w:t>
+      </w:r>
+      <w:r>
+        <w:rPr>
+          <w:vertAlign w:val="superscript"/>
+        </w:rPr>
+        <w:t>-1</w:t>
+      </w:r>
+      <w:r>
+        <w:rPr/>
+        <w:t xml:space="preserve"> for calculations.</w:t>
       </w:r>
     </w:p>
     <w:p>
@@ -1056,21 +1119,11 @@
       <m:oMathPara>
         <m:oMath>
           <m:sSub>
-            <m:sSubPr>
-              <m:ctrlPr>
-                <w:rPr>
-                  <w:rFonts w:ascii="Cambria Math" w:hAnsi="Cambria Math"/>
-                </w:rPr>
-              </m:ctrlPr>
-            </m:sSubPr>
             <m:e>
               <m:r>
                 <m:rPr>
                   <m:sty m:val="p"/>
                 </m:rPr>
-                <w:rPr>
-                  <w:rFonts w:ascii="Cambria Math" w:hAnsi="Cambria Math"/>
-                </w:rPr>
                 <m:t>C</m:t>
               </m:r>
             </m:e>
@@ -1079,9 +1132,6 @@
                 <m:rPr>
                   <m:sty m:val="p"/>
                 </m:rPr>
-                <w:rPr>
-                  <w:rFonts w:ascii="Cambria Math" w:hAnsi="Cambria Math"/>
-                </w:rPr>
                 <m:t>ONP</m:t>
               </m:r>
             </m:sub>
@@ -1090,28 +1140,11 @@
             <m:rPr>
               <m:sty m:val="p"/>
             </m:rPr>
-            <w:rPr>
-              <w:rFonts w:ascii="Cambria Math" w:hAnsi="Cambria Math"/>
-            </w:rPr>
-            <m:t xml:space="preserve"> = </m:t>
+            <m:t> = </m:t>
           </m:r>
           <m:f>
-            <m:fPr>
-              <m:ctrlPr>
-                <w:rPr>
-                  <w:rFonts w:ascii="Cambria Math" w:hAnsi="Cambria Math"/>
-                </w:rPr>
-              </m:ctrlPr>
-            </m:fPr>
             <m:num>
               <m:sSub>
-                <m:sSubPr>
-                  <m:ctrlPr>
-                    <w:rPr>
-                      <w:rFonts w:ascii="Cambria Math" w:hAnsi="Cambria Math"/>
-                    </w:rPr>
-                  </m:ctrlPr>
-                </m:sSubPr>
                 <m:e>
                   <m:r>
                     <m:rPr>
@@ -1135,9 +1168,6 @@
                 <m:rPr>
                   <m:sty m:val="p"/>
                 </m:rPr>
-                <w:rPr>
-                  <w:rFonts w:ascii="Cambria Math" w:hAnsi="Cambria Math"/>
-                </w:rPr>
                 <m:t>3.43</m:t>
               </m:r>
             </m:den>
@@ -1230,21 +1260,11 @@
       </w:r>
       <m:oMath>
         <m:sSub>
-          <m:sSubPr>
-            <m:ctrlPr>
-              <w:rPr>
-                <w:rFonts w:ascii="Cambria Math" w:hAnsi="Cambria Math"/>
-              </w:rPr>
-            </m:ctrlPr>
-          </m:sSubPr>
           <m:e>
             <m:r>
               <m:rPr>
                 <m:sty m:val="p"/>
               </m:rPr>
-              <w:rPr>
-                <w:sz w:val="22"/>
-              </w:rPr>
               <m:t>C</m:t>
             </m:r>
           </m:e>
@@ -1253,9 +1273,6 @@
               <m:rPr>
                 <m:sty m:val="p"/>
               </m:rPr>
-              <w:rPr>
-                <w:sz w:val="22"/>
-              </w:rPr>
               <m:t>ONP</m:t>
             </m:r>
           </m:sub>
@@ -1388,21 +1405,11 @@
       </w:r>
       <m:oMath>
         <m:sSub>
-          <m:sSubPr>
-            <m:ctrlPr>
-              <w:rPr>
-                <w:rFonts w:ascii="Cambria Math" w:hAnsi="Cambria Math"/>
-              </w:rPr>
-            </m:ctrlPr>
-          </m:sSubPr>
           <m:e>
             <m:r>
               <m:rPr>
                 <m:sty m:val="p"/>
               </m:rPr>
-              <w:rPr>
-                <w:sz w:val="22"/>
-              </w:rPr>
               <m:t>C</m:t>
             </m:r>
           </m:e>
@@ -1411,9 +1418,6 @@
               <m:rPr>
                 <m:sty m:val="p"/>
               </m:rPr>
-              <w:rPr>
-                <w:sz w:val="22"/>
-              </w:rPr>
               <m:t>ONP</m:t>
             </m:r>
           </m:sub>
@@ -1535,53 +1539,81 @@
         <w:tblLook w:val="04A0" w:firstRow="1" w:lastRow="0" w:firstColumn="1" w:lastColumn="0" w:noHBand="0" w:noVBand="1"/>
       </w:tblPr>
       <w:tblGrid>
-        <w:gridCol w:w="3168"/>
-        <w:gridCol w:w="3269"/>
-        <w:gridCol w:w="3269"/>
+        <w:gridCol w:w="3005"/>
+        <w:gridCol w:w="3345"/>
+        <w:gridCol w:w="3345"/>
       </w:tblGrid>
       <w:tr>
         <w:trPr>
+          <w:trHeight w:val="605" w:hRule="atLeast"/>
           <w:tblHeader/>
           <w:jc w:val="center"/>
+          <w:cantSplit/>
         </w:trPr>
         <w:tc>
           <w:tcPr>
-            <w:tcW w:w="3168" w:type="dxa"/>
+            <w:tcW w:w="3005" w:type="dxa"/>
             <w:tcBorders>
-              <w:top w:val="single" w:color="78929E" w:sz="6" w:space="0"/>
-              <w:left w:val="nil"/>
-              <w:bottom w:val="single" w:color="78929E" w:sz="6" w:space="0"/>
-              <w:right w:val="nil"/>
+              <w:top w:val="single" w:color="A5BAC2" w:sz="5" w:space="0"/>
+              <w:left w:val="single" w:sz="5" w:color="A5BAC2"/>
+              <w:bottom w:val="single" w:color="A5BAC2" w:sz="5" w:space="0"/>
+              <w:right w:val="single" w:sz="5" w:color="A5BAC2"/>
             </w:tcBorders>
-            <w:shd w:val="clear" w:color="auto" w:fill="E3ECEF"/>
             <w:vAlign w:val="center"/>
+            <w:shd w:fill="E5EFF3"/>
+            <w:tcMar>
+              <w:top w:w="90" w:type="dxa"/>
+              <w:bottom w:w="90" w:type="dxa"/>
+              <w:left w:w="105" w:type="dxa"/>
+              <w:right w:w="105" w:type="dxa"/>
+            </w:tcMar>
           </w:tcPr>
           <w:p>
             <w:pPr>
-              <w:jc w:val="center"/>
+              <w:spacing w:before="0" w:after="0" w:line="240" w:lineRule="auto"/>
+              <w:jc w:val="left"/>
             </w:pPr>
             <w:r>
+              <w:rPr>
+                <w:rFonts w:ascii="Aptos" w:hAnsi="Aptos"/>
+                <w:b/>
+                <w:color w:val="0D3245"/>
+                <w:sz w:val="19"/>
+              </w:rPr>
               <w:t>Equivalent lab time [min]</w:t>
             </w:r>
           </w:p>
         </w:tc>
         <w:tc>
           <w:tcPr>
-            <w:tcW w:w="3269" w:type="dxa"/>
+            <w:tcW w:w="3345" w:type="dxa"/>
             <w:tcBorders>
-              <w:top w:val="single" w:color="78929E" w:sz="6" w:space="0"/>
-              <w:left w:val="nil"/>
-              <w:bottom w:val="single" w:color="78929E" w:sz="6" w:space="0"/>
-              <w:right w:val="nil"/>
+              <w:top w:val="single" w:color="A5BAC2" w:sz="5" w:space="0"/>
+              <w:left w:val="single" w:sz="5" w:color="A5BAC2"/>
+              <w:bottom w:val="single" w:color="A5BAC2" w:sz="5" w:space="0"/>
+              <w:right w:val="single" w:sz="5" w:color="A5BAC2"/>
             </w:tcBorders>
-            <w:shd w:val="clear" w:color="auto" w:fill="E3ECEF"/>
             <w:vAlign w:val="center"/>
+            <w:shd w:fill="E5EFF3"/>
+            <w:tcMar>
+              <w:top w:w="90" w:type="dxa"/>
+              <w:bottom w:w="90" w:type="dxa"/>
+              <w:left w:w="105" w:type="dxa"/>
+              <w:right w:w="105" w:type="dxa"/>
+            </w:tcMar>
           </w:tcPr>
           <w:p>
             <w:pPr>
-              <w:jc w:val="center"/>
+              <w:spacing w:before="0" w:after="0" w:line="240" w:lineRule="auto"/>
+              <w:jc w:val="left"/>
             </w:pPr>
             <w:r>
+              <w:rPr>
+                <w:rFonts w:ascii="Aptos" w:hAnsi="Aptos"/>
+                <w:b/>
+                <w:color w:val="0D3245"/>
+                <w:sz w:val="19"/>
+              </w:rPr>
               <w:t>ONP concentration [mM]</w:t>
               <w:br/>
               <w:t>2.8 mm beads</w:t>
@@ -1590,21 +1622,34 @@
         </w:tc>
         <w:tc>
           <w:tcPr>
-            <w:tcW w:w="3269" w:type="dxa"/>
+            <w:tcW w:w="3345" w:type="dxa"/>
             <w:tcBorders>
-              <w:top w:val="single" w:color="78929E" w:sz="6" w:space="0"/>
-              <w:left w:val="nil"/>
-              <w:bottom w:val="single" w:color="78929E" w:sz="6" w:space="0"/>
-              <w:right w:val="nil"/>
+              <w:top w:val="single" w:color="A5BAC2" w:sz="5" w:space="0"/>
+              <w:left w:val="single" w:sz="5" w:color="A5BAC2"/>
+              <w:bottom w:val="single" w:color="A5BAC2" w:sz="5" w:space="0"/>
+              <w:right w:val="single" w:sz="5" w:color="A5BAC2"/>
             </w:tcBorders>
-            <w:shd w:val="clear" w:color="auto" w:fill="E3ECEF"/>
             <w:vAlign w:val="center"/>
+            <w:shd w:fill="E5EFF3"/>
+            <w:tcMar>
+              <w:top w:w="90" w:type="dxa"/>
+              <w:bottom w:w="90" w:type="dxa"/>
+              <w:left w:w="105" w:type="dxa"/>
+              <w:right w:w="105" w:type="dxa"/>
+            </w:tcMar>
           </w:tcPr>
           <w:p>
             <w:pPr>
-              <w:jc w:val="center"/>
+              <w:spacing w:before="0" w:after="0" w:line="240" w:lineRule="auto"/>
+              <w:jc w:val="left"/>
             </w:pPr>
             <w:r>
+              <w:rPr>
+                <w:rFonts w:ascii="Aptos" w:hAnsi="Aptos"/>
+                <w:b/>
+                <w:color w:val="0D3245"/>
+                <w:sz w:val="19"/>
+              </w:rPr>
               <w:t>ONP concentration [mM]</w:t>
               <w:br/>
               <w:t>4.6 mm beads</w:t>
@@ -1614,44 +1659,37 @@
       </w:tr>
       <w:tr>
         <w:trPr>
+          <w:trHeight w:val="475" w:hRule="atLeast"/>
           <w:jc w:val="center"/>
+          <w:cantSplit/>
         </w:trPr>
         <w:tc>
           <w:tcPr>
-            <w:tcW w:w="3168" w:type="dxa"/>
+            <w:tcW w:w="3005" w:type="dxa"/>
             <w:tcBorders>
-              <w:top w:val="nil"/>
-              <w:left w:val="nil"/>
-              <w:bottom w:val="nil"/>
-              <w:right w:val="nil"/>
+              <w:top w:val="single" w:sz="5" w:color="A5BAC2"/>
+              <w:left w:val="single" w:sz="5" w:color="A5BAC2"/>
+              <w:bottom w:val="single" w:sz="5" w:color="A5BAC2"/>
+              <w:right w:val="single" w:sz="5" w:color="A5BAC2"/>
             </w:tcBorders>
             <w:vAlign w:val="center"/>
-          </w:tcPr>
-          <w:p>
-            <w:r>
-              <w:t>0</w:t>
-            </w:r>
-          </w:p>
-        </w:tc>
-        <w:tc>
-          <w:tcPr>
-            <w:tcW w:w="3269" w:type="dxa"/>
-            <w:tcBorders>
-              <w:top w:val="nil"/>
-              <w:left w:val="nil"/>
-              <w:bottom w:val="nil"/>
-              <w:right w:val="nil"/>
-            </w:tcBorders>
-            <w:vAlign w:val="center"/>
+            <w:shd w:fill="FFFFFF"/>
+            <w:tcMar>
+              <w:top w:w="90" w:type="dxa"/>
+              <w:bottom w:w="90" w:type="dxa"/>
+              <w:left w:w="105" w:type="dxa"/>
+              <w:right w:w="105" w:type="dxa"/>
+            </w:tcMar>
           </w:tcPr>
           <w:p>
             <w:pPr>
-              <w:spacing w:after="0" w:line="240" w:lineRule="auto"/>
+              <w:spacing w:before="0" w:after="0" w:line="240" w:lineRule="auto"/>
               <w:jc w:val="center"/>
             </w:pPr>
             <w:r>
               <w:rPr>
-                <w:sz w:val="22"/>
+                <w:rFonts w:ascii="Aptos" w:hAnsi="Aptos"/>
+                <w:sz w:val="19"/>
               </w:rPr>
               <w:t>0</w:t>
             </w:r>
@@ -1659,23 +1697,63 @@
         </w:tc>
         <w:tc>
           <w:tcPr>
-            <w:tcW w:w="3269" w:type="dxa"/>
+            <w:tcW w:w="3345" w:type="dxa"/>
             <w:tcBorders>
-              <w:top w:val="nil"/>
-              <w:left w:val="nil"/>
-              <w:bottom w:val="nil"/>
-              <w:right w:val="nil"/>
+              <w:top w:val="single" w:sz="5" w:color="A5BAC2"/>
+              <w:left w:val="single" w:sz="5" w:color="A5BAC2"/>
+              <w:bottom w:val="single" w:sz="5" w:color="A5BAC2"/>
+              <w:right w:val="single" w:sz="5" w:color="A5BAC2"/>
             </w:tcBorders>
             <w:vAlign w:val="center"/>
+            <w:shd w:fill="FFFFFF"/>
+            <w:tcMar>
+              <w:top w:w="90" w:type="dxa"/>
+              <w:bottom w:w="90" w:type="dxa"/>
+              <w:left w:w="105" w:type="dxa"/>
+              <w:right w:w="105" w:type="dxa"/>
+            </w:tcMar>
           </w:tcPr>
           <w:p>
             <w:pPr>
-              <w:spacing w:after="0" w:line="240" w:lineRule="auto"/>
+              <w:spacing w:after="0" w:line="240" w:lineRule="auto" w:before="0"/>
               <w:jc w:val="center"/>
             </w:pPr>
             <w:r>
               <w:rPr>
-                <w:sz w:val="22"/>
+                <w:rFonts w:ascii="Aptos" w:hAnsi="Aptos"/>
+                <w:sz w:val="19"/>
+              </w:rPr>
+              <w:t>0</w:t>
+            </w:r>
+          </w:p>
+        </w:tc>
+        <w:tc>
+          <w:tcPr>
+            <w:tcW w:w="3345" w:type="dxa"/>
+            <w:tcBorders>
+              <w:top w:val="single" w:sz="5" w:color="A5BAC2"/>
+              <w:left w:val="single" w:sz="5" w:color="A5BAC2"/>
+              <w:bottom w:val="single" w:sz="5" w:color="A5BAC2"/>
+              <w:right w:val="single" w:sz="5" w:color="A5BAC2"/>
+            </w:tcBorders>
+            <w:vAlign w:val="center"/>
+            <w:shd w:fill="FFFFFF"/>
+            <w:tcMar>
+              <w:top w:w="90" w:type="dxa"/>
+              <w:bottom w:w="90" w:type="dxa"/>
+              <w:left w:w="105" w:type="dxa"/>
+              <w:right w:w="105" w:type="dxa"/>
+            </w:tcMar>
+          </w:tcPr>
+          <w:p>
+            <w:pPr>
+              <w:spacing w:after="0" w:line="240" w:lineRule="auto" w:before="0"/>
+              <w:jc w:val="center"/>
+            </w:pPr>
+            <w:r>
+              <w:rPr>
+                <w:rFonts w:ascii="Aptos" w:hAnsi="Aptos"/>
+                <w:sz w:val="19"/>
               </w:rPr>
               <w:t>0</w:t>
             </w:r>
@@ -1684,270 +1762,506 @@
       </w:tr>
       <w:tr>
         <w:trPr>
+          <w:trHeight w:val="475" w:hRule="atLeast"/>
           <w:jc w:val="center"/>
+          <w:cantSplit/>
         </w:trPr>
         <w:tc>
           <w:tcPr>
-            <w:tcW w:w="3168" w:type="dxa"/>
+            <w:tcW w:w="3005" w:type="dxa"/>
             <w:tcBorders>
-              <w:top w:val="nil"/>
-              <w:left w:val="nil"/>
-              <w:bottom w:val="nil"/>
-              <w:right w:val="nil"/>
+              <w:top w:val="single" w:sz="5" w:color="A5BAC2"/>
+              <w:left w:val="single" w:sz="5" w:color="A5BAC2"/>
+              <w:bottom w:val="single" w:sz="5" w:color="A5BAC2"/>
+              <w:right w:val="single" w:sz="5" w:color="A5BAC2"/>
             </w:tcBorders>
-            <w:shd w:val="clear" w:color="auto" w:fill="F5F8F9"/>
             <w:vAlign w:val="center"/>
+            <w:shd w:fill="F5F8F9"/>
+            <w:tcMar>
+              <w:top w:w="90" w:type="dxa"/>
+              <w:bottom w:w="90" w:type="dxa"/>
+              <w:left w:w="105" w:type="dxa"/>
+              <w:right w:w="105" w:type="dxa"/>
+            </w:tcMar>
           </w:tcPr>
           <w:p>
+            <w:pPr>
+              <w:spacing w:before="0" w:after="0" w:line="240" w:lineRule="auto"/>
+              <w:jc w:val="center"/>
+            </w:pPr>
             <w:r>
+              <w:rPr>
+                <w:rFonts w:ascii="Aptos" w:hAnsi="Aptos"/>
+                <w:sz w:val="19"/>
+              </w:rPr>
               <w:t>28</w:t>
             </w:r>
           </w:p>
         </w:tc>
         <w:tc>
           <w:tcPr>
-            <w:tcW w:w="3269" w:type="dxa"/>
+            <w:tcW w:w="3345" w:type="dxa"/>
             <w:tcBorders>
-              <w:top w:val="nil"/>
-              <w:left w:val="nil"/>
-              <w:bottom w:val="nil"/>
-              <w:right w:val="nil"/>
+              <w:top w:val="single" w:sz="5" w:color="A5BAC2"/>
+              <w:left w:val="single" w:sz="5" w:color="A5BAC2"/>
+              <w:bottom w:val="single" w:sz="5" w:color="A5BAC2"/>
+              <w:right w:val="single" w:sz="5" w:color="A5BAC2"/>
             </w:tcBorders>
-            <w:shd w:val="clear" w:color="auto" w:fill="F5F8F9"/>
             <w:vAlign w:val="center"/>
+            <w:shd w:fill="F5F8F9"/>
+            <w:tcMar>
+              <w:top w:w="90" w:type="dxa"/>
+              <w:bottom w:w="90" w:type="dxa"/>
+              <w:left w:w="105" w:type="dxa"/>
+              <w:right w:w="105" w:type="dxa"/>
+            </w:tcMar>
           </w:tcPr>
           <w:p>
-            <w:r/>
+            <w:pPr>
+              <w:spacing w:before="0" w:after="0" w:line="240" w:lineRule="auto"/>
+              <w:jc w:val="center"/>
+            </w:pPr>
+            <w:r>
+              <w:rPr>
+                <w:rFonts w:ascii="Aptos" w:hAnsi="Aptos"/>
+                <w:sz w:val="19"/>
+              </w:rPr>
+            </w:r>
           </w:p>
         </w:tc>
         <w:tc>
           <w:tcPr>
-            <w:tcW w:w="3269" w:type="dxa"/>
+            <w:tcW w:w="3345" w:type="dxa"/>
             <w:tcBorders>
-              <w:top w:val="nil"/>
-              <w:left w:val="nil"/>
-              <w:bottom w:val="nil"/>
-              <w:right w:val="nil"/>
+              <w:top w:val="single" w:sz="5" w:color="A5BAC2"/>
+              <w:left w:val="single" w:sz="5" w:color="A5BAC2"/>
+              <w:bottom w:val="single" w:sz="5" w:color="A5BAC2"/>
+              <w:right w:val="single" w:sz="5" w:color="A5BAC2"/>
             </w:tcBorders>
-            <w:shd w:val="clear" w:color="auto" w:fill="F5F8F9"/>
             <w:vAlign w:val="center"/>
+            <w:shd w:fill="F5F8F9"/>
+            <w:tcMar>
+              <w:top w:w="90" w:type="dxa"/>
+              <w:bottom w:w="90" w:type="dxa"/>
+              <w:left w:w="105" w:type="dxa"/>
+              <w:right w:w="105" w:type="dxa"/>
+            </w:tcMar>
           </w:tcPr>
           <w:p>
-            <w:r/>
+            <w:pPr>
+              <w:spacing w:before="0" w:after="0" w:line="240" w:lineRule="auto"/>
+              <w:jc w:val="center"/>
+            </w:pPr>
+            <w:r>
+              <w:rPr>
+                <w:rFonts w:ascii="Aptos" w:hAnsi="Aptos"/>
+                <w:sz w:val="19"/>
+              </w:rPr>
+            </w:r>
           </w:p>
         </w:tc>
       </w:tr>
       <w:tr>
         <w:trPr>
+          <w:trHeight w:val="475" w:hRule="atLeast"/>
           <w:jc w:val="center"/>
+          <w:cantSplit/>
         </w:trPr>
         <w:tc>
           <w:tcPr>
-            <w:tcW w:w="3168" w:type="dxa"/>
+            <w:tcW w:w="3005" w:type="dxa"/>
             <w:tcBorders>
-              <w:top w:val="nil"/>
-              <w:left w:val="nil"/>
-              <w:bottom w:val="nil"/>
-              <w:right w:val="nil"/>
+              <w:top w:val="single" w:sz="5" w:color="A5BAC2"/>
+              <w:left w:val="single" w:sz="5" w:color="A5BAC2"/>
+              <w:bottom w:val="single" w:sz="5" w:color="A5BAC2"/>
+              <w:right w:val="single" w:sz="5" w:color="A5BAC2"/>
             </w:tcBorders>
             <w:vAlign w:val="center"/>
+            <w:shd w:fill="FFFFFF"/>
+            <w:tcMar>
+              <w:top w:w="90" w:type="dxa"/>
+              <w:bottom w:w="90" w:type="dxa"/>
+              <w:left w:w="105" w:type="dxa"/>
+              <w:right w:w="105" w:type="dxa"/>
+            </w:tcMar>
           </w:tcPr>
           <w:p>
+            <w:pPr>
+              <w:spacing w:before="0" w:after="0" w:line="240" w:lineRule="auto"/>
+              <w:jc w:val="center"/>
+            </w:pPr>
             <w:r>
+              <w:rPr>
+                <w:rFonts w:ascii="Aptos" w:hAnsi="Aptos"/>
+                <w:sz w:val="19"/>
+              </w:rPr>
               <w:t>85</w:t>
             </w:r>
           </w:p>
         </w:tc>
         <w:tc>
           <w:tcPr>
-            <w:tcW w:w="3269" w:type="dxa"/>
+            <w:tcW w:w="3345" w:type="dxa"/>
             <w:tcBorders>
-              <w:top w:val="nil"/>
-              <w:left w:val="nil"/>
-              <w:bottom w:val="nil"/>
-              <w:right w:val="nil"/>
+              <w:top w:val="single" w:sz="5" w:color="A5BAC2"/>
+              <w:left w:val="single" w:sz="5" w:color="A5BAC2"/>
+              <w:bottom w:val="single" w:sz="5" w:color="A5BAC2"/>
+              <w:right w:val="single" w:sz="5" w:color="A5BAC2"/>
             </w:tcBorders>
             <w:vAlign w:val="center"/>
+            <w:shd w:fill="FFFFFF"/>
+            <w:tcMar>
+              <w:top w:w="90" w:type="dxa"/>
+              <w:bottom w:w="90" w:type="dxa"/>
+              <w:left w:w="105" w:type="dxa"/>
+              <w:right w:w="105" w:type="dxa"/>
+            </w:tcMar>
           </w:tcPr>
           <w:p>
-            <w:r/>
+            <w:pPr>
+              <w:spacing w:before="0" w:after="0" w:line="240" w:lineRule="auto"/>
+              <w:jc w:val="center"/>
+            </w:pPr>
+            <w:r>
+              <w:rPr>
+                <w:rFonts w:ascii="Aptos" w:hAnsi="Aptos"/>
+                <w:sz w:val="19"/>
+              </w:rPr>
+            </w:r>
           </w:p>
         </w:tc>
         <w:tc>
           <w:tcPr>
-            <w:tcW w:w="3269" w:type="dxa"/>
+            <w:tcW w:w="3345" w:type="dxa"/>
             <w:tcBorders>
-              <w:top w:val="nil"/>
-              <w:left w:val="nil"/>
-              <w:bottom w:val="nil"/>
-              <w:right w:val="nil"/>
+              <w:top w:val="single" w:sz="5" w:color="A5BAC2"/>
+              <w:left w:val="single" w:sz="5" w:color="A5BAC2"/>
+              <w:bottom w:val="single" w:sz="5" w:color="A5BAC2"/>
+              <w:right w:val="single" w:sz="5" w:color="A5BAC2"/>
             </w:tcBorders>
             <w:vAlign w:val="center"/>
+            <w:shd w:fill="FFFFFF"/>
+            <w:tcMar>
+              <w:top w:w="90" w:type="dxa"/>
+              <w:bottom w:w="90" w:type="dxa"/>
+              <w:left w:w="105" w:type="dxa"/>
+              <w:right w:w="105" w:type="dxa"/>
+            </w:tcMar>
           </w:tcPr>
           <w:p>
-            <w:r/>
+            <w:pPr>
+              <w:spacing w:before="0" w:after="0" w:line="240" w:lineRule="auto"/>
+              <w:jc w:val="center"/>
+            </w:pPr>
+            <w:r>
+              <w:rPr>
+                <w:rFonts w:ascii="Aptos" w:hAnsi="Aptos"/>
+                <w:sz w:val="19"/>
+              </w:rPr>
+            </w:r>
           </w:p>
         </w:tc>
       </w:tr>
       <w:tr>
         <w:trPr>
+          <w:trHeight w:val="475" w:hRule="atLeast"/>
           <w:jc w:val="center"/>
+          <w:cantSplit/>
         </w:trPr>
         <w:tc>
           <w:tcPr>
-            <w:tcW w:w="3168" w:type="dxa"/>
+            <w:tcW w:w="3005" w:type="dxa"/>
             <w:tcBorders>
-              <w:top w:val="nil"/>
-              <w:left w:val="nil"/>
-              <w:bottom w:val="nil"/>
-              <w:right w:val="nil"/>
+              <w:top w:val="single" w:sz="5" w:color="A5BAC2"/>
+              <w:left w:val="single" w:sz="5" w:color="A5BAC2"/>
+              <w:bottom w:val="single" w:sz="5" w:color="A5BAC2"/>
+              <w:right w:val="single" w:sz="5" w:color="A5BAC2"/>
             </w:tcBorders>
-            <w:shd w:val="clear" w:color="auto" w:fill="F5F8F9"/>
             <w:vAlign w:val="center"/>
+            <w:shd w:fill="F5F8F9"/>
+            <w:tcMar>
+              <w:top w:w="90" w:type="dxa"/>
+              <w:bottom w:w="90" w:type="dxa"/>
+              <w:left w:w="105" w:type="dxa"/>
+              <w:right w:w="105" w:type="dxa"/>
+            </w:tcMar>
           </w:tcPr>
           <w:p>
+            <w:pPr>
+              <w:spacing w:before="0" w:after="0" w:line="240" w:lineRule="auto"/>
+              <w:jc w:val="center"/>
+            </w:pPr>
             <w:r>
+              <w:rPr>
+                <w:rFonts w:ascii="Aptos" w:hAnsi="Aptos"/>
+                <w:sz w:val="19"/>
+              </w:rPr>
               <w:t>170</w:t>
             </w:r>
           </w:p>
         </w:tc>
         <w:tc>
           <w:tcPr>
-            <w:tcW w:w="3269" w:type="dxa"/>
+            <w:tcW w:w="3345" w:type="dxa"/>
             <w:tcBorders>
-              <w:top w:val="nil"/>
-              <w:left w:val="nil"/>
-              <w:bottom w:val="nil"/>
-              <w:right w:val="nil"/>
+              <w:top w:val="single" w:sz="5" w:color="A5BAC2"/>
+              <w:left w:val="single" w:sz="5" w:color="A5BAC2"/>
+              <w:bottom w:val="single" w:sz="5" w:color="A5BAC2"/>
+              <w:right w:val="single" w:sz="5" w:color="A5BAC2"/>
             </w:tcBorders>
-            <w:shd w:val="clear" w:color="auto" w:fill="F5F8F9"/>
             <w:vAlign w:val="center"/>
+            <w:shd w:fill="F5F8F9"/>
+            <w:tcMar>
+              <w:top w:w="90" w:type="dxa"/>
+              <w:bottom w:w="90" w:type="dxa"/>
+              <w:left w:w="105" w:type="dxa"/>
+              <w:right w:w="105" w:type="dxa"/>
+            </w:tcMar>
           </w:tcPr>
           <w:p>
-            <w:r/>
+            <w:pPr>
+              <w:spacing w:before="0" w:after="0" w:line="240" w:lineRule="auto"/>
+              <w:jc w:val="center"/>
+            </w:pPr>
+            <w:r>
+              <w:rPr>
+                <w:rFonts w:ascii="Aptos" w:hAnsi="Aptos"/>
+                <w:sz w:val="19"/>
+              </w:rPr>
+            </w:r>
           </w:p>
         </w:tc>
         <w:tc>
           <w:tcPr>
-            <w:tcW w:w="3269" w:type="dxa"/>
+            <w:tcW w:w="3345" w:type="dxa"/>
             <w:tcBorders>
-              <w:top w:val="nil"/>
-              <w:left w:val="nil"/>
-              <w:bottom w:val="nil"/>
-              <w:right w:val="nil"/>
+              <w:top w:val="single" w:sz="5" w:color="A5BAC2"/>
+              <w:left w:val="single" w:sz="5" w:color="A5BAC2"/>
+              <w:bottom w:val="single" w:sz="5" w:color="A5BAC2"/>
+              <w:right w:val="single" w:sz="5" w:color="A5BAC2"/>
             </w:tcBorders>
-            <w:shd w:val="clear" w:color="auto" w:fill="F5F8F9"/>
             <w:vAlign w:val="center"/>
+            <w:shd w:fill="F5F8F9"/>
+            <w:tcMar>
+              <w:top w:w="90" w:type="dxa"/>
+              <w:bottom w:w="90" w:type="dxa"/>
+              <w:left w:w="105" w:type="dxa"/>
+              <w:right w:w="105" w:type="dxa"/>
+            </w:tcMar>
           </w:tcPr>
           <w:p>
-            <w:r/>
+            <w:pPr>
+              <w:spacing w:before="0" w:after="0" w:line="240" w:lineRule="auto"/>
+              <w:jc w:val="center"/>
+            </w:pPr>
+            <w:r>
+              <w:rPr>
+                <w:rFonts w:ascii="Aptos" w:hAnsi="Aptos"/>
+                <w:sz w:val="19"/>
+              </w:rPr>
+            </w:r>
           </w:p>
         </w:tc>
       </w:tr>
       <w:tr>
         <w:trPr>
+          <w:trHeight w:val="475" w:hRule="atLeast"/>
           <w:jc w:val="center"/>
+          <w:cantSplit/>
         </w:trPr>
         <w:tc>
           <w:tcPr>
-            <w:tcW w:w="3168" w:type="dxa"/>
+            <w:tcW w:w="3005" w:type="dxa"/>
             <w:tcBorders>
-              <w:top w:val="nil"/>
-              <w:left w:val="nil"/>
-              <w:bottom w:val="nil"/>
-              <w:right w:val="nil"/>
+              <w:top w:val="single" w:sz="5" w:color="A5BAC2"/>
+              <w:left w:val="single" w:sz="5" w:color="A5BAC2"/>
+              <w:bottom w:val="single" w:sz="5" w:color="A5BAC2"/>
+              <w:right w:val="single" w:sz="5" w:color="A5BAC2"/>
             </w:tcBorders>
             <w:vAlign w:val="center"/>
+            <w:shd w:fill="FFFFFF"/>
+            <w:tcMar>
+              <w:top w:w="90" w:type="dxa"/>
+              <w:bottom w:w="90" w:type="dxa"/>
+              <w:left w:w="105" w:type="dxa"/>
+              <w:right w:w="105" w:type="dxa"/>
+            </w:tcMar>
           </w:tcPr>
           <w:p>
+            <w:pPr>
+              <w:spacing w:before="0" w:after="0" w:line="240" w:lineRule="auto"/>
+              <w:jc w:val="center"/>
+            </w:pPr>
             <w:r>
+              <w:rPr>
+                <w:rFonts w:ascii="Aptos" w:hAnsi="Aptos"/>
+                <w:sz w:val="19"/>
+              </w:rPr>
               <w:t>255</w:t>
             </w:r>
           </w:p>
         </w:tc>
         <w:tc>
           <w:tcPr>
-            <w:tcW w:w="3269" w:type="dxa"/>
+            <w:tcW w:w="3345" w:type="dxa"/>
             <w:tcBorders>
-              <w:top w:val="nil"/>
-              <w:left w:val="nil"/>
-              <w:bottom w:val="nil"/>
-              <w:right w:val="nil"/>
+              <w:top w:val="single" w:sz="5" w:color="A5BAC2"/>
+              <w:left w:val="single" w:sz="5" w:color="A5BAC2"/>
+              <w:bottom w:val="single" w:sz="5" w:color="A5BAC2"/>
+              <w:right w:val="single" w:sz="5" w:color="A5BAC2"/>
             </w:tcBorders>
             <w:vAlign w:val="center"/>
+            <w:shd w:fill="FFFFFF"/>
+            <w:tcMar>
+              <w:top w:w="90" w:type="dxa"/>
+              <w:bottom w:w="90" w:type="dxa"/>
+              <w:left w:w="105" w:type="dxa"/>
+              <w:right w:w="105" w:type="dxa"/>
+            </w:tcMar>
           </w:tcPr>
           <w:p>
-            <w:r/>
+            <w:pPr>
+              <w:spacing w:before="0" w:after="0" w:line="240" w:lineRule="auto"/>
+              <w:jc w:val="center"/>
+            </w:pPr>
+            <w:r>
+              <w:rPr>
+                <w:rFonts w:ascii="Aptos" w:hAnsi="Aptos"/>
+                <w:sz w:val="19"/>
+              </w:rPr>
+            </w:r>
           </w:p>
         </w:tc>
         <w:tc>
           <w:tcPr>
-            <w:tcW w:w="3269" w:type="dxa"/>
+            <w:tcW w:w="3345" w:type="dxa"/>
             <w:tcBorders>
-              <w:top w:val="nil"/>
-              <w:left w:val="nil"/>
-              <w:bottom w:val="nil"/>
-              <w:right w:val="nil"/>
+              <w:top w:val="single" w:sz="5" w:color="A5BAC2"/>
+              <w:left w:val="single" w:sz="5" w:color="A5BAC2"/>
+              <w:bottom w:val="single" w:sz="5" w:color="A5BAC2"/>
+              <w:right w:val="single" w:sz="5" w:color="A5BAC2"/>
             </w:tcBorders>
             <w:vAlign w:val="center"/>
+            <w:shd w:fill="FFFFFF"/>
+            <w:tcMar>
+              <w:top w:w="90" w:type="dxa"/>
+              <w:bottom w:w="90" w:type="dxa"/>
+              <w:left w:w="105" w:type="dxa"/>
+              <w:right w:w="105" w:type="dxa"/>
+            </w:tcMar>
           </w:tcPr>
           <w:p>
-            <w:r/>
+            <w:pPr>
+              <w:spacing w:before="0" w:after="0" w:line="240" w:lineRule="auto"/>
+              <w:jc w:val="center"/>
+            </w:pPr>
+            <w:r>
+              <w:rPr>
+                <w:rFonts w:ascii="Aptos" w:hAnsi="Aptos"/>
+                <w:sz w:val="19"/>
+              </w:rPr>
+            </w:r>
           </w:p>
         </w:tc>
       </w:tr>
       <w:tr>
         <w:trPr>
+          <w:trHeight w:val="475" w:hRule="atLeast"/>
           <w:jc w:val="center"/>
+          <w:cantSplit/>
         </w:trPr>
         <w:tc>
           <w:tcPr>
-            <w:tcW w:w="3168" w:type="dxa"/>
+            <w:tcW w:w="3005" w:type="dxa"/>
             <w:tcBorders>
-              <w:top w:val="nil"/>
-              <w:left w:val="nil"/>
-              <w:bottom w:val="nil"/>
-              <w:right w:val="nil"/>
+              <w:top w:val="single" w:sz="5" w:color="A5BAC2"/>
+              <w:left w:val="single" w:sz="5" w:color="A5BAC2"/>
+              <w:bottom w:val="single" w:sz="5" w:color="A5BAC2"/>
+              <w:right w:val="single" w:sz="5" w:color="A5BAC2"/>
             </w:tcBorders>
-            <w:shd w:val="clear" w:color="auto" w:fill="F5F8F9"/>
             <w:vAlign w:val="center"/>
+            <w:shd w:fill="F5F8F9"/>
+            <w:tcMar>
+              <w:top w:w="90" w:type="dxa"/>
+              <w:bottom w:w="90" w:type="dxa"/>
+              <w:left w:w="105" w:type="dxa"/>
+              <w:right w:w="105" w:type="dxa"/>
+            </w:tcMar>
           </w:tcPr>
           <w:p>
+            <w:pPr>
+              <w:spacing w:before="0" w:after="0" w:line="240" w:lineRule="auto"/>
+              <w:jc w:val="center"/>
+            </w:pPr>
             <w:r>
+              <w:rPr>
+                <w:rFonts w:ascii="Aptos" w:hAnsi="Aptos"/>
+                <w:sz w:val="19"/>
+              </w:rPr>
               <w:t>340</w:t>
             </w:r>
           </w:p>
         </w:tc>
         <w:tc>
           <w:tcPr>
-            <w:tcW w:w="3269" w:type="dxa"/>
+            <w:tcW w:w="3345" w:type="dxa"/>
             <w:tcBorders>
-              <w:top w:val="nil"/>
-              <w:left w:val="nil"/>
-              <w:bottom w:val="nil"/>
-              <w:right w:val="nil"/>
+              <w:top w:val="single" w:sz="5" w:color="A5BAC2"/>
+              <w:left w:val="single" w:sz="5" w:color="A5BAC2"/>
+              <w:bottom w:val="single" w:sz="5" w:color="A5BAC2"/>
+              <w:right w:val="single" w:sz="5" w:color="A5BAC2"/>
             </w:tcBorders>
-            <w:shd w:val="clear" w:color="auto" w:fill="F5F8F9"/>
             <w:vAlign w:val="center"/>
+            <w:shd w:fill="F5F8F9"/>
+            <w:tcMar>
+              <w:top w:w="90" w:type="dxa"/>
+              <w:bottom w:w="90" w:type="dxa"/>
+              <w:left w:w="105" w:type="dxa"/>
+              <w:right w:w="105" w:type="dxa"/>
+            </w:tcMar>
           </w:tcPr>
           <w:p>
-            <w:r/>
+            <w:pPr>
+              <w:spacing w:before="0" w:after="0" w:line="240" w:lineRule="auto"/>
+              <w:jc w:val="center"/>
+            </w:pPr>
+            <w:r>
+              <w:rPr>
+                <w:rFonts w:ascii="Aptos" w:hAnsi="Aptos"/>
+                <w:sz w:val="19"/>
+              </w:rPr>
+            </w:r>
           </w:p>
         </w:tc>
         <w:tc>
           <w:tcPr>
-            <w:tcW w:w="3269" w:type="dxa"/>
+            <w:tcW w:w="3345" w:type="dxa"/>
             <w:tcBorders>
-              <w:top w:val="nil"/>
-              <w:left w:val="nil"/>
-              <w:bottom w:val="nil"/>
-              <w:right w:val="nil"/>
+              <w:top w:val="single" w:sz="5" w:color="A5BAC2"/>
+              <w:left w:val="single" w:sz="5" w:color="A5BAC2"/>
+              <w:bottom w:val="single" w:sz="5" w:color="A5BAC2"/>
+              <w:right w:val="single" w:sz="5" w:color="A5BAC2"/>
             </w:tcBorders>
-            <w:shd w:val="clear" w:color="auto" w:fill="F5F8F9"/>
             <w:vAlign w:val="center"/>
+            <w:shd w:fill="F5F8F9"/>
+            <w:tcMar>
+              <w:top w:w="90" w:type="dxa"/>
+              <w:bottom w:w="90" w:type="dxa"/>
+              <w:left w:w="105" w:type="dxa"/>
+              <w:right w:w="105" w:type="dxa"/>
+            </w:tcMar>
           </w:tcPr>
           <w:p>
-            <w:r/>
+            <w:pPr>
+              <w:spacing w:before="0" w:after="0" w:line="240" w:lineRule="auto"/>
+              <w:jc w:val="center"/>
+            </w:pPr>
+            <w:r>
+              <w:rPr>
+                <w:rFonts w:ascii="Aptos" w:hAnsi="Aptos"/>
+                <w:sz w:val="19"/>
+              </w:rPr>
+            </w:r>
           </w:p>
         </w:tc>
       </w:tr>
@@ -2046,112 +2360,216 @@
         <w:tblLook w:val="04A0" w:firstRow="1" w:lastRow="0" w:firstColumn="1" w:lastColumn="0" w:noHBand="0" w:noVBand="1"/>
       </w:tblPr>
       <w:tblGrid>
-        <w:gridCol w:w="1944"/>
-        <w:gridCol w:w="2448"/>
-        <w:gridCol w:w="2088"/>
-        <w:gridCol w:w="2736"/>
+        <w:gridCol w:w="1984"/>
+        <w:gridCol w:w="2438"/>
+        <w:gridCol w:w="2438"/>
+        <w:gridCol w:w="2835"/>
       </w:tblGrid>
       <w:tr>
         <w:trPr>
+          <w:trHeight w:val="605" w:hRule="atLeast"/>
           <w:tblHeader/>
           <w:jc w:val="center"/>
+          <w:cantSplit/>
         </w:trPr>
         <w:tc>
           <w:tcPr>
-            <w:tcW w:w="1944" w:type="dxa"/>
+            <w:tcW w:w="1984" w:type="dxa"/>
             <w:tcBorders>
-              <w:top w:val="single" w:color="78929E" w:sz="6" w:space="0"/>
-              <w:left w:val="nil"/>
-              <w:bottom w:val="single" w:color="78929E" w:sz="6" w:space="0"/>
-              <w:right w:val="nil"/>
+              <w:top w:val="single" w:color="A5BAC2" w:sz="5" w:space="0"/>
+              <w:left w:val="single" w:sz="5" w:color="A5BAC2"/>
+              <w:bottom w:val="single" w:color="A5BAC2" w:sz="5" w:space="0"/>
+              <w:right w:val="single" w:sz="5" w:color="A5BAC2"/>
             </w:tcBorders>
-            <w:shd w:val="clear" w:color="auto" w:fill="E3ECEF"/>
             <w:vAlign w:val="center"/>
+            <w:shd w:fill="E5EFF3"/>
+            <w:tcMar>
+              <w:top w:w="90" w:type="dxa"/>
+              <w:bottom w:w="90" w:type="dxa"/>
+              <w:left w:w="105" w:type="dxa"/>
+              <w:right w:w="105" w:type="dxa"/>
+            </w:tcMar>
           </w:tcPr>
           <w:p>
+            <w:pPr>
+              <w:spacing w:before="0" w:after="0" w:line="240" w:lineRule="auto"/>
+              <w:jc w:val="left"/>
+            </w:pPr>
             <w:r>
+              <w:rPr>
+                <w:rFonts w:ascii="Aptos" w:hAnsi="Aptos"/>
+                <w:b/>
+                <w:color w:val="0D3245"/>
+                <w:sz w:val="19"/>
+              </w:rPr>
               <w:t>Bead diameter [mm]</w:t>
             </w:r>
           </w:p>
         </w:tc>
         <w:tc>
           <w:tcPr>
-            <w:tcW w:w="2448" w:type="dxa"/>
+            <w:tcW w:w="2438" w:type="dxa"/>
             <w:tcBorders>
-              <w:top w:val="single" w:color="78929E" w:sz="6" w:space="0"/>
-              <w:left w:val="nil"/>
-              <w:bottom w:val="single" w:color="78929E" w:sz="6" w:space="0"/>
-              <w:right w:val="nil"/>
+              <w:top w:val="single" w:color="A5BAC2" w:sz="5" w:space="0"/>
+              <w:left w:val="single" w:sz="5" w:color="A5BAC2"/>
+              <w:bottom w:val="single" w:color="A5BAC2" w:sz="5" w:space="0"/>
+              <w:right w:val="single" w:sz="5" w:color="A5BAC2"/>
             </w:tcBorders>
-            <w:shd w:val="clear" w:color="auto" w:fill="E3ECEF"/>
             <w:vAlign w:val="center"/>
+            <w:shd w:fill="E5EFF3"/>
+            <w:tcMar>
+              <w:top w:w="90" w:type="dxa"/>
+              <w:bottom w:w="90" w:type="dxa"/>
+              <w:left w:w="105" w:type="dxa"/>
+              <w:right w:w="105" w:type="dxa"/>
+            </w:tcMar>
           </w:tcPr>
           <w:p>
+            <w:pPr>
+              <w:spacing w:before="0" w:after="0" w:line="240" w:lineRule="auto"/>
+              <w:jc w:val="left"/>
+            </w:pPr>
             <w:r>
+              <w:rPr>
+                <w:rFonts w:ascii="Aptos" w:hAnsi="Aptos"/>
+                <w:b/>
+                <w:color w:val="0D3245"/>
+                <w:sz w:val="19"/>
+              </w:rPr>
               <w:t>Initial rate [mM/min]</w:t>
             </w:r>
           </w:p>
         </w:tc>
         <w:tc>
           <w:tcPr>
-            <w:tcW w:w="2088" w:type="dxa"/>
+            <w:tcW w:w="2438" w:type="dxa"/>
             <w:tcBorders>
-              <w:top w:val="single" w:color="78929E" w:sz="6" w:space="0"/>
-              <w:left w:val="nil"/>
-              <w:bottom w:val="single" w:color="78929E" w:sz="6" w:space="0"/>
-              <w:right w:val="nil"/>
+              <w:top w:val="single" w:color="A5BAC2" w:sz="5" w:space="0"/>
+              <w:left w:val="single" w:sz="5" w:color="A5BAC2"/>
+              <w:bottom w:val="single" w:color="A5BAC2" w:sz="5" w:space="0"/>
+              <w:right w:val="single" w:sz="5" w:color="A5BAC2"/>
             </w:tcBorders>
-            <w:shd w:val="clear" w:color="auto" w:fill="E3ECEF"/>
             <w:vAlign w:val="center"/>
+            <w:shd w:fill="E5EFF3"/>
+            <w:tcMar>
+              <w:top w:w="90" w:type="dxa"/>
+              <w:bottom w:w="90" w:type="dxa"/>
+              <w:left w:w="105" w:type="dxa"/>
+              <w:right w:w="105" w:type="dxa"/>
+            </w:tcMar>
           </w:tcPr>
           <w:p>
+            <w:pPr>
+              <w:spacing w:before="0" w:after="0" w:line="240" w:lineRule="auto"/>
+              <w:jc w:val="left"/>
+            </w:pPr>
             <w:r>
+              <w:rPr>
+                <w:rFonts w:ascii="Aptos" w:hAnsi="Aptos"/>
+                <w:b/>
+                <w:color w:val="0D3245"/>
+                <w:sz w:val="19"/>
+              </w:rPr>
               <w:t>Final conversion [%]</w:t>
             </w:r>
           </w:p>
         </w:tc>
         <w:tc>
           <w:tcPr>
-            <w:tcW w:w="2736" w:type="dxa"/>
+            <w:tcW w:w="2835" w:type="dxa"/>
             <w:tcBorders>
-              <w:top w:val="single" w:color="78929E" w:sz="6" w:space="0"/>
-              <w:left w:val="nil"/>
-              <w:bottom w:val="single" w:color="78929E" w:sz="6" w:space="0"/>
-              <w:right w:val="nil"/>
+              <w:top w:val="single" w:color="A5BAC2" w:sz="5" w:space="0"/>
+              <w:left w:val="single" w:sz="5" w:color="A5BAC2"/>
+              <w:bottom w:val="single" w:color="A5BAC2" w:sz="5" w:space="0"/>
+              <w:right w:val="single" w:sz="5" w:color="A5BAC2"/>
             </w:tcBorders>
-            <w:shd w:val="clear" w:color="auto" w:fill="E3ECEF"/>
             <w:vAlign w:val="center"/>
+            <w:shd w:fill="E5EFF3"/>
+            <w:tcMar>
+              <w:top w:w="90" w:type="dxa"/>
+              <w:bottom w:w="90" w:type="dxa"/>
+              <w:left w:w="105" w:type="dxa"/>
+              <w:right w:w="105" w:type="dxa"/>
+            </w:tcMar>
           </w:tcPr>
           <w:p>
+            <w:pPr>
+              <w:spacing w:before="0" w:after="0" w:line="240" w:lineRule="auto"/>
+              <w:jc w:val="left"/>
+            </w:pPr>
             <w:r>
-              <w:t>Internal effectiveness factor, ηᵢ [–]</w:t>
+              <w:rPr>
+                <w:rFonts w:ascii="Aptos" w:hAnsi="Aptos"/>
+                <w:b/>
+                <w:color w:val="0D3245"/>
+                <w:sz w:val="19"/>
+              </w:rPr>
+              <w:t xml:space="preserve">Internal effectiveness factor, </w:t>
+            </w:r>
+            <w:r>
+              <w:rPr>
+                <w:rFonts w:ascii="Aptos" w:hAnsi="Aptos"/>
+                <w:b/>
+                <w:color w:val="0D3245"/>
+                <w:sz w:val="19"/>
+              </w:rPr>
+              <w:t>η</w:t>
+            </w:r>
+            <w:r>
+              <w:rPr>
+                <w:rFonts w:ascii="Aptos" w:hAnsi="Aptos"/>
+                <w:b/>
+                <w:color w:val="0D3245"/>
+                <w:sz w:val="19"/>
+                <w:vertAlign w:val="subscript"/>
+              </w:rPr>
+              <w:t>i</w:t>
+            </w:r>
+            <w:r>
+              <w:rPr>
+                <w:rFonts w:ascii="Aptos" w:hAnsi="Aptos"/>
+                <w:b/>
+                <w:color w:val="0D3245"/>
+                <w:sz w:val="19"/>
+              </w:rPr>
+              <w:t xml:space="preserve"> [–]</w:t>
             </w:r>
           </w:p>
         </w:tc>
       </w:tr>
       <w:tr>
         <w:trPr>
+          <w:trHeight w:val="475" w:hRule="atLeast"/>
           <w:jc w:val="center"/>
+          <w:cantSplit/>
         </w:trPr>
         <w:tc>
           <w:tcPr>
-            <w:tcW w:w="1944" w:type="dxa"/>
+            <w:tcW w:w="1984" w:type="dxa"/>
             <w:tcBorders>
-              <w:top w:val="nil"/>
-              <w:left w:val="nil"/>
-              <w:bottom w:val="nil"/>
-              <w:right w:val="nil"/>
+              <w:top w:val="single" w:sz="5" w:color="A5BAC2"/>
+              <w:left w:val="single" w:sz="5" w:color="A5BAC2"/>
+              <w:bottom w:val="single" w:sz="5" w:color="A5BAC2"/>
+              <w:right w:val="single" w:sz="5" w:color="A5BAC2"/>
             </w:tcBorders>
             <w:vAlign w:val="center"/>
+            <w:shd w:fill="FFFFFF"/>
+            <w:tcMar>
+              <w:top w:w="90" w:type="dxa"/>
+              <w:bottom w:w="90" w:type="dxa"/>
+              <w:left w:w="105" w:type="dxa"/>
+              <w:right w:w="105" w:type="dxa"/>
+            </w:tcMar>
           </w:tcPr>
           <w:p>
             <w:pPr>
-              <w:spacing w:after="0" w:line="240" w:lineRule="auto"/>
+              <w:spacing w:after="0" w:line="240" w:lineRule="auto" w:before="0"/>
               <w:jc w:val="center"/>
             </w:pPr>
             <w:r>
               <w:rPr>
-                <w:sz w:val="22"/>
+                <w:rFonts w:ascii="Aptos" w:hAnsi="Aptos"/>
+                <w:sz w:val="19"/>
               </w:rPr>
               <w:t>2.8</w:t>
             </w:r>
@@ -2159,54 +2577,75 @@
         </w:tc>
         <w:tc>
           <w:tcPr>
-            <w:tcW w:w="2448" w:type="dxa"/>
+            <w:tcW w:w="2438" w:type="dxa"/>
             <w:tcBorders>
-              <w:top w:val="nil"/>
-              <w:left w:val="nil"/>
-              <w:bottom w:val="nil"/>
-              <w:right w:val="nil"/>
+              <w:top w:val="single" w:sz="5" w:color="A5BAC2"/>
+              <w:left w:val="single" w:sz="5" w:color="A5BAC2"/>
+              <w:bottom w:val="single" w:sz="5" w:color="A5BAC2"/>
+              <w:right w:val="single" w:sz="5" w:color="A5BAC2"/>
             </w:tcBorders>
             <w:vAlign w:val="center"/>
+            <w:shd w:fill="FFFFFF"/>
+            <w:tcMar>
+              <w:top w:w="90" w:type="dxa"/>
+              <w:bottom w:w="90" w:type="dxa"/>
+              <w:left w:w="105" w:type="dxa"/>
+              <w:right w:w="105" w:type="dxa"/>
+            </w:tcMar>
           </w:tcPr>
           <w:p>
             <w:pPr>
-              <w:spacing w:after="0" w:line="240" w:lineRule="auto"/>
+              <w:spacing w:after="0" w:line="240" w:lineRule="auto" w:before="0"/>
               <w:jc w:val="center"/>
             </w:pPr>
           </w:p>
         </w:tc>
         <w:tc>
           <w:tcPr>
-            <w:tcW w:w="2088" w:type="dxa"/>
+            <w:tcW w:w="2438" w:type="dxa"/>
             <w:tcBorders>
-              <w:top w:val="nil"/>
-              <w:left w:val="nil"/>
-              <w:bottom w:val="nil"/>
-              <w:right w:val="nil"/>
+              <w:top w:val="single" w:sz="5" w:color="A5BAC2"/>
+              <w:left w:val="single" w:sz="5" w:color="A5BAC2"/>
+              <w:bottom w:val="single" w:sz="5" w:color="A5BAC2"/>
+              <w:right w:val="single" w:sz="5" w:color="A5BAC2"/>
             </w:tcBorders>
             <w:vAlign w:val="center"/>
+            <w:shd w:fill="FFFFFF"/>
+            <w:tcMar>
+              <w:top w:w="90" w:type="dxa"/>
+              <w:bottom w:w="90" w:type="dxa"/>
+              <w:left w:w="105" w:type="dxa"/>
+              <w:right w:w="105" w:type="dxa"/>
+            </w:tcMar>
           </w:tcPr>
           <w:p>
             <w:pPr>
-              <w:spacing w:after="0" w:line="240" w:lineRule="auto"/>
+              <w:spacing w:after="0" w:line="240" w:lineRule="auto" w:before="0"/>
               <w:jc w:val="center"/>
             </w:pPr>
           </w:p>
         </w:tc>
         <w:tc>
           <w:tcPr>
-            <w:tcW w:w="2736" w:type="dxa"/>
+            <w:tcW w:w="2835" w:type="dxa"/>
             <w:tcBorders>
-              <w:top w:val="nil"/>
-              <w:left w:val="nil"/>
-              <w:bottom w:val="nil"/>
-              <w:right w:val="nil"/>
+              <w:top w:val="single" w:sz="5" w:color="A5BAC2"/>
+              <w:left w:val="single" w:sz="5" w:color="A5BAC2"/>
+              <w:bottom w:val="single" w:sz="5" w:color="A5BAC2"/>
+              <w:right w:val="single" w:sz="5" w:color="A5BAC2"/>
             </w:tcBorders>
             <w:vAlign w:val="center"/>
+            <w:shd w:fill="FFFFFF"/>
+            <w:tcMar>
+              <w:top w:w="90" w:type="dxa"/>
+              <w:bottom w:w="90" w:type="dxa"/>
+              <w:left w:w="105" w:type="dxa"/>
+              <w:right w:w="105" w:type="dxa"/>
+            </w:tcMar>
           </w:tcPr>
           <w:p>
             <w:pPr>
-              <w:spacing w:after="0" w:line="240" w:lineRule="auto"/>
+              <w:spacing w:after="0" w:line="240" w:lineRule="auto" w:before="0"/>
               <w:jc w:val="center"/>
             </w:pPr>
           </w:p>
@@ -2214,28 +2653,37 @@
       </w:tr>
       <w:tr>
         <w:trPr>
+          <w:trHeight w:val="475" w:hRule="atLeast"/>
           <w:jc w:val="center"/>
+          <w:cantSplit/>
         </w:trPr>
         <w:tc>
           <w:tcPr>
-            <w:tcW w:w="1944" w:type="dxa"/>
+            <w:tcW w:w="1984" w:type="dxa"/>
             <w:tcBorders>
-              <w:top w:val="single" w:color="78929E" w:sz="6" w:space="0"/>
-              <w:left w:val="nil"/>
-              <w:bottom w:val="single" w:color="78929E" w:sz="6" w:space="0"/>
-              <w:right w:val="nil"/>
+              <w:top w:val="single" w:color="A5BAC2" w:sz="5" w:space="0"/>
+              <w:left w:val="single" w:sz="5" w:color="A5BAC2"/>
+              <w:bottom w:val="single" w:color="A5BAC2" w:sz="5" w:space="0"/>
+              <w:right w:val="single" w:sz="5" w:color="A5BAC2"/>
             </w:tcBorders>
-            <w:shd w:val="clear" w:color="auto" w:fill="F5F8F9"/>
             <w:vAlign w:val="center"/>
+            <w:shd w:fill="F5F8F9"/>
+            <w:tcMar>
+              <w:top w:w="90" w:type="dxa"/>
+              <w:bottom w:w="90" w:type="dxa"/>
+              <w:left w:w="105" w:type="dxa"/>
+              <w:right w:w="105" w:type="dxa"/>
+            </w:tcMar>
           </w:tcPr>
           <w:p>
             <w:pPr>
-              <w:spacing w:after="0" w:line="240" w:lineRule="auto"/>
+              <w:spacing w:after="0" w:line="240" w:lineRule="auto" w:before="0"/>
               <w:jc w:val="center"/>
             </w:pPr>
             <w:r>
               <w:rPr>
-                <w:sz w:val="22"/>
+                <w:rFonts w:ascii="Aptos" w:hAnsi="Aptos"/>
+                <w:sz w:val="19"/>
               </w:rPr>
               <w:t>4.6</w:t>
             </w:r>
@@ -2243,57 +2691,75 @@
         </w:tc>
         <w:tc>
           <w:tcPr>
-            <w:tcW w:w="2448" w:type="dxa"/>
+            <w:tcW w:w="2438" w:type="dxa"/>
             <w:tcBorders>
-              <w:top w:val="single" w:color="78929E" w:sz="6" w:space="0"/>
-              <w:left w:val="nil"/>
-              <w:bottom w:val="single" w:color="78929E" w:sz="6" w:space="0"/>
-              <w:right w:val="nil"/>
+              <w:top w:val="single" w:color="A5BAC2" w:sz="5" w:space="0"/>
+              <w:left w:val="single" w:sz="5" w:color="A5BAC2"/>
+              <w:bottom w:val="single" w:color="A5BAC2" w:sz="5" w:space="0"/>
+              <w:right w:val="single" w:sz="5" w:color="A5BAC2"/>
             </w:tcBorders>
-            <w:shd w:val="clear" w:color="auto" w:fill="F5F8F9"/>
             <w:vAlign w:val="center"/>
+            <w:shd w:fill="F5F8F9"/>
+            <w:tcMar>
+              <w:top w:w="90" w:type="dxa"/>
+              <w:bottom w:w="90" w:type="dxa"/>
+              <w:left w:w="105" w:type="dxa"/>
+              <w:right w:w="105" w:type="dxa"/>
+            </w:tcMar>
           </w:tcPr>
           <w:p>
             <w:pPr>
-              <w:spacing w:after="0" w:line="240" w:lineRule="auto"/>
+              <w:spacing w:after="0" w:line="240" w:lineRule="auto" w:before="0"/>
               <w:jc w:val="center"/>
             </w:pPr>
           </w:p>
         </w:tc>
         <w:tc>
           <w:tcPr>
-            <w:tcW w:w="2088" w:type="dxa"/>
+            <w:tcW w:w="2438" w:type="dxa"/>
             <w:tcBorders>
-              <w:top w:val="single" w:color="78929E" w:sz="6" w:space="0"/>
-              <w:left w:val="nil"/>
-              <w:bottom w:val="single" w:color="78929E" w:sz="6" w:space="0"/>
-              <w:right w:val="nil"/>
+              <w:top w:val="single" w:color="A5BAC2" w:sz="5" w:space="0"/>
+              <w:left w:val="single" w:sz="5" w:color="A5BAC2"/>
+              <w:bottom w:val="single" w:color="A5BAC2" w:sz="5" w:space="0"/>
+              <w:right w:val="single" w:sz="5" w:color="A5BAC2"/>
             </w:tcBorders>
-            <w:shd w:val="clear" w:color="auto" w:fill="F5F8F9"/>
             <w:vAlign w:val="center"/>
+            <w:shd w:fill="F5F8F9"/>
+            <w:tcMar>
+              <w:top w:w="90" w:type="dxa"/>
+              <w:bottom w:w="90" w:type="dxa"/>
+              <w:left w:w="105" w:type="dxa"/>
+              <w:right w:w="105" w:type="dxa"/>
+            </w:tcMar>
           </w:tcPr>
           <w:p>
             <w:pPr>
-              <w:spacing w:after="0" w:line="240" w:lineRule="auto"/>
+              <w:spacing w:after="0" w:line="240" w:lineRule="auto" w:before="0"/>
               <w:jc w:val="center"/>
             </w:pPr>
           </w:p>
         </w:tc>
         <w:tc>
           <w:tcPr>
-            <w:tcW w:w="2736" w:type="dxa"/>
+            <w:tcW w:w="2835" w:type="dxa"/>
             <w:tcBorders>
-              <w:top w:val="single" w:color="78929E" w:sz="6" w:space="0"/>
-              <w:left w:val="nil"/>
-              <w:bottom w:val="single" w:color="78929E" w:sz="6" w:space="0"/>
-              <w:right w:val="nil"/>
+              <w:top w:val="single" w:color="A5BAC2" w:sz="5" w:space="0"/>
+              <w:left w:val="single" w:sz="5" w:color="A5BAC2"/>
+              <w:bottom w:val="single" w:color="A5BAC2" w:sz="5" w:space="0"/>
+              <w:right w:val="single" w:sz="5" w:color="A5BAC2"/>
             </w:tcBorders>
-            <w:shd w:val="clear" w:color="auto" w:fill="F5F8F9"/>
             <w:vAlign w:val="center"/>
+            <w:shd w:fill="F5F8F9"/>
+            <w:tcMar>
+              <w:top w:w="90" w:type="dxa"/>
+              <w:bottom w:w="90" w:type="dxa"/>
+              <w:left w:w="105" w:type="dxa"/>
+              <w:right w:w="105" w:type="dxa"/>
+            </w:tcMar>
           </w:tcPr>
           <w:p>
             <w:pPr>
-              <w:spacing w:after="0" w:line="240" w:lineRule="auto"/>
+              <w:spacing w:after="0" w:line="240" w:lineRule="auto" w:before="0"/>
               <w:jc w:val="center"/>
             </w:pPr>
           </w:p>
@@ -2362,7 +2828,36 @@
         <w:widowControl/>
       </w:pPr>
       <w:r>
-        <w:t>The internal effectiveness factor, ηᵢ, is the integrated whole-bead reaction rate divided by the rate expected if the entire bead were at its surface ONPG concentration. A smaller ηᵢ indicates stronger internal diffusion limitations.</w:t>
+        <w:rPr/>
+        <w:t xml:space="preserve">The internal effectiveness factor, </w:t>
+      </w:r>
+      <w:r>
+        <w:rPr/>
+        <w:t>η</w:t>
+      </w:r>
+      <w:r>
+        <w:rPr>
+          <w:vertAlign w:val="subscript"/>
+        </w:rPr>
+        <w:t>i</w:t>
+      </w:r>
+      <w:r>
+        <w:rPr/>
+        <w:t xml:space="preserve">, is the integrated whole-bead reaction rate divided by the rate expected if the entire bead were at its surface ONPG concentration. A smaller </w:t>
+      </w:r>
+      <w:r>
+        <w:rPr/>
+        <w:t>η</w:t>
+      </w:r>
+      <w:r>
+        <w:rPr>
+          <w:vertAlign w:val="subscript"/>
+        </w:rPr>
+        <w:t>i</w:t>
+      </w:r>
+      <w:r>
+        <w:rPr/>
+        <w:t xml:space="preserve"> indicates stronger internal diffusion limitations.</w:t>
       </w:r>
     </w:p>
     <w:p>
@@ -2664,21 +3159,11 @@
       </w:r>
       <m:oMath>
         <m:sSub>
-          <m:sSubPr>
-            <m:ctrlPr>
-              <w:rPr>
-                <w:rFonts w:ascii="Cambria Math" w:hAnsi="Cambria Math"/>
-              </w:rPr>
-            </m:ctrlPr>
-          </m:sSubPr>
           <m:e>
             <m:r>
               <m:rPr>
                 <m:sty m:val="p"/>
               </m:rPr>
-              <w:rPr>
-                <w:sz w:val="22"/>
-              </w:rPr>
               <m:t>η</m:t>
             </m:r>
           </m:e>
@@ -2687,9 +3172,6 @@
               <m:rPr>
                 <m:sty m:val="p"/>
               </m:rPr>
-              <w:rPr>
-                <w:sz w:val="22"/>
-              </w:rPr>
               <m:t>i</m:t>
             </m:r>
           </m:sub>
@@ -2852,21 +3334,11 @@
       <m:oMathPara>
         <m:oMath>
           <m:sSub>
-            <m:sSubPr>
-              <m:ctrlPr>
-                <w:rPr>
-                  <w:rFonts w:ascii="Cambria Math" w:hAnsi="Cambria Math"/>
-                </w:rPr>
-              </m:ctrlPr>
-            </m:sSubPr>
             <m:e>
               <m:r>
                 <m:rPr>
                   <m:sty m:val="p"/>
                 </m:rPr>
-                <w:rPr>
-                  <w:rFonts w:ascii="Cambria Math" w:hAnsi="Cambria Math"/>
-                </w:rPr>
                 <m:t>v</m:t>
               </m:r>
             </m:e>
@@ -2875,9 +3347,6 @@
                 <m:rPr>
                   <m:sty m:val="p"/>
                 </m:rPr>
-                <w:rPr>
-                  <w:rFonts w:ascii="Cambria Math" w:hAnsi="Cambria Math"/>
-                </w:rPr>
                 <m:t>0</m:t>
               </m:r>
             </m:sub>
@@ -2886,38 +3355,40 @@
             <m:rPr>
               <m:sty m:val="p"/>
             </m:rPr>
-            <w:rPr>
-              <w:rFonts w:ascii="Cambria Math" w:hAnsi="Cambria Math"/>
-            </w:rPr>
-            <m:t xml:space="preserve"> = </m:t>
+            <m:t> = </m:t>
           </m:r>
           <m:f>
-            <m:fPr>
-              <m:ctrlPr>
-                <w:rPr>
-                  <w:rFonts w:ascii="Cambria Math" w:hAnsi="Cambria Math"/>
-                </w:rPr>
-              </m:ctrlPr>
-            </m:fPr>
             <m:num>
               <m:r>
                 <m:rPr>
                   <m:sty m:val="p"/>
                 </m:rPr>
-                <w:rPr>
-                  <w:rFonts w:ascii="Cambria Math" w:hAnsi="Cambria Math"/>
-                </w:rPr>
-                <m:t>ΔC_ONP</m:t>
+                <m:t>Δ</m:t>
               </m:r>
+              <m:sSub>
+                <m:e>
+                  <m:r>
+                    <m:rPr>
+                      <m:sty m:val="p"/>
+                    </m:rPr>
+                    <m:t>C</m:t>
+                  </m:r>
+                </m:e>
+                <m:sub>
+                  <m:r>
+                    <m:rPr>
+                      <m:sty m:val="p"/>
+                    </m:rPr>
+                    <m:t>ONP</m:t>
+                  </m:r>
+                </m:sub>
+              </m:sSub>
             </m:num>
             <m:den>
               <m:r>
                 <m:rPr>
                   <m:sty m:val="p"/>
                 </m:rPr>
-                <w:rPr>
-                  <w:rFonts w:ascii="Cambria Math" w:hAnsi="Cambria Math"/>
-                </w:rPr>
                 <m:t>Δt</m:t>
               </m:r>
             </m:den>
@@ -2931,7 +3402,7 @@
         <w:widowControl/>
       </w:pPr>
       <w:r>
-        <w:t>The seven slopes become seven points on the rate-versus-initial-ONPG-concentration plot in Stage 5.</w:t>
+        <w:t>The seven initial rates appear together in Stage 5, including the one explicitly simulated 39.8 mM assay.</w:t>
       </w:r>
     </w:p>
     <w:p>
@@ -2997,88 +3468,178 @@
     </w:p>
     <w:tbl>
       <w:tblPr>
-        <w:tblW w:w="0" w:type="auto"/>
+        <w:tblW w:type="auto" w:w="0"/>
         <w:jc w:val="center"/>
-        <w:tblBorders>
-          <w:top w:val="single" w:color="708492" w:sz="8" w:space="0"/>
-          <w:left w:val="nil"/>
-          <w:bottom w:val="single" w:color="708492" w:sz="8" w:space="0"/>
-          <w:right w:val="nil"/>
-          <w:insideH w:val="single" w:color="BEC9CE" w:sz="5" w:space="0"/>
-          <w:insideV w:val="nil"/>
-        </w:tblBorders>
         <w:tblLayout w:type="fixed"/>
-        <w:tblLook w:val="04A0" w:firstRow="1" w:lastRow="0" w:firstColumn="1" w:lastColumn="0" w:noHBand="0" w:noVBand="1"/>
+        <w:tblLook w:firstColumn="1" w:firstRow="1" w:lastColumn="0" w:lastRow="0" w:noHBand="0" w:noVBand="1" w:val="04A0"/>
       </w:tblPr>
       <w:tblGrid>
-        <w:gridCol w:w="4853"/>
-        <w:gridCol w:w="4853"/>
+        <w:gridCol w:w="4847"/>
+        <w:gridCol w:w="4847"/>
       </w:tblGrid>
       <w:tr>
         <w:trPr>
+          <w:cantSplit/>
+          <w:trHeight w:val="605" w:hRule="atLeast"/>
           <w:tblHeader/>
-          <w:jc w:val="center"/>
         </w:trPr>
         <w:tc>
           <w:tcPr>
-            <w:tcW w:w="4853" w:type="dxa"/>
+            <w:tcW w:type="dxa" w:w="4847"/>
+            <w:vAlign w:val="center"/>
             <w:tcBorders>
-              <w:top w:val="single" w:color="78929E" w:sz="6" w:space="0"/>
-              <w:left w:val="nil"/>
-              <w:bottom w:val="single" w:color="78929E" w:sz="6" w:space="0"/>
-              <w:right w:val="nil"/>
+              <w:top w:val="single" w:sz="5" w:color="A5BAC2"/>
+              <w:left w:val="single" w:sz="5" w:color="A5BAC2"/>
+              <w:bottom w:val="single" w:sz="5" w:color="A5BAC2"/>
+              <w:right w:val="single" w:sz="5" w:color="A5BAC2"/>
             </w:tcBorders>
-            <w:shd w:val="clear" w:color="auto" w:fill="E3ECEF"/>
-            <w:vAlign w:val="center"/>
+            <w:shd w:fill="E5EFF3"/>
+            <w:tcMar>
+              <w:top w:w="90" w:type="dxa"/>
+              <w:bottom w:w="90" w:type="dxa"/>
+              <w:left w:w="105" w:type="dxa"/>
+              <w:right w:w="105" w:type="dxa"/>
+            </w:tcMar>
           </w:tcPr>
           <w:p>
+            <w:pPr>
+              <w:spacing w:before="0" w:after="0" w:line="240" w:lineRule="auto"/>
+              <w:jc w:val="left"/>
+            </w:pPr>
             <w:r>
-              <w:t>Initial ONPG, C_ONPG,0 [mM]</w:t>
+              <w:rPr>
+                <w:rFonts w:ascii="Aptos" w:hAnsi="Aptos"/>
+                <w:b/>
+                <w:color w:val="0D3245"/>
+                <w:sz w:val="19"/>
+              </w:rPr>
+              <w:t xml:space="preserve">Initial ONPG concentration, </w:t>
+            </w:r>
+            <w:r>
+              <w:rPr>
+                <w:rFonts w:ascii="Aptos" w:hAnsi="Aptos"/>
+                <w:b/>
+                <w:color w:val="0D3245"/>
+                <w:sz w:val="19"/>
+              </w:rPr>
+              <w:t>C</w:t>
+            </w:r>
+            <w:r>
+              <w:rPr>
+                <w:rFonts w:ascii="Aptos" w:hAnsi="Aptos"/>
+                <w:b/>
+                <w:color w:val="0D3245"/>
+                <w:sz w:val="19"/>
+                <w:vertAlign w:val="subscript"/>
+              </w:rPr>
+              <w:t>ONPG,0</w:t>
+            </w:r>
+            <w:r>
+              <w:rPr>
+                <w:rFonts w:ascii="Aptos" w:hAnsi="Aptos"/>
+                <w:b/>
+                <w:color w:val="0D3245"/>
+                <w:sz w:val="19"/>
+              </w:rPr>
+              <w:t xml:space="preserve"> [mM]</w:t>
             </w:r>
           </w:p>
         </w:tc>
         <w:tc>
           <w:tcPr>
-            <w:tcW w:w="4853" w:type="dxa"/>
+            <w:tcW w:type="dxa" w:w="4847"/>
+            <w:vAlign w:val="center"/>
             <w:tcBorders>
-              <w:top w:val="single" w:color="78929E" w:sz="6" w:space="0"/>
-              <w:left w:val="nil"/>
-              <w:bottom w:val="single" w:color="78929E" w:sz="6" w:space="0"/>
-              <w:right w:val="nil"/>
+              <w:top w:val="single" w:sz="5" w:color="A5BAC2"/>
+              <w:left w:val="single" w:sz="5" w:color="A5BAC2"/>
+              <w:bottom w:val="single" w:sz="5" w:color="A5BAC2"/>
+              <w:right w:val="single" w:sz="5" w:color="A5BAC2"/>
             </w:tcBorders>
-            <w:shd w:val="clear" w:color="auto" w:fill="E3ECEF"/>
-            <w:vAlign w:val="center"/>
+            <w:shd w:fill="E5EFF3"/>
+            <w:tcMar>
+              <w:top w:w="90" w:type="dxa"/>
+              <w:bottom w:w="90" w:type="dxa"/>
+              <w:left w:w="105" w:type="dxa"/>
+              <w:right w:w="105" w:type="dxa"/>
+            </w:tcMar>
           </w:tcPr>
           <w:p>
+            <w:pPr>
+              <w:spacing w:before="0" w:after="0" w:line="240" w:lineRule="auto"/>
+              <w:jc w:val="left"/>
+            </w:pPr>
             <w:r>
-              <w:t>Initial rate, v₀ [mM/s]</w:t>
+              <w:rPr>
+                <w:rFonts w:ascii="Aptos" w:hAnsi="Aptos"/>
+                <w:b/>
+                <w:color w:val="0D3245"/>
+                <w:sz w:val="19"/>
+              </w:rPr>
+              <w:t xml:space="preserve">Initial rate, </w:t>
+            </w:r>
+            <w:r>
+              <w:rPr>
+                <w:rFonts w:ascii="Aptos" w:hAnsi="Aptos"/>
+                <w:b/>
+                <w:color w:val="0D3245"/>
+                <w:sz w:val="19"/>
+              </w:rPr>
+              <w:t>v</w:t>
+            </w:r>
+            <w:r>
+              <w:rPr>
+                <w:rFonts w:ascii="Aptos" w:hAnsi="Aptos"/>
+                <w:b/>
+                <w:color w:val="0D3245"/>
+                <w:sz w:val="19"/>
+                <w:vertAlign w:val="subscript"/>
+              </w:rPr>
+              <w:t>0</w:t>
+            </w:r>
+            <w:r>
+              <w:rPr>
+                <w:rFonts w:ascii="Aptos" w:hAnsi="Aptos"/>
+                <w:b/>
+                <w:color w:val="0D3245"/>
+                <w:sz w:val="19"/>
+              </w:rPr>
+              <w:t xml:space="preserve"> [mM/s]</w:t>
             </w:r>
           </w:p>
         </w:tc>
       </w:tr>
       <w:tr>
         <w:trPr>
-          <w:jc w:val="center"/>
+          <w:cantSplit/>
+          <w:trHeight w:val="475" w:hRule="atLeast"/>
         </w:trPr>
         <w:tc>
           <w:tcPr>
-            <w:tcW w:w="4853" w:type="dxa"/>
+            <w:tcW w:type="dxa" w:w="4847"/>
+            <w:vAlign w:val="center"/>
             <w:tcBorders>
-              <w:top w:val="nil"/>
-              <w:left w:val="nil"/>
-              <w:bottom w:val="nil"/>
-              <w:right w:val="nil"/>
+              <w:top w:val="single" w:sz="5" w:color="A5BAC2"/>
+              <w:left w:val="single" w:sz="5" w:color="A5BAC2"/>
+              <w:bottom w:val="single" w:sz="5" w:color="A5BAC2"/>
+              <w:right w:val="single" w:sz="5" w:color="A5BAC2"/>
             </w:tcBorders>
-            <w:vAlign w:val="center"/>
+            <w:shd w:fill="FFFFFF"/>
+            <w:tcMar>
+              <w:top w:w="90" w:type="dxa"/>
+              <w:bottom w:w="90" w:type="dxa"/>
+              <w:left w:w="105" w:type="dxa"/>
+              <w:right w:w="105" w:type="dxa"/>
+            </w:tcMar>
           </w:tcPr>
           <w:p>
             <w:pPr>
-              <w:spacing w:after="0" w:line="240" w:lineRule="auto"/>
+              <w:spacing w:before="0" w:after="0" w:line="240" w:lineRule="auto"/>
               <w:jc w:val="center"/>
             </w:pPr>
             <w:r>
               <w:rPr>
-                <w:sz w:val="22"/>
+                <w:rFonts w:ascii="Aptos" w:hAnsi="Aptos"/>
+                <w:sz w:val="19"/>
               </w:rPr>
               <w:t>0.622</w:t>
             </w:r>
@@ -3086,47 +3647,68 @@
         </w:tc>
         <w:tc>
           <w:tcPr>
-            <w:tcW w:w="4853" w:type="dxa"/>
+            <w:tcW w:type="dxa" w:w="4847"/>
+            <w:vAlign w:val="center"/>
             <w:tcBorders>
-              <w:top w:val="nil"/>
-              <w:left w:val="nil"/>
-              <w:bottom w:val="nil"/>
-              <w:right w:val="nil"/>
+              <w:top w:val="single" w:sz="5" w:color="A5BAC2"/>
+              <w:left w:val="single" w:sz="5" w:color="A5BAC2"/>
+              <w:bottom w:val="single" w:sz="5" w:color="A5BAC2"/>
+              <w:right w:val="single" w:sz="5" w:color="A5BAC2"/>
             </w:tcBorders>
-            <w:vAlign w:val="center"/>
+            <w:shd w:fill="FFFFFF"/>
+            <w:tcMar>
+              <w:top w:w="90" w:type="dxa"/>
+              <w:bottom w:w="90" w:type="dxa"/>
+              <w:left w:w="105" w:type="dxa"/>
+              <w:right w:w="105" w:type="dxa"/>
+            </w:tcMar>
           </w:tcPr>
           <w:p>
             <w:pPr>
-              <w:spacing w:after="0" w:line="240" w:lineRule="auto"/>
+              <w:spacing w:before="0" w:after="0" w:line="240" w:lineRule="auto"/>
               <w:jc w:val="center"/>
             </w:pPr>
+            <w:r>
+              <w:rPr>
+                <w:rFonts w:ascii="Aptos" w:hAnsi="Aptos"/>
+                <w:sz w:val="19"/>
+              </w:rPr>
+            </w:r>
           </w:p>
         </w:tc>
       </w:tr>
       <w:tr>
         <w:trPr>
-          <w:jc w:val="center"/>
+          <w:cantSplit/>
+          <w:trHeight w:val="475" w:hRule="atLeast"/>
         </w:trPr>
         <w:tc>
           <w:tcPr>
-            <w:tcW w:w="4853" w:type="dxa"/>
+            <w:tcW w:type="dxa" w:w="4847"/>
+            <w:vAlign w:val="center"/>
             <w:tcBorders>
-              <w:top w:val="nil"/>
-              <w:left w:val="nil"/>
-              <w:bottom w:val="nil"/>
-              <w:right w:val="nil"/>
+              <w:top w:val="single" w:sz="5" w:color="A5BAC2"/>
+              <w:left w:val="single" w:sz="5" w:color="A5BAC2"/>
+              <w:bottom w:val="single" w:sz="5" w:color="A5BAC2"/>
+              <w:right w:val="single" w:sz="5" w:color="A5BAC2"/>
             </w:tcBorders>
-            <w:shd w:val="clear" w:color="auto" w:fill="F5F8F9"/>
-            <w:vAlign w:val="center"/>
+            <w:shd w:fill="F5F8F9"/>
+            <w:tcMar>
+              <w:top w:w="90" w:type="dxa"/>
+              <w:bottom w:w="90" w:type="dxa"/>
+              <w:left w:w="105" w:type="dxa"/>
+              <w:right w:w="105" w:type="dxa"/>
+            </w:tcMar>
           </w:tcPr>
           <w:p>
             <w:pPr>
-              <w:spacing w:after="0" w:line="240" w:lineRule="auto"/>
+              <w:spacing w:before="0" w:after="0" w:line="240" w:lineRule="auto"/>
               <w:jc w:val="center"/>
             </w:pPr>
             <w:r>
               <w:rPr>
-                <w:sz w:val="22"/>
+                <w:rFonts w:ascii="Aptos" w:hAnsi="Aptos"/>
+                <w:sz w:val="19"/>
               </w:rPr>
               <w:t>1.24</w:t>
             </w:r>
@@ -3134,47 +3716,68 @@
         </w:tc>
         <w:tc>
           <w:tcPr>
-            <w:tcW w:w="4853" w:type="dxa"/>
+            <w:tcW w:type="dxa" w:w="4847"/>
+            <w:vAlign w:val="center"/>
             <w:tcBorders>
-              <w:top w:val="nil"/>
-              <w:left w:val="nil"/>
-              <w:bottom w:val="nil"/>
-              <w:right w:val="nil"/>
+              <w:top w:val="single" w:sz="5" w:color="A5BAC2"/>
+              <w:left w:val="single" w:sz="5" w:color="A5BAC2"/>
+              <w:bottom w:val="single" w:sz="5" w:color="A5BAC2"/>
+              <w:right w:val="single" w:sz="5" w:color="A5BAC2"/>
             </w:tcBorders>
-            <w:shd w:val="clear" w:color="auto" w:fill="F5F8F9"/>
-            <w:vAlign w:val="center"/>
+            <w:shd w:fill="F5F8F9"/>
+            <w:tcMar>
+              <w:top w:w="90" w:type="dxa"/>
+              <w:bottom w:w="90" w:type="dxa"/>
+              <w:left w:w="105" w:type="dxa"/>
+              <w:right w:w="105" w:type="dxa"/>
+            </w:tcMar>
           </w:tcPr>
           <w:p>
             <w:pPr>
-              <w:spacing w:after="0" w:line="240" w:lineRule="auto"/>
+              <w:spacing w:before="0" w:after="0" w:line="240" w:lineRule="auto"/>
               <w:jc w:val="center"/>
             </w:pPr>
+            <w:r>
+              <w:rPr>
+                <w:rFonts w:ascii="Aptos" w:hAnsi="Aptos"/>
+                <w:sz w:val="19"/>
+              </w:rPr>
+            </w:r>
           </w:p>
         </w:tc>
       </w:tr>
       <w:tr>
         <w:trPr>
-          <w:jc w:val="center"/>
+          <w:cantSplit/>
+          <w:trHeight w:val="475" w:hRule="atLeast"/>
         </w:trPr>
         <w:tc>
           <w:tcPr>
-            <w:tcW w:w="4853" w:type="dxa"/>
+            <w:tcW w:type="dxa" w:w="4847"/>
+            <w:vAlign w:val="center"/>
             <w:tcBorders>
-              <w:top w:val="nil"/>
-              <w:left w:val="nil"/>
-              <w:bottom w:val="nil"/>
-              <w:right w:val="nil"/>
+              <w:top w:val="single" w:sz="5" w:color="A5BAC2"/>
+              <w:left w:val="single" w:sz="5" w:color="A5BAC2"/>
+              <w:bottom w:val="single" w:sz="5" w:color="A5BAC2"/>
+              <w:right w:val="single" w:sz="5" w:color="A5BAC2"/>
             </w:tcBorders>
-            <w:vAlign w:val="center"/>
+            <w:shd w:fill="FFFFFF"/>
+            <w:tcMar>
+              <w:top w:w="90" w:type="dxa"/>
+              <w:bottom w:w="90" w:type="dxa"/>
+              <w:left w:w="105" w:type="dxa"/>
+              <w:right w:w="105" w:type="dxa"/>
+            </w:tcMar>
           </w:tcPr>
           <w:p>
             <w:pPr>
-              <w:spacing w:after="0" w:line="240" w:lineRule="auto"/>
+              <w:spacing w:before="0" w:after="0" w:line="240" w:lineRule="auto"/>
               <w:jc w:val="center"/>
             </w:pPr>
             <w:r>
               <w:rPr>
-                <w:sz w:val="22"/>
+                <w:rFonts w:ascii="Aptos" w:hAnsi="Aptos"/>
+                <w:sz w:val="19"/>
               </w:rPr>
               <w:t>2.49</w:t>
             </w:r>
@@ -3182,88 +3785,137 @@
         </w:tc>
         <w:tc>
           <w:tcPr>
-            <w:tcW w:w="4853" w:type="dxa"/>
+            <w:tcW w:type="dxa" w:w="4847"/>
+            <w:vAlign w:val="center"/>
             <w:tcBorders>
-              <w:top w:val="nil"/>
-              <w:left w:val="nil"/>
-              <w:bottom w:val="nil"/>
-              <w:right w:val="nil"/>
+              <w:top w:val="single" w:sz="5" w:color="A5BAC2"/>
+              <w:left w:val="single" w:sz="5" w:color="A5BAC2"/>
+              <w:bottom w:val="single" w:sz="5" w:color="A5BAC2"/>
+              <w:right w:val="single" w:sz="5" w:color="A5BAC2"/>
             </w:tcBorders>
-            <w:vAlign w:val="center"/>
+            <w:shd w:fill="FFFFFF"/>
+            <w:tcMar>
+              <w:top w:w="90" w:type="dxa"/>
+              <w:bottom w:w="90" w:type="dxa"/>
+              <w:left w:w="105" w:type="dxa"/>
+              <w:right w:w="105" w:type="dxa"/>
+            </w:tcMar>
           </w:tcPr>
           <w:p>
             <w:pPr>
-              <w:spacing w:after="0" w:line="240" w:lineRule="auto"/>
+              <w:spacing w:before="0" w:after="0" w:line="240" w:lineRule="auto"/>
               <w:jc w:val="center"/>
             </w:pPr>
+            <w:r>
+              <w:rPr>
+                <w:rFonts w:ascii="Aptos" w:hAnsi="Aptos"/>
+                <w:sz w:val="19"/>
+              </w:rPr>
+            </w:r>
           </w:p>
         </w:tc>
       </w:tr>
       <w:tr>
         <w:trPr>
-          <w:jc w:val="center"/>
+          <w:cantSplit/>
+          <w:trHeight w:val="475" w:hRule="atLeast"/>
         </w:trPr>
         <w:tc>
           <w:tcPr>
-            <w:tcW w:w="4853" w:type="dxa"/>
+            <w:tcW w:type="dxa" w:w="4847"/>
+            <w:vAlign w:val="center"/>
             <w:tcBorders>
-              <w:top w:val="nil"/>
-              <w:left w:val="nil"/>
-              <w:bottom w:val="nil"/>
-              <w:right w:val="nil"/>
+              <w:top w:val="single" w:sz="5" w:color="A5BAC2"/>
+              <w:left w:val="single" w:sz="5" w:color="A5BAC2"/>
+              <w:bottom w:val="single" w:sz="5" w:color="A5BAC2"/>
+              <w:right w:val="single" w:sz="5" w:color="A5BAC2"/>
             </w:tcBorders>
-            <w:shd w:val="clear" w:color="auto" w:fill="F5F8F9"/>
-            <w:vAlign w:val="center"/>
+            <w:shd w:fill="F5F8F9"/>
+            <w:tcMar>
+              <w:top w:w="90" w:type="dxa"/>
+              <w:bottom w:w="90" w:type="dxa"/>
+              <w:left w:w="105" w:type="dxa"/>
+              <w:right w:w="105" w:type="dxa"/>
+            </w:tcMar>
           </w:tcPr>
           <w:p>
+            <w:pPr>
+              <w:spacing w:before="0" w:after="0" w:line="240" w:lineRule="auto"/>
+              <w:jc w:val="center"/>
+            </w:pPr>
             <w:r>
+              <w:rPr>
+                <w:rFonts w:ascii="Aptos" w:hAnsi="Aptos"/>
+                <w:sz w:val="19"/>
+              </w:rPr>
               <w:t>4.97</w:t>
             </w:r>
           </w:p>
         </w:tc>
         <w:tc>
           <w:tcPr>
-            <w:tcW w:w="4853" w:type="dxa"/>
+            <w:tcW w:type="dxa" w:w="4847"/>
+            <w:vAlign w:val="center"/>
             <w:tcBorders>
-              <w:top w:val="nil"/>
-              <w:left w:val="nil"/>
-              <w:bottom w:val="nil"/>
-              <w:right w:val="nil"/>
+              <w:top w:val="single" w:sz="5" w:color="A5BAC2"/>
+              <w:left w:val="single" w:sz="5" w:color="A5BAC2"/>
+              <w:bottom w:val="single" w:sz="5" w:color="A5BAC2"/>
+              <w:right w:val="single" w:sz="5" w:color="A5BAC2"/>
             </w:tcBorders>
-            <w:shd w:val="clear" w:color="auto" w:fill="F5F8F9"/>
-            <w:vAlign w:val="center"/>
+            <w:shd w:fill="F5F8F9"/>
+            <w:tcMar>
+              <w:top w:w="90" w:type="dxa"/>
+              <w:bottom w:w="90" w:type="dxa"/>
+              <w:left w:w="105" w:type="dxa"/>
+              <w:right w:w="105" w:type="dxa"/>
+            </w:tcMar>
           </w:tcPr>
           <w:p>
             <w:pPr>
-              <w:spacing w:after="0" w:line="240" w:lineRule="auto"/>
+              <w:spacing w:before="0" w:after="0" w:line="240" w:lineRule="auto"/>
               <w:jc w:val="center"/>
             </w:pPr>
+            <w:r>
+              <w:rPr>
+                <w:rFonts w:ascii="Aptos" w:hAnsi="Aptos"/>
+                <w:sz w:val="19"/>
+              </w:rPr>
+            </w:r>
           </w:p>
         </w:tc>
       </w:tr>
       <w:tr>
         <w:trPr>
-          <w:jc w:val="center"/>
+          <w:cantSplit/>
+          <w:trHeight w:val="475" w:hRule="atLeast"/>
         </w:trPr>
         <w:tc>
           <w:tcPr>
-            <w:tcW w:w="4853" w:type="dxa"/>
+            <w:tcW w:type="dxa" w:w="4847"/>
+            <w:vAlign w:val="center"/>
             <w:tcBorders>
-              <w:top w:val="nil"/>
-              <w:left w:val="nil"/>
-              <w:bottom w:val="nil"/>
-              <w:right w:val="nil"/>
+              <w:top w:val="single" w:sz="5" w:color="A5BAC2"/>
+              <w:left w:val="single" w:sz="5" w:color="A5BAC2"/>
+              <w:bottom w:val="single" w:sz="5" w:color="A5BAC2"/>
+              <w:right w:val="single" w:sz="5" w:color="A5BAC2"/>
             </w:tcBorders>
-            <w:vAlign w:val="center"/>
+            <w:shd w:fill="FFFFFF"/>
+            <w:tcMar>
+              <w:top w:w="90" w:type="dxa"/>
+              <w:bottom w:w="90" w:type="dxa"/>
+              <w:left w:w="105" w:type="dxa"/>
+              <w:right w:w="105" w:type="dxa"/>
+            </w:tcMar>
           </w:tcPr>
           <w:p>
             <w:pPr>
-              <w:spacing w:after="0" w:line="240" w:lineRule="auto"/>
+              <w:spacing w:before="0" w:after="0" w:line="240" w:lineRule="auto"/>
               <w:jc w:val="center"/>
             </w:pPr>
             <w:r>
               <w:rPr>
-                <w:sz w:val="22"/>
+                <w:rFonts w:ascii="Aptos" w:hAnsi="Aptos"/>
+                <w:sz w:val="19"/>
               </w:rPr>
               <w:t>9.95</w:t>
             </w:r>
@@ -3271,96 +3923,171 @@
         </w:tc>
         <w:tc>
           <w:tcPr>
-            <w:tcW w:w="4853" w:type="dxa"/>
+            <w:tcW w:type="dxa" w:w="4847"/>
+            <w:vAlign w:val="center"/>
             <w:tcBorders>
-              <w:top w:val="nil"/>
-              <w:left w:val="nil"/>
-              <w:bottom w:val="nil"/>
-              <w:right w:val="nil"/>
+              <w:top w:val="single" w:sz="5" w:color="A5BAC2"/>
+              <w:left w:val="single" w:sz="5" w:color="A5BAC2"/>
+              <w:bottom w:val="single" w:sz="5" w:color="A5BAC2"/>
+              <w:right w:val="single" w:sz="5" w:color="A5BAC2"/>
             </w:tcBorders>
-            <w:vAlign w:val="center"/>
+            <w:shd w:fill="FFFFFF"/>
+            <w:tcMar>
+              <w:top w:w="90" w:type="dxa"/>
+              <w:bottom w:w="90" w:type="dxa"/>
+              <w:left w:w="105" w:type="dxa"/>
+              <w:right w:w="105" w:type="dxa"/>
+            </w:tcMar>
           </w:tcPr>
           <w:p>
             <w:pPr>
-              <w:spacing w:after="0" w:line="240" w:lineRule="auto"/>
+              <w:spacing w:before="0" w:after="0" w:line="240" w:lineRule="auto"/>
               <w:jc w:val="center"/>
             </w:pPr>
+            <w:r>
+              <w:rPr>
+                <w:rFonts w:ascii="Aptos" w:hAnsi="Aptos"/>
+                <w:sz w:val="19"/>
+              </w:rPr>
+            </w:r>
           </w:p>
         </w:tc>
       </w:tr>
       <w:tr>
         <w:trPr>
-          <w:jc w:val="center"/>
+          <w:cantSplit/>
+          <w:trHeight w:val="475" w:hRule="atLeast"/>
         </w:trPr>
         <w:tc>
           <w:tcPr>
-            <w:tcW w:w="4853" w:type="dxa"/>
+            <w:tcW w:type="dxa" w:w="4847"/>
+            <w:vAlign w:val="center"/>
             <w:tcBorders>
-              <w:top w:val="single" w:color="78929E" w:sz="6" w:space="0"/>
-              <w:left w:val="nil"/>
-              <w:bottom w:val="single" w:color="78929E" w:sz="6" w:space="0"/>
-              <w:right w:val="nil"/>
+              <w:top w:val="single" w:sz="5" w:color="A5BAC2"/>
+              <w:left w:val="single" w:sz="5" w:color="A5BAC2"/>
+              <w:bottom w:val="single" w:sz="5" w:color="A5BAC2"/>
+              <w:right w:val="single" w:sz="5" w:color="A5BAC2"/>
             </w:tcBorders>
-            <w:shd w:val="clear" w:color="auto" w:fill="F5F8F9"/>
-            <w:vAlign w:val="center"/>
+            <w:shd w:fill="F5F8F9"/>
+            <w:tcMar>
+              <w:top w:w="90" w:type="dxa"/>
+              <w:bottom w:w="90" w:type="dxa"/>
+              <w:left w:w="105" w:type="dxa"/>
+              <w:right w:w="105" w:type="dxa"/>
+            </w:tcMar>
           </w:tcPr>
           <w:p>
             <w:pPr>
-              <w:spacing w:after="0" w:line="240" w:lineRule="auto"/>
+              <w:spacing w:before="0" w:after="0" w:line="240" w:lineRule="auto"/>
               <w:jc w:val="center"/>
             </w:pPr>
             <w:r>
               <w:rPr>
-                <w:sz w:val="22"/>
+                <w:rFonts w:ascii="Aptos" w:hAnsi="Aptos"/>
+                <w:sz w:val="19"/>
               </w:rPr>
               <w:t>19.9</w:t>
-            </w:r>
-            <w:r>
-              <w:rPr>
-                <w:rStyle w:val="CommentReference"/>
-                <w:sz w:val="21"/>
-                <w:szCs w:val="22"/>
-              </w:rPr>
             </w:r>
           </w:p>
         </w:tc>
         <w:tc>
           <w:tcPr>
-            <w:tcW w:w="4853" w:type="dxa"/>
+            <w:tcW w:type="dxa" w:w="4847"/>
+            <w:vAlign w:val="center"/>
             <w:tcBorders>
-              <w:top w:val="single" w:color="78929E" w:sz="6" w:space="0"/>
-              <w:left w:val="nil"/>
-              <w:bottom w:val="single" w:color="78929E" w:sz="6" w:space="0"/>
-              <w:right w:val="nil"/>
+              <w:top w:val="single" w:sz="5" w:color="A5BAC2"/>
+              <w:left w:val="single" w:sz="5" w:color="A5BAC2"/>
+              <w:bottom w:val="single" w:sz="5" w:color="A5BAC2"/>
+              <w:right w:val="single" w:sz="5" w:color="A5BAC2"/>
             </w:tcBorders>
-            <w:shd w:val="clear" w:color="auto" w:fill="F5F8F9"/>
-            <w:vAlign w:val="center"/>
+            <w:shd w:fill="F5F8F9"/>
+            <w:tcMar>
+              <w:top w:w="90" w:type="dxa"/>
+              <w:bottom w:w="90" w:type="dxa"/>
+              <w:left w:w="105" w:type="dxa"/>
+              <w:right w:w="105" w:type="dxa"/>
+            </w:tcMar>
           </w:tcPr>
           <w:p>
             <w:pPr>
-              <w:spacing w:after="0" w:line="240" w:lineRule="auto"/>
+              <w:spacing w:before="0" w:after="0" w:line="240" w:lineRule="auto"/>
               <w:jc w:val="center"/>
             </w:pPr>
+            <w:r>
+              <w:rPr>
+                <w:rFonts w:ascii="Aptos" w:hAnsi="Aptos"/>
+                <w:sz w:val="19"/>
+              </w:rPr>
+            </w:r>
           </w:p>
         </w:tc>
       </w:tr>
       <w:tr>
+        <w:trPr>
+          <w:cantSplit/>
+          <w:trHeight w:val="475" w:hRule="atLeast"/>
+        </w:trPr>
         <w:tc>
           <w:tcPr>
-            <w:tcW w:type="dxa" w:w="4853"/>
+            <w:tcW w:type="dxa" w:w="4847"/>
+            <w:vAlign w:val="center"/>
+            <w:tcBorders>
+              <w:top w:val="single" w:sz="5" w:color="A5BAC2"/>
+              <w:left w:val="single" w:sz="5" w:color="A5BAC2"/>
+              <w:bottom w:val="single" w:sz="5" w:color="A5BAC2"/>
+              <w:right w:val="single" w:sz="5" w:color="A5BAC2"/>
+            </w:tcBorders>
+            <w:shd w:fill="FFFFFF"/>
+            <w:tcMar>
+              <w:top w:w="90" w:type="dxa"/>
+              <w:bottom w:w="90" w:type="dxa"/>
+              <w:left w:w="105" w:type="dxa"/>
+              <w:right w:w="105" w:type="dxa"/>
+            </w:tcMar>
           </w:tcPr>
           <w:p>
+            <w:pPr>
+              <w:spacing w:before="0" w:after="0" w:line="240" w:lineRule="auto"/>
+              <w:jc w:val="center"/>
+            </w:pPr>
             <w:r>
+              <w:rPr>
+                <w:rFonts w:ascii="Aptos" w:hAnsi="Aptos"/>
+                <w:sz w:val="19"/>
+              </w:rPr>
               <w:t>39.8</w:t>
             </w:r>
           </w:p>
         </w:tc>
         <w:tc>
           <w:tcPr>
-            <w:tcW w:type="dxa" w:w="4853"/>
+            <w:tcW w:type="dxa" w:w="4847"/>
+            <w:vAlign w:val="center"/>
+            <w:tcBorders>
+              <w:top w:val="single" w:sz="5" w:color="A5BAC2"/>
+              <w:left w:val="single" w:sz="5" w:color="A5BAC2"/>
+              <w:bottom w:val="single" w:sz="5" w:color="A5BAC2"/>
+              <w:right w:val="single" w:sz="5" w:color="A5BAC2"/>
+            </w:tcBorders>
+            <w:shd w:fill="FFFFFF"/>
+            <w:tcMar>
+              <w:top w:w="90" w:type="dxa"/>
+              <w:bottom w:w="90" w:type="dxa"/>
+              <w:left w:w="105" w:type="dxa"/>
+              <w:right w:w="105" w:type="dxa"/>
+            </w:tcMar>
           </w:tcPr>
           <w:p>
-            <w:r/>
+            <w:pPr>
+              <w:spacing w:before="0" w:after="0" w:line="240" w:lineRule="auto"/>
+              <w:jc w:val="center"/>
+            </w:pPr>
+            <w:r>
+              <w:rPr>
+                <w:rFonts w:ascii="Aptos" w:hAnsi="Aptos"/>
+                <w:sz w:val="19"/>
+              </w:rPr>
+            </w:r>
           </w:p>
         </w:tc>
       </w:tr>
@@ -3452,7 +4179,36 @@
         <w:ind w:left="331" w:hanging="331"/>
       </w:pPr>
       <w:r>
-        <w:t>10. Predict the shape of initial rate v₀ versus initial ONPG concentration C_ONPG,0 from 0 to 40 mM. Sketch your prediction on Fig. 6 and explain the expected saturation.</w:t>
+        <w:rPr/>
+        <w:t xml:space="preserve">10. Predict the shape of initial rate </w:t>
+      </w:r>
+      <w:r>
+        <w:rPr/>
+        <w:t>v</w:t>
+      </w:r>
+      <w:r>
+        <w:rPr>
+          <w:vertAlign w:val="subscript"/>
+        </w:rPr>
+        <w:t>0</w:t>
+      </w:r>
+      <w:r>
+        <w:rPr/>
+        <w:t xml:space="preserve"> versus initial ONPG concentration </w:t>
+      </w:r>
+      <w:r>
+        <w:rPr/>
+        <w:t>C</w:t>
+      </w:r>
+      <w:r>
+        <w:rPr>
+          <w:vertAlign w:val="subscript"/>
+        </w:rPr>
+        <w:t>ONPG,0</w:t>
+      </w:r>
+      <w:r>
+        <w:rPr/>
+        <w:t xml:space="preserve"> from 0 to 40 mM. Sketch your prediction on Fig. 6 and explain the expected saturation.</w:t>
       </w:r>
     </w:p>
     <w:p>
@@ -3489,7 +4245,7 @@
         <w:jc w:val="center"/>
       </w:pPr>
       <w:r>
-        <w:t>Fig. 6  Prediction and initial-rate plot (0–40 mM). Use a dashed predicted curve and plot all seven Stage 4 virtual-lab rates.</w:t>
+        <w:t>Fig. 6. Initial-rate prediction graph (0–40 mM ONPG). Sketch your expected curve, then plot the seven Stage 4 rates.</w:t>
       </w:r>
     </w:p>
     <w:p>
@@ -3568,7 +4324,36 @@
         <w:pStyle w:val="Smallnote"/>
       </w:pPr>
       <w:r>
-        <w:t>The 39.8 mM trace in Stages 4 and 5 is a simulated Michaelis–Menten extension, not an additional laboratory measurement. The reference uses Kₘ = 2.00 mM and Vₘₐₓ = 0.002510 mM/s, anchored to the supplied 19.9 mM rate. The model assumes no substrate inhibition.</w:t>
+        <w:rPr/>
+        <w:t xml:space="preserve">The 39.8 mM trace in Stages 4 and 5 is a simulated Michaelis–Menten extension, not an additional laboratory measurement. The reference uses </w:t>
+      </w:r>
+      <w:r>
+        <w:rPr/>
+        <w:t>K</w:t>
+      </w:r>
+      <w:r>
+        <w:rPr>
+          <w:vertAlign w:val="subscript"/>
+        </w:rPr>
+        <w:t>m</w:t>
+      </w:r>
+      <w:r>
+        <w:rPr/>
+        <w:t xml:space="preserve"> = 2.00 mM and </w:t>
+      </w:r>
+      <w:r>
+        <w:rPr/>
+        <w:t>V</w:t>
+      </w:r>
+      <w:r>
+        <w:rPr>
+          <w:vertAlign w:val="subscript"/>
+        </w:rPr>
+        <w:t>max</w:t>
+      </w:r>
+      <w:r>
+        <w:rPr/>
+        <w:t xml:space="preserve"> = 0.002510 mM/s, anchored to the supplied 19.9 mM rate. The model assumes no substrate inhibition.</w:t>
       </w:r>
     </w:p>
     <w:p>
@@ -3578,31 +4363,118 @@
       </w:pPr>
       <m:oMathPara>
         <m:oMath>
+          <m:sSub>
+            <m:e>
+              <m:r>
+                <m:rPr>
+                  <m:sty m:val="p"/>
+                </m:rPr>
+                <m:t>v</m:t>
+              </m:r>
+            </m:e>
+            <m:sub>
+              <m:r>
+                <m:rPr>
+                  <m:sty m:val="p"/>
+                </m:rPr>
+                <m:t>0</m:t>
+              </m:r>
+            </m:sub>
+          </m:sSub>
           <m:r>
             <m:rPr>
               <m:sty m:val="p"/>
             </m:rPr>
-            <m:t>v₀ = </m:t>
+            <m:t> = </m:t>
           </m:r>
           <m:f>
-            <m:fPr>
-              <m:type m:val="bar"/>
-            </m:fPr>
             <m:num>
+              <m:sSub>
+                <m:e>
+                  <m:r>
+                    <m:rPr>
+                      <m:sty m:val="p"/>
+                    </m:rPr>
+                    <m:t>V</m:t>
+                  </m:r>
+                </m:e>
+                <m:sub>
+                  <m:r>
+                    <m:rPr>
+                      <m:sty m:val="p"/>
+                    </m:rPr>
+                    <m:t>max</m:t>
+                  </m:r>
+                </m:sub>
+              </m:sSub>
               <m:r>
                 <m:rPr>
                   <m:sty m:val="p"/>
                 </m:rPr>
-                <m:t>Vₘₐₓ C_ONPG,0</m:t>
+                <m:t> </m:t>
               </m:r>
+              <m:sSub>
+                <m:e>
+                  <m:r>
+                    <m:rPr>
+                      <m:sty m:val="p"/>
+                    </m:rPr>
+                    <m:t>C</m:t>
+                  </m:r>
+                </m:e>
+                <m:sub>
+                  <m:r>
+                    <m:rPr>
+                      <m:sty m:val="p"/>
+                    </m:rPr>
+                    <m:t>ONPG,0</m:t>
+                  </m:r>
+                </m:sub>
+              </m:sSub>
             </m:num>
             <m:den>
+              <m:sSub>
+                <m:e>
+                  <m:r>
+                    <m:rPr>
+                      <m:sty m:val="p"/>
+                    </m:rPr>
+                    <m:t>K</m:t>
+                  </m:r>
+                </m:e>
+                <m:sub>
+                  <m:r>
+                    <m:rPr>
+                      <m:sty m:val="p"/>
+                    </m:rPr>
+                    <m:t>m</m:t>
+                  </m:r>
+                </m:sub>
+              </m:sSub>
               <m:r>
                 <m:rPr>
                   <m:sty m:val="p"/>
                 </m:rPr>
-                <m:t>Kₘ + C_ONPG,0</m:t>
+                <m:t> + </m:t>
               </m:r>
+              <m:sSub>
+                <m:e>
+                  <m:r>
+                    <m:rPr>
+                      <m:sty m:val="p"/>
+                    </m:rPr>
+                    <m:t>C</m:t>
+                  </m:r>
+                </m:e>
+                <m:sub>
+                  <m:r>
+                    <m:rPr>
+                      <m:sty m:val="p"/>
+                    </m:rPr>
+                    <m:t>ONPG,0</m:t>
+                  </m:r>
+                </m:sub>
+              </m:sSub>
             </m:den>
           </m:f>
         </m:oMath>
@@ -3630,7 +4502,22 @@
         <w:ind w:left="331" w:hanging="331"/>
       </w:pPr>
       <w:r>
-        <w:t>12. Using Fig. 6 and Stage 5, describe how v₀ changes with initial ONPG concentration.</w:t>
+        <w:rPr/>
+        <w:t xml:space="preserve">12. Using Fig. 6 and Stage 5, describe how </w:t>
+      </w:r>
+      <w:r>
+        <w:rPr/>
+        <w:t>v</w:t>
+      </w:r>
+      <w:r>
+        <w:rPr>
+          <w:vertAlign w:val="subscript"/>
+        </w:rPr>
+        <w:t>0</w:t>
+      </w:r>
+      <w:r>
+        <w:rPr/>
+        <w:t xml:space="preserve"> changes with initial ONPG concentration.</w:t>
       </w:r>
     </w:p>
     <w:p>
@@ -3655,7 +4542,36 @@
         <w:ind w:left="360"/>
       </w:pPr>
       <w:r>
-        <w:t>At low ONPG concentrations, why is v₀ approximately proportional to C_ONPG,0?</w:t>
+        <w:rPr/>
+        <w:t xml:space="preserve">At low ONPG concentrations, why is </w:t>
+      </w:r>
+      <w:r>
+        <w:rPr/>
+        <w:t>v</w:t>
+      </w:r>
+      <w:r>
+        <w:rPr>
+          <w:vertAlign w:val="subscript"/>
+        </w:rPr>
+        <w:t>0</w:t>
+      </w:r>
+      <w:r>
+        <w:rPr/>
+        <w:t xml:space="preserve"> approximately proportional to </w:t>
+      </w:r>
+      <w:r>
+        <w:rPr/>
+        <w:t>C</w:t>
+      </w:r>
+      <w:r>
+        <w:rPr>
+          <w:vertAlign w:val="subscript"/>
+        </w:rPr>
+        <w:t>ONPG,0</w:t>
+      </w:r>
+      <w:r>
+        <w:rPr/>
+        <w:t>?</w:t>
       </w:r>
     </w:p>
     <w:p>
@@ -3675,6 +4591,16 @@
     </w:p>
     <w:p>
       <w:pPr>
+        <w:keepLines/>
+        <w:widowControl/>
+        <w:ind w:left="360"/>
+      </w:pPr>
+      <w:r>
+        <w:t>At high ONPG concentrations, enzyme active sites become nearly saturated. Explain why adding more ONPG produces very little additional rate increase.</w:t>
+      </w:r>
+    </w:p>
+    <w:p>
+      <w:pPr>
         <w:pStyle w:val="Answerline"/>
         <w:keepLines/>
         <w:widowControl/>
@@ -3692,10 +4618,54 @@
       <w:pPr>
         <w:keepLines/>
         <w:widowControl/>
-        <w:ind w:left="360"/>
-      </w:pPr>
-      <w:r>
-        <w:t>At high ONPG concentrations, enzyme active sites become nearly saturated. Explain why adding more ONPG produces very little additional rate increase.</w:t>
+        <w:spacing w:before="100" w:after="60"/>
+        <w:ind w:left="331" w:hanging="331"/>
+      </w:pPr>
+      <w:r>
+        <w:rPr/>
+        <w:t xml:space="preserve">13. Calculate </w:t>
+      </w:r>
+      <w:r>
+        <w:rPr/>
+        <w:t>V</w:t>
+      </w:r>
+      <w:r>
+        <w:rPr>
+          <w:vertAlign w:val="subscript"/>
+        </w:rPr>
+        <w:t>max</w:t>
+      </w:r>
+      <w:r>
+        <w:rPr/>
+        <w:t xml:space="preserve">/2 using the Stage 5 reference and locate the corresponding </w:t>
+      </w:r>
+      <w:r>
+        <w:rPr/>
+        <w:t>C</w:t>
+      </w:r>
+      <w:r>
+        <w:rPr>
+          <w:vertAlign w:val="subscript"/>
+        </w:rPr>
+        <w:t>ONPG,0</w:t>
+      </w:r>
+      <w:r>
+        <w:rPr/>
+        <w:t xml:space="preserve"> on the rate curve. How does this concentration compare with </w:t>
+      </w:r>
+      <w:r>
+        <w:rPr/>
+        <w:t>K</w:t>
+      </w:r>
+      <w:r>
+        <w:rPr>
+          <w:vertAlign w:val="subscript"/>
+        </w:rPr>
+        <w:t>m</w:t>
+      </w:r>
+      <w:r>
+        <w:rPr/>
+        <w:t>?</w:t>
       </w:r>
     </w:p>
     <w:p>
@@ -3730,47 +4700,6 @@
     </w:p>
     <w:p>
       <w:pPr>
-        <w:keepLines/>
-        <w:widowControl/>
-        <w:spacing w:before="100" w:after="60"/>
-        <w:ind w:left="331" w:hanging="331"/>
-      </w:pPr>
-      <w:r>
-        <w:t>13. Calculate Vₘₐₓ/2 using the Stage 5 reference and locate the corresponding C_ONPG,0 on the rate curve. How does this concentration compare with Kₘ?</w:t>
-      </w:r>
-    </w:p>
-    <w:p>
-      <w:pPr>
-        <w:pStyle w:val="Answerline"/>
-        <w:keepLines/>
-        <w:widowControl/>
-        <w:pBdr>
-          <w:bottom w:val="single" w:color="B5C4CC" w:sz="5" w:space="1"/>
-          <w:between w:val="single" w:color="B5C4CC" w:sz="5" w:space="1"/>
-        </w:pBdr>
-        <w:spacing w:before="0" w:after="80"/>
-      </w:pPr>
-      <w:r>
-        <w:t> </w:t>
-      </w:r>
-    </w:p>
-    <w:p>
-      <w:pPr>
-        <w:pStyle w:val="Answerline"/>
-        <w:keepLines/>
-        <w:widowControl/>
-        <w:pBdr>
-          <w:bottom w:val="single" w:color="B5C4CC" w:sz="5" w:space="1"/>
-          <w:between w:val="single" w:color="B5C4CC" w:sz="5" w:space="1"/>
-        </w:pBdr>
-        <w:spacing w:before="0" w:after="80"/>
-      </w:pPr>
-      <w:r>
-        <w:t> </w:t>
-      </w:r>
-    </w:p>
-    <w:p>
-      <w:pPr>
         <w:pStyle w:val="Heading1"/>
         <w:keepNext/>
         <w:widowControl/>
@@ -3790,7 +4719,12 @@
         <w:widowControl/>
       </w:pPr>
       <w:r>
-        <w:t>Purpose: Adjust bead diameter and compare 0.6 mm and 0.3 mm against the internal effectiveness factor target η</w:t>
+        <w:rPr/>
+        <w:t xml:space="preserve">Purpose: Adjust bead diameter and compare 0.6 mm and 0.3 mm against the internal effectiveness factor target </w:t>
+      </w:r>
+      <w:r>
+        <w:rPr/>
+        <w:t>η</w:t>
       </w:r>
       <w:r>
         <w:rPr>
@@ -3799,6 +4733,7 @@
         <w:t>i</w:t>
       </w:r>
       <w:r>
+        <w:rPr/>
         <w:t xml:space="preserve"> ≥ 0.95.</w:t>
       </w:r>
     </w:p>
@@ -3849,7 +4784,12 @@
         <w:ind w:left="331" w:hanging="331"/>
       </w:pPr>
       <w:r>
-        <w:t>3. Record the internal effectiveness factors and the surface and center ONPG concentrations for both diameters. Identify which one meets η</w:t>
+        <w:rPr/>
+        <w:t xml:space="preserve">3. Record the internal effectiveness factors and the surface and center ONPG concentrations for both diameters. Identify which one meets </w:t>
+      </w:r>
+      <w:r>
+        <w:rPr/>
+        <w:t>η</w:t>
       </w:r>
       <w:r>
         <w:rPr>
@@ -3858,6 +4798,7 @@
         <w:t>i</w:t>
       </w:r>
       <w:r>
+        <w:rPr/>
         <w:t xml:space="preserve"> ≥ 0.95.</w:t>
       </w:r>
     </w:p>
@@ -3888,38 +4829,48 @@
         <w:tblLook w:val="04A0" w:firstRow="1" w:lastRow="0" w:firstColumn="1" w:lastColumn="0" w:noHBand="0" w:noVBand="1"/>
       </w:tblPr>
       <w:tblGrid>
-        <w:gridCol w:w="3096"/>
-        <w:gridCol w:w="1354"/>
-        <w:gridCol w:w="1080"/>
-        <w:gridCol w:w="2045"/>
-        <w:gridCol w:w="2131"/>
+        <w:gridCol w:w="2948"/>
+        <w:gridCol w:w="1417"/>
+        <w:gridCol w:w="1134"/>
+        <w:gridCol w:w="2098"/>
+        <w:gridCol w:w="2098"/>
       </w:tblGrid>
       <w:tr>
         <w:trPr>
+          <w:trHeight w:val="605" w:hRule="atLeast"/>
           <w:tblHeader/>
           <w:jc w:val="center"/>
+          <w:cantSplit/>
         </w:trPr>
         <w:tc>
           <w:tcPr>
-            <w:tcW w:w="3096" w:type="dxa"/>
+            <w:tcW w:w="2948" w:type="dxa"/>
             <w:tcBorders>
-              <w:top w:val="single" w:color="9DB2BB" w:sz="6" w:space="0"/>
-              <w:left w:val="single" w:sz="6" w:color="9DB2BB"/>
-              <w:bottom w:val="single" w:color="9DB2BB" w:sz="6" w:space="0"/>
-              <w:right w:val="single" w:sz="6" w:color="9DB2BB"/>
+              <w:top w:val="single" w:color="A5BAC2" w:sz="5" w:space="0"/>
+              <w:left w:val="single" w:sz="5" w:color="A5BAC2"/>
+              <w:bottom w:val="single" w:color="A5BAC2" w:sz="5" w:space="0"/>
+              <w:right w:val="single" w:sz="5" w:color="A5BAC2"/>
             </w:tcBorders>
-            <w:shd w:val="clear" w:color="auto" w:fill="E3ECEF"/>
             <w:vAlign w:val="center"/>
+            <w:shd w:fill="E5EFF3"/>
+            <w:tcMar>
+              <w:top w:w="90" w:type="dxa"/>
+              <w:bottom w:w="90" w:type="dxa"/>
+              <w:left w:w="105" w:type="dxa"/>
+              <w:right w:w="105" w:type="dxa"/>
+            </w:tcMar>
           </w:tcPr>
           <w:p>
             <w:pPr>
-              <w:spacing w:after="40" w:line="240" w:lineRule="auto" w:before="40"/>
+              <w:spacing w:after="0" w:line="240" w:lineRule="auto" w:before="0"/>
               <w:jc w:val="left"/>
             </w:pPr>
             <w:r>
               <w:rPr>
+                <w:rFonts w:ascii="Aptos" w:hAnsi="Aptos"/>
                 <w:b/>
-                <w:sz w:val="22"/>
+                <w:color w:val="0D3245"/>
+                <w:sz w:val="19"/>
               </w:rPr>
               <w:t>Result</w:t>
             </w:r>
@@ -3927,25 +4878,33 @@
         </w:tc>
         <w:tc>
           <w:tcPr>
-            <w:tcW w:w="1354" w:type="dxa"/>
+            <w:tcW w:w="1417" w:type="dxa"/>
             <w:tcBorders>
-              <w:top w:val="single" w:color="9DB2BB" w:sz="6" w:space="0"/>
-              <w:left w:val="single" w:sz="6" w:color="9DB2BB"/>
-              <w:bottom w:val="single" w:color="9DB2BB" w:sz="6" w:space="0"/>
-              <w:right w:val="single" w:sz="6" w:color="9DB2BB"/>
+              <w:top w:val="single" w:color="A5BAC2" w:sz="5" w:space="0"/>
+              <w:left w:val="single" w:sz="5" w:color="A5BAC2"/>
+              <w:bottom w:val="single" w:color="A5BAC2" w:sz="5" w:space="0"/>
+              <w:right w:val="single" w:sz="5" w:color="A5BAC2"/>
             </w:tcBorders>
-            <w:shd w:val="clear" w:color="auto" w:fill="E3ECEF"/>
             <w:vAlign w:val="center"/>
+            <w:shd w:fill="E5EFF3"/>
+            <w:tcMar>
+              <w:top w:w="90" w:type="dxa"/>
+              <w:bottom w:w="90" w:type="dxa"/>
+              <w:left w:w="105" w:type="dxa"/>
+              <w:right w:w="105" w:type="dxa"/>
+            </w:tcMar>
           </w:tcPr>
           <w:p>
             <w:pPr>
-              <w:spacing w:after="40" w:line="240" w:lineRule="auto" w:before="40"/>
-              <w:jc w:val="center"/>
+              <w:spacing w:after="0" w:line="240" w:lineRule="auto" w:before="0"/>
+              <w:jc w:val="left"/>
             </w:pPr>
             <w:r>
               <w:rPr>
+                <w:rFonts w:ascii="Aptos" w:hAnsi="Aptos"/>
                 <w:b/>
-                <w:sz w:val="22"/>
+                <w:color w:val="0D3245"/>
+                <w:sz w:val="19"/>
               </w:rPr>
               <w:t>Diameter [mm]</w:t>
             </w:r>
@@ -3953,43 +4912,86 @@
         </w:tc>
         <w:tc>
           <w:tcPr>
-            <w:tcW w:w="1080" w:type="dxa"/>
+            <w:tcW w:w="1134" w:type="dxa"/>
             <w:tcBorders>
-              <w:top w:val="single" w:color="9DB2BB" w:sz="6" w:space="0"/>
-              <w:left w:val="single" w:sz="6" w:color="9DB2BB"/>
-              <w:bottom w:val="single" w:color="9DB2BB" w:sz="6" w:space="0"/>
-              <w:right w:val="single" w:sz="6" w:color="9DB2BB"/>
+              <w:top w:val="single" w:color="A5BAC2" w:sz="5" w:space="0"/>
+              <w:left w:val="single" w:sz="5" w:color="A5BAC2"/>
+              <w:bottom w:val="single" w:color="A5BAC2" w:sz="5" w:space="0"/>
+              <w:right w:val="single" w:sz="5" w:color="A5BAC2"/>
             </w:tcBorders>
-            <w:shd w:val="clear" w:color="auto" w:fill="E3ECEF"/>
             <w:vAlign w:val="center"/>
+            <w:shd w:fill="E5EFF3"/>
+            <w:tcMar>
+              <w:top w:w="90" w:type="dxa"/>
+              <w:bottom w:w="90" w:type="dxa"/>
+              <w:left w:w="105" w:type="dxa"/>
+              <w:right w:w="105" w:type="dxa"/>
+            </w:tcMar>
           </w:tcPr>
           <w:p>
+            <w:pPr>
+              <w:spacing w:before="0" w:after="0" w:line="240" w:lineRule="auto"/>
+              <w:jc w:val="left"/>
+            </w:pPr>
             <w:r>
-              <w:t>ηᵢ [–]</w:t>
+              <w:rPr>
+                <w:rFonts w:ascii="Aptos" w:hAnsi="Aptos"/>
+                <w:b/>
+                <w:color w:val="0D3245"/>
+                <w:sz w:val="19"/>
+              </w:rPr>
+              <w:t>η</w:t>
+            </w:r>
+            <w:r>
+              <w:rPr>
+                <w:rFonts w:ascii="Aptos" w:hAnsi="Aptos"/>
+                <w:b/>
+                <w:color w:val="0D3245"/>
+                <w:sz w:val="19"/>
+                <w:vertAlign w:val="subscript"/>
+              </w:rPr>
+              <w:t>i</w:t>
+            </w:r>
+            <w:r>
+              <w:rPr>
+                <w:rFonts w:ascii="Aptos" w:hAnsi="Aptos"/>
+                <w:b/>
+                <w:color w:val="0D3245"/>
+                <w:sz w:val="19"/>
+              </w:rPr>
+              <w:t xml:space="preserve"> [–]</w:t>
             </w:r>
           </w:p>
         </w:tc>
         <w:tc>
           <w:tcPr>
-            <w:tcW w:w="2045" w:type="dxa"/>
+            <w:tcW w:w="2098" w:type="dxa"/>
             <w:tcBorders>
-              <w:top w:val="single" w:color="9DB2BB" w:sz="6" w:space="0"/>
-              <w:left w:val="single" w:sz="6" w:color="9DB2BB"/>
-              <w:bottom w:val="single" w:color="9DB2BB" w:sz="6" w:space="0"/>
-              <w:right w:val="single" w:sz="6" w:color="9DB2BB"/>
+              <w:top w:val="single" w:color="A5BAC2" w:sz="5" w:space="0"/>
+              <w:left w:val="single" w:sz="5" w:color="A5BAC2"/>
+              <w:bottom w:val="single" w:color="A5BAC2" w:sz="5" w:space="0"/>
+              <w:right w:val="single" w:sz="5" w:color="A5BAC2"/>
             </w:tcBorders>
-            <w:shd w:val="clear" w:color="auto" w:fill="E3ECEF"/>
             <w:vAlign w:val="center"/>
+            <w:shd w:fill="E5EFF3"/>
+            <w:tcMar>
+              <w:top w:w="90" w:type="dxa"/>
+              <w:bottom w:w="90" w:type="dxa"/>
+              <w:left w:w="105" w:type="dxa"/>
+              <w:right w:w="105" w:type="dxa"/>
+            </w:tcMar>
           </w:tcPr>
           <w:p>
             <w:pPr>
-              <w:spacing w:after="40" w:line="240" w:lineRule="auto" w:before="40"/>
-              <w:jc w:val="center"/>
+              <w:spacing w:after="0" w:line="240" w:lineRule="auto" w:before="0"/>
+              <w:jc w:val="left"/>
             </w:pPr>
             <w:r>
               <w:rPr>
+                <w:rFonts w:ascii="Aptos" w:hAnsi="Aptos"/>
                 <w:b/>
-                <w:sz w:val="22"/>
+                <w:color w:val="0D3245"/>
+                <w:sz w:val="19"/>
               </w:rPr>
               <w:t>Surface ONPG [mM]</w:t>
             </w:r>
@@ -3997,25 +4999,33 @@
         </w:tc>
         <w:tc>
           <w:tcPr>
-            <w:tcW w:w="2131" w:type="dxa"/>
+            <w:tcW w:w="2098" w:type="dxa"/>
             <w:tcBorders>
-              <w:top w:val="single" w:color="9DB2BB" w:sz="6" w:space="0"/>
-              <w:left w:val="single" w:sz="6" w:color="9DB2BB"/>
-              <w:bottom w:val="single" w:color="9DB2BB" w:sz="6" w:space="0"/>
-              <w:right w:val="single" w:sz="6" w:color="9DB2BB"/>
+              <w:top w:val="single" w:color="A5BAC2" w:sz="5" w:space="0"/>
+              <w:left w:val="single" w:sz="5" w:color="A5BAC2"/>
+              <w:bottom w:val="single" w:color="A5BAC2" w:sz="5" w:space="0"/>
+              <w:right w:val="single" w:sz="5" w:color="A5BAC2"/>
             </w:tcBorders>
-            <w:shd w:val="clear" w:color="auto" w:fill="E3ECEF"/>
             <w:vAlign w:val="center"/>
+            <w:shd w:fill="E5EFF3"/>
+            <w:tcMar>
+              <w:top w:w="90" w:type="dxa"/>
+              <w:bottom w:w="90" w:type="dxa"/>
+              <w:left w:w="105" w:type="dxa"/>
+              <w:right w:w="105" w:type="dxa"/>
+            </w:tcMar>
           </w:tcPr>
           <w:p>
             <w:pPr>
-              <w:spacing w:after="40" w:line="240" w:lineRule="auto" w:before="40"/>
-              <w:jc w:val="center"/>
+              <w:spacing w:after="0" w:line="240" w:lineRule="auto" w:before="0"/>
+              <w:jc w:val="left"/>
             </w:pPr>
             <w:r>
               <w:rPr>
+                <w:rFonts w:ascii="Aptos" w:hAnsi="Aptos"/>
                 <w:b/>
-                <w:sz w:val="22"/>
+                <w:color w:val="0D3245"/>
+                <w:sz w:val="19"/>
               </w:rPr>
               <w:t>Center ONPG [mM]</w:t>
             </w:r>
@@ -4024,27 +5034,37 @@
       </w:tr>
       <w:tr>
         <w:trPr>
+          <w:trHeight w:val="475" w:hRule="atLeast"/>
           <w:jc w:val="center"/>
+          <w:cantSplit/>
         </w:trPr>
         <w:tc>
           <w:tcPr>
-            <w:tcW w:w="3096" w:type="dxa"/>
+            <w:tcW w:w="2948" w:type="dxa"/>
             <w:tcBorders>
-              <w:top w:val="single" w:sz="6" w:color="9DB2BB"/>
-              <w:left w:val="single" w:sz="6" w:color="9DB2BB"/>
-              <w:bottom w:val="single" w:sz="6" w:color="9DB2BB"/>
-              <w:right w:val="single" w:sz="6" w:color="9DB2BB"/>
+              <w:top w:val="single" w:sz="5" w:color="A5BAC2"/>
+              <w:left w:val="single" w:sz="5" w:color="A5BAC2"/>
+              <w:bottom w:val="single" w:sz="5" w:color="A5BAC2"/>
+              <w:right w:val="single" w:sz="5" w:color="A5BAC2"/>
             </w:tcBorders>
             <w:vAlign w:val="center"/>
+            <w:shd w:fill="FFFFFF"/>
+            <w:tcMar>
+              <w:top w:w="90" w:type="dxa"/>
+              <w:bottom w:w="90" w:type="dxa"/>
+              <w:left w:w="105" w:type="dxa"/>
+              <w:right w:w="105" w:type="dxa"/>
+            </w:tcMar>
           </w:tcPr>
           <w:p>
             <w:pPr>
-              <w:spacing w:after="40" w:line="240" w:lineRule="auto" w:before="40"/>
-              <w:jc w:val="left"/>
+              <w:spacing w:after="0" w:line="240" w:lineRule="auto" w:before="0"/>
+              <w:jc w:val="center"/>
             </w:pPr>
             <w:r>
               <w:rPr>
-                <w:sz w:val="22"/>
+                <w:rFonts w:ascii="Aptos" w:hAnsi="Aptos"/>
+                <w:sz w:val="19"/>
               </w:rPr>
               <w:t>Large laboratory bead</w:t>
             </w:r>
@@ -4052,70 +5072,114 @@
         </w:tc>
         <w:tc>
           <w:tcPr>
-            <w:tcW w:w="1354" w:type="dxa"/>
+            <w:tcW w:w="1417" w:type="dxa"/>
             <w:tcBorders>
-              <w:top w:val="single" w:sz="6" w:color="9DB2BB"/>
-              <w:left w:val="single" w:sz="6" w:color="9DB2BB"/>
-              <w:bottom w:val="single" w:sz="6" w:color="9DB2BB"/>
-              <w:right w:val="single" w:sz="6" w:color="9DB2BB"/>
+              <w:top w:val="single" w:sz="5" w:color="A5BAC2"/>
+              <w:left w:val="single" w:sz="5" w:color="A5BAC2"/>
+              <w:bottom w:val="single" w:sz="5" w:color="A5BAC2"/>
+              <w:right w:val="single" w:sz="5" w:color="A5BAC2"/>
             </w:tcBorders>
             <w:vAlign w:val="center"/>
+            <w:shd w:fill="FFFFFF"/>
+            <w:tcMar>
+              <w:top w:w="90" w:type="dxa"/>
+              <w:bottom w:w="90" w:type="dxa"/>
+              <w:left w:w="105" w:type="dxa"/>
+              <w:right w:w="105" w:type="dxa"/>
+            </w:tcMar>
           </w:tcPr>
           <w:p>
+            <w:pPr>
+              <w:spacing w:before="0" w:after="0" w:line="240" w:lineRule="auto"/>
+              <w:jc w:val="center"/>
+            </w:pPr>
             <w:r>
+              <w:rPr>
+                <w:rFonts w:ascii="Aptos" w:hAnsi="Aptos"/>
+                <w:sz w:val="19"/>
+              </w:rPr>
               <w:t>4.6</w:t>
             </w:r>
           </w:p>
         </w:tc>
         <w:tc>
           <w:tcPr>
-            <w:tcW w:w="1080" w:type="dxa"/>
+            <w:tcW w:w="1134" w:type="dxa"/>
             <w:tcBorders>
-              <w:top w:val="single" w:sz="6" w:color="9DB2BB"/>
-              <w:left w:val="single" w:sz="6" w:color="9DB2BB"/>
-              <w:bottom w:val="single" w:sz="6" w:color="9DB2BB"/>
-              <w:right w:val="single" w:sz="6" w:color="9DB2BB"/>
+              <w:top w:val="single" w:sz="5" w:color="A5BAC2"/>
+              <w:left w:val="single" w:sz="5" w:color="A5BAC2"/>
+              <w:bottom w:val="single" w:sz="5" w:color="A5BAC2"/>
+              <w:right w:val="single" w:sz="5" w:color="A5BAC2"/>
             </w:tcBorders>
             <w:vAlign w:val="center"/>
+            <w:shd w:fill="FFFFFF"/>
+            <w:tcMar>
+              <w:top w:w="90" w:type="dxa"/>
+              <w:bottom w:w="90" w:type="dxa"/>
+              <w:left w:w="105" w:type="dxa"/>
+              <w:right w:w="105" w:type="dxa"/>
+            </w:tcMar>
           </w:tcPr>
           <w:p>
+            <w:pPr>
+              <w:spacing w:before="0" w:after="0" w:line="240" w:lineRule="auto"/>
+              <w:jc w:val="center"/>
+            </w:pPr>
             <w:r>
+              <w:rPr>
+                <w:rFonts w:ascii="Aptos" w:hAnsi="Aptos"/>
+                <w:sz w:val="19"/>
+              </w:rPr>
               <w:t>0.2885</w:t>
             </w:r>
           </w:p>
         </w:tc>
         <w:tc>
           <w:tcPr>
-            <w:tcW w:w="2045" w:type="dxa"/>
+            <w:tcW w:w="2098" w:type="dxa"/>
             <w:tcBorders>
-              <w:top w:val="single" w:sz="6" w:color="9DB2BB"/>
-              <w:left w:val="single" w:sz="6" w:color="9DB2BB"/>
-              <w:bottom w:val="single" w:sz="6" w:color="9DB2BB"/>
-              <w:right w:val="single" w:sz="6" w:color="9DB2BB"/>
+              <w:top w:val="single" w:sz="5" w:color="A5BAC2"/>
+              <w:left w:val="single" w:sz="5" w:color="A5BAC2"/>
+              <w:bottom w:val="single" w:sz="5" w:color="A5BAC2"/>
+              <w:right w:val="single" w:sz="5" w:color="A5BAC2"/>
             </w:tcBorders>
             <w:vAlign w:val="center"/>
+            <w:shd w:fill="FFFFFF"/>
+            <w:tcMar>
+              <w:top w:w="90" w:type="dxa"/>
+              <w:bottom w:w="90" w:type="dxa"/>
+              <w:left w:w="105" w:type="dxa"/>
+              <w:right w:w="105" w:type="dxa"/>
+            </w:tcMar>
           </w:tcPr>
           <w:p>
             <w:pPr>
-              <w:spacing w:after="40" w:line="240" w:lineRule="auto" w:before="40"/>
+              <w:spacing w:after="0" w:line="240" w:lineRule="auto" w:before="0"/>
               <w:jc w:val="center"/>
             </w:pPr>
           </w:p>
         </w:tc>
         <w:tc>
           <w:tcPr>
-            <w:tcW w:w="2131" w:type="dxa"/>
+            <w:tcW w:w="2098" w:type="dxa"/>
             <w:tcBorders>
-              <w:top w:val="single" w:sz="6" w:color="9DB2BB"/>
-              <w:left w:val="single" w:sz="6" w:color="9DB2BB"/>
-              <w:bottom w:val="single" w:sz="6" w:color="9DB2BB"/>
-              <w:right w:val="single" w:sz="6" w:color="9DB2BB"/>
+              <w:top w:val="single" w:sz="5" w:color="A5BAC2"/>
+              <w:left w:val="single" w:sz="5" w:color="A5BAC2"/>
+              <w:bottom w:val="single" w:sz="5" w:color="A5BAC2"/>
+              <w:right w:val="single" w:sz="5" w:color="A5BAC2"/>
             </w:tcBorders>
             <w:vAlign w:val="center"/>
+            <w:shd w:fill="FFFFFF"/>
+            <w:tcMar>
+              <w:top w:w="90" w:type="dxa"/>
+              <w:bottom w:w="90" w:type="dxa"/>
+              <w:left w:w="105" w:type="dxa"/>
+              <w:right w:w="105" w:type="dxa"/>
+            </w:tcMar>
           </w:tcPr>
           <w:p>
             <w:pPr>
-              <w:spacing w:after="40" w:line="240" w:lineRule="auto" w:before="40"/>
+              <w:spacing w:after="0" w:line="240" w:lineRule="auto" w:before="0"/>
               <w:jc w:val="center"/>
             </w:pPr>
           </w:p>
@@ -4123,28 +5187,37 @@
       </w:tr>
       <w:tr>
         <w:trPr>
+          <w:trHeight w:val="475" w:hRule="atLeast"/>
           <w:jc w:val="center"/>
+          <w:cantSplit/>
         </w:trPr>
         <w:tc>
           <w:tcPr>
-            <w:tcW w:w="3096" w:type="dxa"/>
+            <w:tcW w:w="2948" w:type="dxa"/>
             <w:tcBorders>
-              <w:top w:val="single" w:sz="6" w:color="9DB2BB"/>
-              <w:left w:val="single" w:sz="6" w:color="9DB2BB"/>
-              <w:bottom w:val="single" w:sz="6" w:color="9DB2BB"/>
-              <w:right w:val="single" w:sz="6" w:color="9DB2BB"/>
+              <w:top w:val="single" w:sz="5" w:color="A5BAC2"/>
+              <w:left w:val="single" w:sz="5" w:color="A5BAC2"/>
+              <w:bottom w:val="single" w:sz="5" w:color="A5BAC2"/>
+              <w:right w:val="single" w:sz="5" w:color="A5BAC2"/>
             </w:tcBorders>
-            <w:shd w:val="clear" w:color="auto" w:fill="F5F8F9"/>
             <w:vAlign w:val="center"/>
+            <w:shd w:fill="F5F8F9"/>
+            <w:tcMar>
+              <w:top w:w="90" w:type="dxa"/>
+              <w:bottom w:w="90" w:type="dxa"/>
+              <w:left w:w="105" w:type="dxa"/>
+              <w:right w:w="105" w:type="dxa"/>
+            </w:tcMar>
           </w:tcPr>
           <w:p>
             <w:pPr>
-              <w:spacing w:after="40" w:line="240" w:lineRule="auto" w:before="40"/>
-              <w:jc w:val="left"/>
+              <w:spacing w:after="0" w:line="240" w:lineRule="auto" w:before="0"/>
+              <w:jc w:val="center"/>
             </w:pPr>
             <w:r>
               <w:rPr>
-                <w:sz w:val="22"/>
+                <w:rFonts w:ascii="Aptos" w:hAnsi="Aptos"/>
+                <w:sz w:val="19"/>
               </w:rPr>
               <w:t>Small laboratory bead</w:t>
             </w:r>
@@ -4152,74 +5225,114 @@
         </w:tc>
         <w:tc>
           <w:tcPr>
-            <w:tcW w:w="1354" w:type="dxa"/>
+            <w:tcW w:w="1417" w:type="dxa"/>
             <w:tcBorders>
-              <w:top w:val="single" w:sz="6" w:color="9DB2BB"/>
-              <w:left w:val="single" w:sz="6" w:color="9DB2BB"/>
-              <w:bottom w:val="single" w:sz="6" w:color="9DB2BB"/>
-              <w:right w:val="single" w:sz="6" w:color="9DB2BB"/>
+              <w:top w:val="single" w:sz="5" w:color="A5BAC2"/>
+              <w:left w:val="single" w:sz="5" w:color="A5BAC2"/>
+              <w:bottom w:val="single" w:sz="5" w:color="A5BAC2"/>
+              <w:right w:val="single" w:sz="5" w:color="A5BAC2"/>
             </w:tcBorders>
-            <w:shd w:val="clear" w:color="auto" w:fill="F5F8F9"/>
             <w:vAlign w:val="center"/>
+            <w:shd w:fill="F5F8F9"/>
+            <w:tcMar>
+              <w:top w:w="90" w:type="dxa"/>
+              <w:bottom w:w="90" w:type="dxa"/>
+              <w:left w:w="105" w:type="dxa"/>
+              <w:right w:w="105" w:type="dxa"/>
+            </w:tcMar>
           </w:tcPr>
           <w:p>
+            <w:pPr>
+              <w:spacing w:before="0" w:after="0" w:line="240" w:lineRule="auto"/>
+              <w:jc w:val="center"/>
+            </w:pPr>
             <w:r>
+              <w:rPr>
+                <w:rFonts w:ascii="Aptos" w:hAnsi="Aptos"/>
+                <w:sz w:val="19"/>
+              </w:rPr>
               <w:t>2.8</w:t>
             </w:r>
           </w:p>
         </w:tc>
         <w:tc>
           <w:tcPr>
-            <w:tcW w:w="1080" w:type="dxa"/>
+            <w:tcW w:w="1134" w:type="dxa"/>
             <w:tcBorders>
-              <w:top w:val="single" w:sz="6" w:color="9DB2BB"/>
-              <w:left w:val="single" w:sz="6" w:color="9DB2BB"/>
-              <w:bottom w:val="single" w:sz="6" w:color="9DB2BB"/>
-              <w:right w:val="single" w:sz="6" w:color="9DB2BB"/>
+              <w:top w:val="single" w:sz="5" w:color="A5BAC2"/>
+              <w:left w:val="single" w:sz="5" w:color="A5BAC2"/>
+              <w:bottom w:val="single" w:sz="5" w:color="A5BAC2"/>
+              <w:right w:val="single" w:sz="5" w:color="A5BAC2"/>
             </w:tcBorders>
-            <w:shd w:val="clear" w:color="auto" w:fill="F5F8F9"/>
             <w:vAlign w:val="center"/>
+            <w:shd w:fill="F5F8F9"/>
+            <w:tcMar>
+              <w:top w:w="90" w:type="dxa"/>
+              <w:bottom w:w="90" w:type="dxa"/>
+              <w:left w:w="105" w:type="dxa"/>
+              <w:right w:w="105" w:type="dxa"/>
+            </w:tcMar>
           </w:tcPr>
           <w:p>
+            <w:pPr>
+              <w:spacing w:before="0" w:after="0" w:line="240" w:lineRule="auto"/>
+              <w:jc w:val="center"/>
+            </w:pPr>
             <w:r>
+              <w:rPr>
+                <w:rFonts w:ascii="Aptos" w:hAnsi="Aptos"/>
+                <w:sz w:val="19"/>
+              </w:rPr>
               <w:t>0.4890</w:t>
             </w:r>
           </w:p>
         </w:tc>
         <w:tc>
           <w:tcPr>
-            <w:tcW w:w="2045" w:type="dxa"/>
+            <w:tcW w:w="2098" w:type="dxa"/>
             <w:tcBorders>
-              <w:top w:val="single" w:sz="6" w:color="9DB2BB"/>
-              <w:left w:val="single" w:sz="6" w:color="9DB2BB"/>
-              <w:bottom w:val="single" w:sz="6" w:color="9DB2BB"/>
-              <w:right w:val="single" w:sz="6" w:color="9DB2BB"/>
+              <w:top w:val="single" w:sz="5" w:color="A5BAC2"/>
+              <w:left w:val="single" w:sz="5" w:color="A5BAC2"/>
+              <w:bottom w:val="single" w:sz="5" w:color="A5BAC2"/>
+              <w:right w:val="single" w:sz="5" w:color="A5BAC2"/>
             </w:tcBorders>
-            <w:shd w:val="clear" w:color="auto" w:fill="F5F8F9"/>
             <w:vAlign w:val="center"/>
+            <w:shd w:fill="F5F8F9"/>
+            <w:tcMar>
+              <w:top w:w="90" w:type="dxa"/>
+              <w:bottom w:w="90" w:type="dxa"/>
+              <w:left w:w="105" w:type="dxa"/>
+              <w:right w:w="105" w:type="dxa"/>
+            </w:tcMar>
           </w:tcPr>
           <w:p>
             <w:pPr>
-              <w:spacing w:after="40" w:line="240" w:lineRule="auto" w:before="40"/>
+              <w:spacing w:after="0" w:line="240" w:lineRule="auto" w:before="0"/>
               <w:jc w:val="center"/>
             </w:pPr>
           </w:p>
         </w:tc>
         <w:tc>
           <w:tcPr>
-            <w:tcW w:w="2131" w:type="dxa"/>
+            <w:tcW w:w="2098" w:type="dxa"/>
             <w:tcBorders>
-              <w:top w:val="single" w:sz="6" w:color="9DB2BB"/>
-              <w:left w:val="single" w:sz="6" w:color="9DB2BB"/>
-              <w:bottom w:val="single" w:sz="6" w:color="9DB2BB"/>
-              <w:right w:val="single" w:sz="6" w:color="9DB2BB"/>
+              <w:top w:val="single" w:sz="5" w:color="A5BAC2"/>
+              <w:left w:val="single" w:sz="5" w:color="A5BAC2"/>
+              <w:bottom w:val="single" w:sz="5" w:color="A5BAC2"/>
+              <w:right w:val="single" w:sz="5" w:color="A5BAC2"/>
             </w:tcBorders>
-            <w:shd w:val="clear" w:color="auto" w:fill="F5F8F9"/>
             <w:vAlign w:val="center"/>
+            <w:shd w:fill="F5F8F9"/>
+            <w:tcMar>
+              <w:top w:w="90" w:type="dxa"/>
+              <w:bottom w:w="90" w:type="dxa"/>
+              <w:left w:w="105" w:type="dxa"/>
+              <w:right w:w="105" w:type="dxa"/>
+            </w:tcMar>
           </w:tcPr>
           <w:p>
             <w:pPr>
-              <w:spacing w:after="40" w:line="240" w:lineRule="auto" w:before="40"/>
+              <w:spacing w:after="0" w:line="240" w:lineRule="auto" w:before="0"/>
               <w:jc w:val="center"/>
             </w:pPr>
           </w:p>
@@ -4227,96 +5340,145 @@
       </w:tr>
       <w:tr>
         <w:trPr>
+          <w:trHeight w:val="475" w:hRule="atLeast"/>
           <w:jc w:val="center"/>
+          <w:cantSplit/>
         </w:trPr>
         <w:tc>
           <w:tcPr>
-            <w:tcW w:w="3096" w:type="dxa"/>
+            <w:tcW w:w="2948" w:type="dxa"/>
             <w:tcBorders>
-              <w:top w:val="single" w:sz="6" w:color="9DB2BB"/>
-              <w:left w:val="single" w:sz="6" w:color="9DB2BB"/>
-              <w:bottom w:val="single" w:sz="6" w:color="9DB2BB"/>
-              <w:right w:val="single" w:sz="6" w:color="9DB2BB"/>
+              <w:top w:val="single" w:sz="5" w:color="A5BAC2"/>
+              <w:left w:val="single" w:sz="5" w:color="A5BAC2"/>
+              <w:bottom w:val="single" w:sz="5" w:color="A5BAC2"/>
+              <w:right w:val="single" w:sz="5" w:color="A5BAC2"/>
             </w:tcBorders>
             <w:vAlign w:val="center"/>
+            <w:shd w:fill="FFFFFF"/>
+            <w:tcMar>
+              <w:top w:w="90" w:type="dxa"/>
+              <w:bottom w:w="90" w:type="dxa"/>
+              <w:left w:w="105" w:type="dxa"/>
+              <w:right w:w="105" w:type="dxa"/>
+            </w:tcMar>
           </w:tcPr>
           <w:p>
             <w:pPr>
-              <w:spacing w:before="40" w:after="40"/>
-              <w:jc w:val="left"/>
+              <w:spacing w:before="0" w:after="0" w:line="240" w:lineRule="auto"/>
+              <w:jc w:val="center"/>
             </w:pPr>
             <w:r>
+              <w:rPr>
+                <w:rFonts w:ascii="Aptos" w:hAnsi="Aptos"/>
+                <w:sz w:val="19"/>
+              </w:rPr>
               <w:t>Assigned 0.6 mm design</w:t>
             </w:r>
           </w:p>
         </w:tc>
         <w:tc>
           <w:tcPr>
-            <w:tcW w:w="1354" w:type="dxa"/>
+            <w:tcW w:w="1417" w:type="dxa"/>
             <w:tcBorders>
-              <w:top w:val="single" w:sz="6" w:color="9DB2BB"/>
-              <w:left w:val="single" w:sz="6" w:color="9DB2BB"/>
-              <w:bottom w:val="single" w:sz="6" w:color="9DB2BB"/>
-              <w:right w:val="single" w:sz="6" w:color="9DB2BB"/>
+              <w:top w:val="single" w:sz="5" w:color="A5BAC2"/>
+              <w:left w:val="single" w:sz="5" w:color="A5BAC2"/>
+              <w:bottom w:val="single" w:sz="5" w:color="A5BAC2"/>
+              <w:right w:val="single" w:sz="5" w:color="A5BAC2"/>
             </w:tcBorders>
             <w:vAlign w:val="center"/>
+            <w:shd w:fill="FFFFFF"/>
+            <w:tcMar>
+              <w:top w:w="90" w:type="dxa"/>
+              <w:bottom w:w="90" w:type="dxa"/>
+              <w:left w:w="105" w:type="dxa"/>
+              <w:right w:w="105" w:type="dxa"/>
+            </w:tcMar>
           </w:tcPr>
           <w:p>
+            <w:pPr>
+              <w:spacing w:before="0" w:after="0" w:line="240" w:lineRule="auto"/>
+              <w:jc w:val="center"/>
+            </w:pPr>
             <w:r>
+              <w:rPr>
+                <w:rFonts w:ascii="Aptos" w:hAnsi="Aptos"/>
+                <w:sz w:val="19"/>
+              </w:rPr>
               <w:t>0.6</w:t>
             </w:r>
           </w:p>
         </w:tc>
         <w:tc>
           <w:tcPr>
-            <w:tcW w:w="1080" w:type="dxa"/>
+            <w:tcW w:w="1134" w:type="dxa"/>
             <w:tcBorders>
-              <w:top w:val="single" w:sz="6" w:color="9DB2BB"/>
-              <w:left w:val="single" w:sz="6" w:color="9DB2BB"/>
-              <w:bottom w:val="single" w:sz="6" w:color="9DB2BB"/>
-              <w:right w:val="single" w:sz="6" w:color="9DB2BB"/>
+              <w:top w:val="single" w:sz="5" w:color="A5BAC2"/>
+              <w:left w:val="single" w:sz="5" w:color="A5BAC2"/>
+              <w:bottom w:val="single" w:sz="5" w:color="A5BAC2"/>
+              <w:right w:val="single" w:sz="5" w:color="A5BAC2"/>
             </w:tcBorders>
             <w:vAlign w:val="center"/>
+            <w:shd w:fill="FFFFFF"/>
+            <w:tcMar>
+              <w:top w:w="90" w:type="dxa"/>
+              <w:bottom w:w="90" w:type="dxa"/>
+              <w:left w:w="105" w:type="dxa"/>
+              <w:right w:w="105" w:type="dxa"/>
+            </w:tcMar>
           </w:tcPr>
           <w:p>
             <w:pPr>
-              <w:spacing w:after="40" w:line="240" w:lineRule="auto" w:before="40"/>
+              <w:spacing w:after="0" w:line="240" w:lineRule="auto" w:before="0"/>
               <w:jc w:val="center"/>
             </w:pPr>
           </w:p>
         </w:tc>
         <w:tc>
           <w:tcPr>
-            <w:tcW w:w="2045" w:type="dxa"/>
+            <w:tcW w:w="2098" w:type="dxa"/>
             <w:tcBorders>
-              <w:top w:val="single" w:sz="6" w:color="9DB2BB"/>
-              <w:left w:val="single" w:sz="6" w:color="9DB2BB"/>
-              <w:bottom w:val="single" w:sz="6" w:color="9DB2BB"/>
-              <w:right w:val="single" w:sz="6" w:color="9DB2BB"/>
+              <w:top w:val="single" w:sz="5" w:color="A5BAC2"/>
+              <w:left w:val="single" w:sz="5" w:color="A5BAC2"/>
+              <w:bottom w:val="single" w:sz="5" w:color="A5BAC2"/>
+              <w:right w:val="single" w:sz="5" w:color="A5BAC2"/>
             </w:tcBorders>
             <w:vAlign w:val="center"/>
+            <w:shd w:fill="FFFFFF"/>
+            <w:tcMar>
+              <w:top w:w="90" w:type="dxa"/>
+              <w:bottom w:w="90" w:type="dxa"/>
+              <w:left w:w="105" w:type="dxa"/>
+              <w:right w:w="105" w:type="dxa"/>
+            </w:tcMar>
           </w:tcPr>
           <w:p>
             <w:pPr>
-              <w:spacing w:after="40" w:line="240" w:lineRule="auto" w:before="40"/>
+              <w:spacing w:after="0" w:line="240" w:lineRule="auto" w:before="0"/>
               <w:jc w:val="center"/>
             </w:pPr>
           </w:p>
         </w:tc>
         <w:tc>
           <w:tcPr>
-            <w:tcW w:w="2131" w:type="dxa"/>
+            <w:tcW w:w="2098" w:type="dxa"/>
             <w:tcBorders>
-              <w:top w:val="single" w:sz="6" w:color="9DB2BB"/>
-              <w:left w:val="single" w:sz="6" w:color="9DB2BB"/>
-              <w:bottom w:val="single" w:sz="6" w:color="9DB2BB"/>
-              <w:right w:val="single" w:sz="6" w:color="9DB2BB"/>
+              <w:top w:val="single" w:sz="5" w:color="A5BAC2"/>
+              <w:left w:val="single" w:sz="5" w:color="A5BAC2"/>
+              <w:bottom w:val="single" w:sz="5" w:color="A5BAC2"/>
+              <w:right w:val="single" w:sz="5" w:color="A5BAC2"/>
             </w:tcBorders>
             <w:vAlign w:val="center"/>
+            <w:shd w:fill="FFFFFF"/>
+            <w:tcMar>
+              <w:top w:w="90" w:type="dxa"/>
+              <w:bottom w:w="90" w:type="dxa"/>
+              <w:left w:w="105" w:type="dxa"/>
+              <w:right w:w="105" w:type="dxa"/>
+            </w:tcMar>
           </w:tcPr>
           <w:p>
             <w:pPr>
-              <w:spacing w:after="40" w:line="240" w:lineRule="auto" w:before="40"/>
+              <w:spacing w:after="0" w:line="240" w:lineRule="auto" w:before="0"/>
               <w:jc w:val="center"/>
             </w:pPr>
           </w:p>
@@ -4324,101 +5486,145 @@
       </w:tr>
       <w:tr>
         <w:trPr>
+          <w:trHeight w:val="475" w:hRule="atLeast"/>
           <w:jc w:val="center"/>
+          <w:cantSplit/>
         </w:trPr>
         <w:tc>
           <w:tcPr>
-            <w:tcW w:w="3096" w:type="dxa"/>
+            <w:tcW w:w="2948" w:type="dxa"/>
             <w:tcBorders>
-              <w:top w:val="single" w:color="9DB2BB" w:sz="6" w:space="0"/>
-              <w:left w:val="single" w:sz="6" w:color="9DB2BB"/>
-              <w:bottom w:val="single" w:color="9DB2BB" w:sz="6" w:space="0"/>
-              <w:right w:val="single" w:sz="6" w:color="9DB2BB"/>
+              <w:top w:val="single" w:color="A5BAC2" w:sz="5" w:space="0"/>
+              <w:left w:val="single" w:sz="5" w:color="A5BAC2"/>
+              <w:bottom w:val="single" w:color="A5BAC2" w:sz="5" w:space="0"/>
+              <w:right w:val="single" w:sz="5" w:color="A5BAC2"/>
             </w:tcBorders>
-            <w:shd w:val="clear" w:color="auto" w:fill="F5F8F9"/>
             <w:vAlign w:val="center"/>
+            <w:shd w:fill="F5F8F9"/>
+            <w:tcMar>
+              <w:top w:w="90" w:type="dxa"/>
+              <w:bottom w:w="90" w:type="dxa"/>
+              <w:left w:w="105" w:type="dxa"/>
+              <w:right w:w="105" w:type="dxa"/>
+            </w:tcMar>
           </w:tcPr>
           <w:p>
             <w:pPr>
-              <w:spacing w:before="40" w:after="40"/>
-              <w:jc w:val="left"/>
+              <w:spacing w:before="0" w:after="0" w:line="240" w:lineRule="auto"/>
+              <w:jc w:val="center"/>
             </w:pPr>
             <w:r>
+              <w:rPr>
+                <w:rFonts w:ascii="Aptos" w:hAnsi="Aptos"/>
+                <w:sz w:val="19"/>
+              </w:rPr>
               <w:t>Assigned 0.3 mm design</w:t>
             </w:r>
           </w:p>
         </w:tc>
         <w:tc>
           <w:tcPr>
-            <w:tcW w:w="1354" w:type="dxa"/>
+            <w:tcW w:w="1417" w:type="dxa"/>
             <w:tcBorders>
-              <w:top w:val="single" w:color="9DB2BB" w:sz="6" w:space="0"/>
-              <w:left w:val="single" w:sz="6" w:color="9DB2BB"/>
-              <w:bottom w:val="single" w:color="9DB2BB" w:sz="6" w:space="0"/>
-              <w:right w:val="single" w:sz="6" w:color="9DB2BB"/>
+              <w:top w:val="single" w:color="A5BAC2" w:sz="5" w:space="0"/>
+              <w:left w:val="single" w:sz="5" w:color="A5BAC2"/>
+              <w:bottom w:val="single" w:color="A5BAC2" w:sz="5" w:space="0"/>
+              <w:right w:val="single" w:sz="5" w:color="A5BAC2"/>
             </w:tcBorders>
-            <w:shd w:val="clear" w:color="auto" w:fill="F5F8F9"/>
             <w:vAlign w:val="center"/>
+            <w:shd w:fill="F5F8F9"/>
+            <w:tcMar>
+              <w:top w:w="90" w:type="dxa"/>
+              <w:bottom w:w="90" w:type="dxa"/>
+              <w:left w:w="105" w:type="dxa"/>
+              <w:right w:w="105" w:type="dxa"/>
+            </w:tcMar>
           </w:tcPr>
           <w:p>
+            <w:pPr>
+              <w:spacing w:before="0" w:after="0" w:line="240" w:lineRule="auto"/>
+              <w:jc w:val="center"/>
+            </w:pPr>
             <w:r>
+              <w:rPr>
+                <w:rFonts w:ascii="Aptos" w:hAnsi="Aptos"/>
+                <w:sz w:val="19"/>
+              </w:rPr>
               <w:t>0.3</w:t>
             </w:r>
           </w:p>
         </w:tc>
         <w:tc>
           <w:tcPr>
-            <w:tcW w:w="1080" w:type="dxa"/>
+            <w:tcW w:w="1134" w:type="dxa"/>
             <w:tcBorders>
-              <w:top w:val="single" w:color="9DB2BB" w:sz="6" w:space="0"/>
-              <w:left w:val="single" w:sz="6" w:color="9DB2BB"/>
-              <w:bottom w:val="single" w:color="9DB2BB" w:sz="6" w:space="0"/>
-              <w:right w:val="single" w:sz="6" w:color="9DB2BB"/>
+              <w:top w:val="single" w:color="A5BAC2" w:sz="5" w:space="0"/>
+              <w:left w:val="single" w:sz="5" w:color="A5BAC2"/>
+              <w:bottom w:val="single" w:color="A5BAC2" w:sz="5" w:space="0"/>
+              <w:right w:val="single" w:sz="5" w:color="A5BAC2"/>
             </w:tcBorders>
-            <w:shd w:val="clear" w:color="auto" w:fill="F5F8F9"/>
             <w:vAlign w:val="center"/>
+            <w:shd w:fill="F5F8F9"/>
+            <w:tcMar>
+              <w:top w:w="90" w:type="dxa"/>
+              <w:bottom w:w="90" w:type="dxa"/>
+              <w:left w:w="105" w:type="dxa"/>
+              <w:right w:w="105" w:type="dxa"/>
+            </w:tcMar>
           </w:tcPr>
           <w:p>
             <w:pPr>
-              <w:spacing w:after="40" w:line="240" w:lineRule="auto" w:before="40"/>
+              <w:spacing w:after="0" w:line="240" w:lineRule="auto" w:before="0"/>
               <w:jc w:val="center"/>
             </w:pPr>
           </w:p>
         </w:tc>
         <w:tc>
           <w:tcPr>
-            <w:tcW w:w="2045" w:type="dxa"/>
+            <w:tcW w:w="2098" w:type="dxa"/>
             <w:tcBorders>
-              <w:top w:val="single" w:color="9DB2BB" w:sz="6" w:space="0"/>
-              <w:left w:val="single" w:sz="6" w:color="9DB2BB"/>
-              <w:bottom w:val="single" w:color="9DB2BB" w:sz="6" w:space="0"/>
-              <w:right w:val="single" w:sz="6" w:color="9DB2BB"/>
+              <w:top w:val="single" w:color="A5BAC2" w:sz="5" w:space="0"/>
+              <w:left w:val="single" w:sz="5" w:color="A5BAC2"/>
+              <w:bottom w:val="single" w:color="A5BAC2" w:sz="5" w:space="0"/>
+              <w:right w:val="single" w:sz="5" w:color="A5BAC2"/>
             </w:tcBorders>
-            <w:shd w:val="clear" w:color="auto" w:fill="F5F8F9"/>
             <w:vAlign w:val="center"/>
+            <w:shd w:fill="F5F8F9"/>
+            <w:tcMar>
+              <w:top w:w="90" w:type="dxa"/>
+              <w:bottom w:w="90" w:type="dxa"/>
+              <w:left w:w="105" w:type="dxa"/>
+              <w:right w:w="105" w:type="dxa"/>
+            </w:tcMar>
           </w:tcPr>
           <w:p>
             <w:pPr>
-              <w:spacing w:after="40" w:line="240" w:lineRule="auto" w:before="40"/>
+              <w:spacing w:after="0" w:line="240" w:lineRule="auto" w:before="0"/>
               <w:jc w:val="center"/>
             </w:pPr>
           </w:p>
         </w:tc>
         <w:tc>
           <w:tcPr>
-            <w:tcW w:w="2131" w:type="dxa"/>
+            <w:tcW w:w="2098" w:type="dxa"/>
             <w:tcBorders>
-              <w:top w:val="single" w:color="9DB2BB" w:sz="6" w:space="0"/>
-              <w:left w:val="single" w:sz="6" w:color="9DB2BB"/>
-              <w:bottom w:val="single" w:color="9DB2BB" w:sz="6" w:space="0"/>
-              <w:right w:val="single" w:sz="6" w:color="9DB2BB"/>
+              <w:top w:val="single" w:color="A5BAC2" w:sz="5" w:space="0"/>
+              <w:left w:val="single" w:sz="5" w:color="A5BAC2"/>
+              <w:bottom w:val="single" w:color="A5BAC2" w:sz="5" w:space="0"/>
+              <w:right w:val="single" w:sz="5" w:color="A5BAC2"/>
             </w:tcBorders>
-            <w:shd w:val="clear" w:color="auto" w:fill="F5F8F9"/>
             <w:vAlign w:val="center"/>
+            <w:shd w:fill="F5F8F9"/>
+            <w:tcMar>
+              <w:top w:w="90" w:type="dxa"/>
+              <w:bottom w:w="90" w:type="dxa"/>
+              <w:left w:w="105" w:type="dxa"/>
+              <w:right w:w="105" w:type="dxa"/>
+            </w:tcMar>
           </w:tcPr>
           <w:p>
             <w:pPr>
-              <w:spacing w:after="40" w:line="240" w:lineRule="auto" w:before="40"/>
+              <w:spacing w:after="0" w:line="240" w:lineRule="auto" w:before="0"/>
               <w:jc w:val="center"/>
             </w:pPr>
           </w:p>
@@ -4429,7 +5635,7 @@
       <w:pPr>
         <w:keepLines/>
         <w:widowControl/>
-        <w:spacing w:after="80"/>
+        <w:spacing w:after="80" w:before="200"/>
         <w:ind w:left="331" w:hanging="331"/>
       </w:pPr>
       <w:r>
@@ -4785,21 +5991,11 @@
       </w:r>
       <m:oMath>
         <m:sSub>
-          <m:sSubPr>
-            <m:ctrlPr>
-              <w:rPr>
-                <w:rFonts w:ascii="Cambria Math" w:hAnsi="Cambria Math"/>
-              </w:rPr>
-            </m:ctrlPr>
-          </m:sSubPr>
           <m:e>
             <m:r>
               <m:rPr>
                 <m:sty m:val="p"/>
               </m:rPr>
-              <w:rPr>
-                <w:sz w:val="22"/>
-              </w:rPr>
               <m:t>C</m:t>
             </m:r>
           </m:e>
@@ -4808,9 +6004,6 @@
               <m:rPr>
                 <m:sty m:val="p"/>
               </m:rPr>
-              <w:rPr>
-                <w:sz w:val="22"/>
-              </w:rPr>
               <m:t>ONP</m:t>
             </m:r>
           </m:sub>
@@ -4884,158 +6077,86 @@
       <m:oMathPara>
         <m:oMath>
           <m:sSub>
-            <m:sSubPr>
-              <m:ctrlPr>
-                <w:rPr>
-                  <w:rFonts w:ascii="Cambria Math" w:hAnsi="Cambria Math"/>
-                </w:rPr>
-              </m:ctrlPr>
-            </m:sSubPr>
             <m:e>
               <m:r>
-                <w:rPr>
-                  <w:rFonts w:ascii="Cambria Math" w:hAnsi="Cambria Math"/>
-                </w:rPr>
+                <m:rPr>
+                  <m:sty m:val="p"/>
+                </m:rPr>
                 <m:t>v</m:t>
               </m:r>
             </m:e>
             <m:sub>
               <m:r>
-                <w:rPr>
-                  <w:rFonts w:ascii="Cambria Math" w:hAnsi="Cambria Math"/>
-                </w:rPr>
-                <m:t>early</m:t>
+                <m:rPr>
+                  <m:sty m:val="p"/>
+                </m:rPr>
+                <m:t>avg</m:t>
               </m:r>
             </m:sub>
           </m:sSub>
           <m:r>
-            <w:rPr>
-              <w:rFonts w:ascii="Cambria Math" w:hAnsi="Cambria Math"/>
-            </w:rPr>
-            <m:t xml:space="preserve"> ≈ </m:t>
+            <m:rPr>
+              <m:sty m:val="p"/>
+            </m:rPr>
+            <m:t> ≈ </m:t>
           </m:r>
           <m:f>
-            <m:fPr>
-              <m:ctrlPr>
-                <w:rPr>
-                  <w:rFonts w:ascii="Cambria Math" w:hAnsi="Cambria Math"/>
-                </w:rPr>
-              </m:ctrlPr>
-            </m:fPr>
             <m:num>
               <m:sSub>
-                <m:sSubPr>
-                  <m:ctrlPr>
-                    <w:rPr>
-                      <w:rFonts w:ascii="Cambria Math" w:hAnsi="Cambria Math"/>
-                    </w:rPr>
-                  </m:ctrlPr>
-                </m:sSubPr>
                 <m:e>
                   <m:r>
-                    <w:rPr>
-                      <w:rFonts w:ascii="Cambria Math" w:hAnsi="Cambria Math"/>
-                    </w:rPr>
+                    <m:rPr>
+                      <m:sty m:val="p"/>
+                    </m:rPr>
                     <m:t>C</m:t>
                   </m:r>
                 </m:e>
                 <m:sub>
                   <m:r>
-                    <w:rPr>
-                      <w:rFonts w:ascii="Cambria Math" w:hAnsi="Cambria Math"/>
-                    </w:rPr>
+                    <m:rPr>
+                      <m:sty m:val="p"/>
+                    </m:rPr>
                     <m:t>ONP</m:t>
                   </m:r>
                 </m:sub>
               </m:sSub>
               <m:r>
-                <w:rPr>
-                  <w:rFonts w:ascii="Cambria Math" w:hAnsi="Cambria Math"/>
-                </w:rPr>
-                <m:t>(28</m:t>
-              </m:r>
-              <m:r/>
-              <m:r>
-                <w:rPr>
-                  <w:rFonts w:ascii="Cambria Math" w:hAnsi="Cambria Math"/>
-                </w:rPr>
-                <m:t xml:space="preserve"> </m:t>
-              </m:r>
-              <m:r>
-                <w:rPr>
-                  <w:rFonts w:ascii="Cambria Math" w:hAnsi="Cambria Math"/>
-                </w:rPr>
-                <m:t>min</m:t>
-              </m:r>
-              <m:r>
-                <w:rPr>
-                  <w:rFonts w:ascii="Cambria Math" w:hAnsi="Cambria Math"/>
-                </w:rPr>
-                <m:t xml:space="preserve">) - </m:t>
+                <m:rPr>
+                  <m:sty m:val="p"/>
+                </m:rPr>
+                <m:t>(28 min) − </m:t>
               </m:r>
               <m:sSub>
-                <m:sSubPr>
-                  <m:ctrlPr>
-                    <w:rPr>
-                      <w:rFonts w:ascii="Cambria Math" w:hAnsi="Cambria Math"/>
-                    </w:rPr>
-                  </m:ctrlPr>
-                </m:sSubPr>
                 <m:e>
                   <m:r>
-                    <w:rPr>
-                      <w:rFonts w:ascii="Cambria Math" w:hAnsi="Cambria Math"/>
-                    </w:rPr>
+                    <m:rPr>
+                      <m:sty m:val="p"/>
+                    </m:rPr>
                     <m:t>C</m:t>
                   </m:r>
                 </m:e>
                 <m:sub>
                   <m:r>
-                    <w:rPr>
-                      <w:rFonts w:ascii="Cambria Math" w:hAnsi="Cambria Math"/>
-                    </w:rPr>
+                    <m:rPr>
+                      <m:sty m:val="p"/>
+                    </m:rPr>
                     <m:t>ONP</m:t>
                   </m:r>
                 </m:sub>
               </m:sSub>
               <m:r>
-                <w:rPr>
-                  <w:rFonts w:ascii="Cambria Math" w:hAnsi="Cambria Math"/>
-                </w:rPr>
-                <m:t xml:space="preserve">(0 </m:t>
-              </m:r>
-              <m:r>
-                <w:rPr>
-                  <w:rFonts w:ascii="Cambria Math" w:hAnsi="Cambria Math"/>
-                </w:rPr>
-                <m:t>min</m:t>
-              </m:r>
-              <m:r>
-                <w:rPr>
-                  <w:rFonts w:ascii="Cambria Math" w:hAnsi="Cambria Math"/>
-                </w:rPr>
-                <m:t>)</m:t>
+                <m:rPr>
+                  <m:sty m:val="p"/>
+                </m:rPr>
+                <m:t>(0 min)</m:t>
               </m:r>
             </m:num>
             <m:den>
               <m:r>
-                <w:rPr>
-                  <w:rFonts w:ascii="Cambria Math" w:hAnsi="Cambria Math"/>
-                </w:rPr>
-                <m:t>28</m:t>
-              </m:r>
-              <m:r/>
-              <m:r>
-                <w:rPr>
-                  <w:rFonts w:ascii="Cambria Math" w:hAnsi="Cambria Math"/>
-                </w:rPr>
-                <m:t xml:space="preserve"> </m:t>
-              </m:r>
-              <m:r>
-                <w:rPr>
-                  <w:rFonts w:ascii="Cambria Math" w:hAnsi="Cambria Math"/>
-                </w:rPr>
-                <m:t>min</m:t>
+                <m:rPr>
+                  <m:sty m:val="p"/>
+                </m:rPr>
+                <m:t>28 min</m:t>
               </m:r>
             </m:den>
           </m:f>
@@ -5069,31 +6190,118 @@
       </w:pPr>
       <m:oMathPara>
         <m:oMath>
+          <m:sSub>
+            <m:e>
+              <m:r>
+                <m:rPr>
+                  <m:sty m:val="p"/>
+                </m:rPr>
+                <m:t>v</m:t>
+              </m:r>
+            </m:e>
+            <m:sub>
+              <m:r>
+                <m:rPr>
+                  <m:sty m:val="p"/>
+                </m:rPr>
+                <m:t>0</m:t>
+              </m:r>
+            </m:sub>
+          </m:sSub>
           <m:r>
             <m:rPr>
               <m:sty m:val="p"/>
             </m:rPr>
-            <m:t>v₀ = </m:t>
+            <m:t> = </m:t>
           </m:r>
           <m:f>
-            <m:fPr>
-              <m:type m:val="bar"/>
-            </m:fPr>
             <m:num>
+              <m:sSub>
+                <m:e>
+                  <m:r>
+                    <m:rPr>
+                      <m:sty m:val="p"/>
+                    </m:rPr>
+                    <m:t>V</m:t>
+                  </m:r>
+                </m:e>
+                <m:sub>
+                  <m:r>
+                    <m:rPr>
+                      <m:sty m:val="p"/>
+                    </m:rPr>
+                    <m:t>max</m:t>
+                  </m:r>
+                </m:sub>
+              </m:sSub>
               <m:r>
                 <m:rPr>
                   <m:sty m:val="p"/>
                 </m:rPr>
-                <m:t>Vₘₐₓ C_ONPG,0</m:t>
+                <m:t> </m:t>
               </m:r>
+              <m:sSub>
+                <m:e>
+                  <m:r>
+                    <m:rPr>
+                      <m:sty m:val="p"/>
+                    </m:rPr>
+                    <m:t>C</m:t>
+                  </m:r>
+                </m:e>
+                <m:sub>
+                  <m:r>
+                    <m:rPr>
+                      <m:sty m:val="p"/>
+                    </m:rPr>
+                    <m:t>ONPG,0</m:t>
+                  </m:r>
+                </m:sub>
+              </m:sSub>
             </m:num>
             <m:den>
+              <m:sSub>
+                <m:e>
+                  <m:r>
+                    <m:rPr>
+                      <m:sty m:val="p"/>
+                    </m:rPr>
+                    <m:t>K</m:t>
+                  </m:r>
+                </m:e>
+                <m:sub>
+                  <m:r>
+                    <m:rPr>
+                      <m:sty m:val="p"/>
+                    </m:rPr>
+                    <m:t>m</m:t>
+                  </m:r>
+                </m:sub>
+              </m:sSub>
               <m:r>
                 <m:rPr>
                   <m:sty m:val="p"/>
                 </m:rPr>
-                <m:t>Kₘ + C_ONPG,0</m:t>
+                <m:t> + </m:t>
               </m:r>
+              <m:sSub>
+                <m:e>
+                  <m:r>
+                    <m:rPr>
+                      <m:sty m:val="p"/>
+                    </m:rPr>
+                    <m:t>C</m:t>
+                  </m:r>
+                </m:e>
+                <m:sub>
+                  <m:r>
+                    <m:rPr>
+                      <m:sty m:val="p"/>
+                    </m:rPr>
+                    <m:t>ONPG,0</m:t>
+                  </m:r>
+                </m:sub>
+              </m:sSub>
             </m:den>
           </m:f>
         </m:oMath>
@@ -5102,13 +6310,71 @@
     <w:p>
       <w:pPr/>
       <w:r>
-        <w:t>a. In one sentence each, define Vₘₐₓ and Kₘ. State their units (mM/s and mM).</w:t>
+        <w:rPr/>
+        <w:t xml:space="preserve">a. Define </w:t>
+      </w:r>
+      <w:r>
+        <w:rPr/>
+        <w:t>V</w:t>
+      </w:r>
+      <w:r>
+        <w:rPr>
+          <w:vertAlign w:val="subscript"/>
+        </w:rPr>
+        <w:t>max</w:t>
+      </w:r>
+      <w:r>
+        <w:rPr/>
+        <w:t xml:space="preserve"> (mM/s) and </w:t>
+      </w:r>
+      <w:r>
+        <w:rPr/>
+        <w:t>K</w:t>
+      </w:r>
+      <w:r>
+        <w:rPr>
+          <w:vertAlign w:val="subscript"/>
+        </w:rPr>
+        <w:t>m</w:t>
+      </w:r>
+      <w:r>
+        <w:rPr/>
+        <w:t xml:space="preserve"> (mM), including their physical meaning.</w:t>
       </w:r>
     </w:p>
     <w:p>
       <w:pPr/>
       <w:r>
-        <w:t>b. Take the reciprocal of the ONPG equation and identify the slope m and intercept b of a plot of 1/v₀ against 1/C_ONPG,0.</w:t>
+        <w:rPr/>
+        <w:t>b. Take the reciprocal of the ONPG equation and identify the slope m and intercept b of a plot of 1/</w:t>
+      </w:r>
+      <w:r>
+        <w:rPr/>
+        <w:t>v</w:t>
+      </w:r>
+      <w:r>
+        <w:rPr>
+          <w:vertAlign w:val="subscript"/>
+        </w:rPr>
+        <w:t>0</w:t>
+      </w:r>
+      <w:r>
+        <w:rPr/>
+        <w:t xml:space="preserve"> against 1/</w:t>
+      </w:r>
+      <w:r>
+        <w:rPr/>
+        <w:t>C</w:t>
+      </w:r>
+      <w:r>
+        <w:rPr>
+          <w:vertAlign w:val="subscript"/>
+        </w:rPr>
+        <w:t>ONPG,0</w:t>
+      </w:r>
+      <w:r>
+        <w:rPr/>
+        <w:t>.</w:t>
       </w:r>
     </w:p>
     <w:p>
@@ -5119,9 +6385,6 @@
       <m:oMathPara>
         <m:oMath>
           <m:f>
-            <m:fPr>
-              <m:type m:val="bar"/>
-            </m:fPr>
             <m:num>
               <m:r>
                 <m:rPr>
@@ -5131,12 +6394,24 @@
               </m:r>
             </m:num>
             <m:den>
-              <m:r>
-                <m:rPr>
-                  <m:sty m:val="p"/>
-                </m:rPr>
-                <m:t>v₀</m:t>
-              </m:r>
+              <m:sSub>
+                <m:e>
+                  <m:r>
+                    <m:rPr>
+                      <m:sty m:val="p"/>
+                    </m:rPr>
+                    <m:t>v</m:t>
+                  </m:r>
+                </m:e>
+                <m:sub>
+                  <m:r>
+                    <m:rPr>
+                      <m:sty m:val="p"/>
+                    </m:rPr>
+                    <m:t>0</m:t>
+                  </m:r>
+                </m:sub>
+              </m:sSub>
             </m:den>
           </m:f>
           <m:r>
@@ -5146,24 +6421,45 @@
             <m:t> = </m:t>
           </m:r>
           <m:f>
-            <m:fPr>
-              <m:type m:val="bar"/>
-            </m:fPr>
             <m:num>
-              <m:r>
-                <m:rPr>
-                  <m:sty m:val="p"/>
-                </m:rPr>
-                <m:t>Kₘ</m:t>
-              </m:r>
+              <m:sSub>
+                <m:e>
+                  <m:r>
+                    <m:rPr>
+                      <m:sty m:val="p"/>
+                    </m:rPr>
+                    <m:t>K</m:t>
+                  </m:r>
+                </m:e>
+                <m:sub>
+                  <m:r>
+                    <m:rPr>
+                      <m:sty m:val="p"/>
+                    </m:rPr>
+                    <m:t>m</m:t>
+                  </m:r>
+                </m:sub>
+              </m:sSub>
             </m:num>
             <m:den>
-              <m:r>
-                <m:rPr>
-                  <m:sty m:val="p"/>
-                </m:rPr>
-                <m:t>Vₘₐₓ</m:t>
-              </m:r>
+              <m:sSub>
+                <m:e>
+                  <m:r>
+                    <m:rPr>
+                      <m:sty m:val="p"/>
+                    </m:rPr>
+                    <m:t>V</m:t>
+                  </m:r>
+                </m:e>
+                <m:sub>
+                  <m:r>
+                    <m:rPr>
+                      <m:sty m:val="p"/>
+                    </m:rPr>
+                    <m:t>max</m:t>
+                  </m:r>
+                </m:sub>
+              </m:sSub>
             </m:den>
           </m:f>
           <m:r>
@@ -5173,9 +6469,6 @@
             <m:t> × </m:t>
           </m:r>
           <m:f>
-            <m:fPr>
-              <m:type m:val="bar"/>
-            </m:fPr>
             <m:num>
               <m:r>
                 <m:rPr>
@@ -5185,12 +6478,24 @@
               </m:r>
             </m:num>
             <m:den>
-              <m:r>
-                <m:rPr>
-                  <m:sty m:val="p"/>
-                </m:rPr>
-                <m:t>C_ONPG,0</m:t>
-              </m:r>
+              <m:sSub>
+                <m:e>
+                  <m:r>
+                    <m:rPr>
+                      <m:sty m:val="p"/>
+                    </m:rPr>
+                    <m:t>C</m:t>
+                  </m:r>
+                </m:e>
+                <m:sub>
+                  <m:r>
+                    <m:rPr>
+                      <m:sty m:val="p"/>
+                    </m:rPr>
+                    <m:t>ONPG,0</m:t>
+                  </m:r>
+                </m:sub>
+              </m:sSub>
             </m:den>
           </m:f>
           <m:r>
@@ -5200,9 +6505,6 @@
             <m:t> + </m:t>
           </m:r>
           <m:f>
-            <m:fPr>
-              <m:type m:val="bar"/>
-            </m:fPr>
             <m:num>
               <m:r>
                 <m:rPr>
@@ -5212,12 +6514,24 @@
               </m:r>
             </m:num>
             <m:den>
-              <m:r>
-                <m:rPr>
-                  <m:sty m:val="p"/>
-                </m:rPr>
-                <m:t>Vₘₐₓ</m:t>
-              </m:r>
+              <m:sSub>
+                <m:e>
+                  <m:r>
+                    <m:rPr>
+                      <m:sty m:val="p"/>
+                    </m:rPr>
+                    <m:t>V</m:t>
+                  </m:r>
+                </m:e>
+                <m:sub>
+                  <m:r>
+                    <m:rPr>
+                      <m:sty m:val="p"/>
+                    </m:rPr>
+                    <m:t>max</m:t>
+                  </m:r>
+                </m:sub>
+              </m:sSub>
             </m:den>
           </m:f>
         </m:oMath>
@@ -5226,7 +6540,36 @@
     <w:p>
       <w:pPr/>
       <w:r>
-        <w:t>c. Write two short expressions for calculating Vₘₐₓ and Kₘ from the reciprocal-plot slope and intercept.</w:t>
+        <w:rPr/>
+        <w:t xml:space="preserve">c. Write two short expressions for calculating </w:t>
+      </w:r>
+      <w:r>
+        <w:rPr/>
+        <w:t>V</w:t>
+      </w:r>
+      <w:r>
+        <w:rPr>
+          <w:vertAlign w:val="subscript"/>
+        </w:rPr>
+        <w:t>max</w:t>
+      </w:r>
+      <w:r>
+        <w:rPr/>
+        <w:t xml:space="preserve"> and </w:t>
+      </w:r>
+      <w:r>
+        <w:rPr/>
+        <w:t>K</w:t>
+      </w:r>
+      <w:r>
+        <w:rPr>
+          <w:vertAlign w:val="subscript"/>
+        </w:rPr>
+        <w:t>m</w:t>
+      </w:r>
+      <w:r>
+        <w:rPr/>
+        <w:t xml:space="preserve"> from the reciprocal-plot slope and intercept.</w:t>
       </w:r>
     </w:p>
     <w:p>
@@ -5236,16 +6579,31 @@
       </w:pPr>
       <m:oMathPara>
         <m:oMath>
+          <m:sSub>
+            <m:e>
+              <m:r>
+                <m:rPr>
+                  <m:sty m:val="p"/>
+                </m:rPr>
+                <m:t>V</m:t>
+              </m:r>
+            </m:e>
+            <m:sub>
+              <m:r>
+                <m:rPr>
+                  <m:sty m:val="p"/>
+                </m:rPr>
+                <m:t>max</m:t>
+              </m:r>
+            </m:sub>
+          </m:sSub>
           <m:r>
             <m:rPr>
               <m:sty m:val="p"/>
             </m:rPr>
-            <m:t>Vₘₐₓ = </m:t>
+            <m:t> = </m:t>
           </m:r>
           <m:f>
-            <m:fPr>
-              <m:type m:val="bar"/>
-            </m:fPr>
             <m:num>
               <m:r>
                 <m:rPr>
@@ -5267,12 +6625,33 @@
             <m:rPr>
               <m:sty m:val="p"/>
             </m:rPr>
-            <m:t>      Kₘ = </m:t>
+            <m:t>;   </m:t>
+          </m:r>
+          <m:sSub>
+            <m:e>
+              <m:r>
+                <m:rPr>
+                  <m:sty m:val="p"/>
+                </m:rPr>
+                <m:t>K</m:t>
+              </m:r>
+            </m:e>
+            <m:sub>
+              <m:r>
+                <m:rPr>
+                  <m:sty m:val="p"/>
+                </m:rPr>
+                <m:t>m</m:t>
+              </m:r>
+            </m:sub>
+          </m:sSub>
+          <m:r>
+            <m:rPr>
+              <m:sty m:val="p"/>
+            </m:rPr>
+            <m:t> = </m:t>
           </m:r>
           <m:f>
-            <m:fPr>
-              <m:type m:val="bar"/>
-            </m:fPr>
             <m:num>
               <m:r>
                 <m:rPr>
@@ -5315,7 +6694,64 @@
         <w:ind w:left="331" w:hanging="331"/>
       </w:pPr>
       <w:r>
-        <w:t>Question 3. Using only the six supplied laboratory initial rates (0.622–19.9 mM), plot 1/v₀ versus 1/C_ONPG,0 on Fig. 7 and fit a straight line. Calculate Vₘₐₓ and Kₘ from the fitted slope and intercept. The additional 39.8 mM virtual rate is excluded from this experimental fit.</w:t>
+        <w:rPr/>
+        <w:t>Question 3. Using only the six supplied laboratory initial rates (0.622–19.9 mM), plot 1/</w:t>
+      </w:r>
+      <w:r>
+        <w:rPr/>
+        <w:t>v</w:t>
+      </w:r>
+      <w:r>
+        <w:rPr>
+          <w:vertAlign w:val="subscript"/>
+        </w:rPr>
+        <w:t>0</w:t>
+      </w:r>
+      <w:r>
+        <w:rPr/>
+        <w:t xml:space="preserve"> versus 1/</w:t>
+      </w:r>
+      <w:r>
+        <w:rPr/>
+        <w:t>C</w:t>
+      </w:r>
+      <w:r>
+        <w:rPr>
+          <w:vertAlign w:val="subscript"/>
+        </w:rPr>
+        <w:t>ONPG,0</w:t>
+      </w:r>
+      <w:r>
+        <w:rPr/>
+        <w:t xml:space="preserve"> on Fig. 7 and fit a straight line. Calculate </w:t>
+      </w:r>
+      <w:r>
+        <w:rPr/>
+        <w:t>V</w:t>
+      </w:r>
+      <w:r>
+        <w:rPr>
+          <w:vertAlign w:val="subscript"/>
+        </w:rPr>
+        <w:t>max</w:t>
+      </w:r>
+      <w:r>
+        <w:rPr/>
+        <w:t xml:space="preserve"> and </w:t>
+      </w:r>
+      <w:r>
+        <w:rPr/>
+        <w:t>K</w:t>
+      </w:r>
+      <w:r>
+        <w:rPr>
+          <w:vertAlign w:val="subscript"/>
+        </w:rPr>
+        <w:t>m</w:t>
+      </w:r>
+      <w:r>
+        <w:rPr/>
+        <w:t xml:space="preserve"> from the fitted slope and intercept. The additional 39.8 mM virtual rate is excluded from this experimental fit.</w:t>
       </w:r>
     </w:p>
     <w:p>
@@ -5324,10 +6760,7 @@
         <w:widowControl/>
       </w:pPr>
       <w:r>
-        <w:rPr>
-          <w:sz w:val="22"/>
-        </w:rPr>
-        <w:t>Slope [s]: ___________________       Intercept [s/mM]: ___________________</w:t>
+        <w:t>Slope, m [s]: __________________       Intercept, b [s/mM]: __________________</w:t>
       </w:r>
     </w:p>
     <w:p>
@@ -5362,7 +6795,7 @@
         <w:jc w:val="center"/>
       </w:pPr>
       <w:r>
-        <w:t>Fig. 7  Reciprocal plot for the six supplied ONPG laboratory rates. Draw a best-fit line.</w:t>
+        <w:t>Fig. 7. Reciprocal plot for the six supplied laboratory assays. Exclude the simulated 39.8 mM point.</w:t>
       </w:r>
     </w:p>
     <w:p>
@@ -5371,53 +6804,36 @@
         <w:widowControl/>
       </w:pPr>
       <w:r>
+        <w:rPr/>
+        <w:t xml:space="preserve">Calculated </w:t>
+      </w:r>
+      <w:r>
+        <w:rPr/>
+        <w:t>V</w:t>
+      </w:r>
+      <w:r>
         <w:rPr>
-          <w:sz w:val="22"/>
+          <w:vertAlign w:val="subscript"/>
         </w:rPr>
-        <w:t xml:space="preserve">Calculated </w:t>
-      </w:r>
-      <m:oMath>
-        <m:sSub>
-          <m:e>
-            <m:r>
-              <m:t>v</m:t>
-            </m:r>
-          </m:e>
-          <m:sub>
-            <m:r>
-              <m:rPr>
-                <m:sty m:val="p"/>
-              </m:rPr>
-              <m:t>max</m:t>
-            </m:r>
-          </m:sub>
-        </m:sSub>
-      </m:oMath>
+        <w:t>max</w:t>
+      </w:r>
+      <w:r>
+        <w:rPr/>
+        <w:t xml:space="preserve"> [mM/s]: ______________       </w:t>
+      </w:r>
+      <w:r>
+        <w:rPr/>
+        <w:t>K</w:t>
+      </w:r>
       <w:r>
         <w:rPr>
-          <w:sz w:val="22"/>
+          <w:vertAlign w:val="subscript"/>
         </w:rPr>
-        <w:t xml:space="preserve"> [mM/s]: _______________       </w:t>
-      </w:r>
-      <m:oMath>
-        <m:sSub>
-          <m:e>
-            <m:r>
-              <m:t>K</m:t>
-            </m:r>
-          </m:e>
-          <m:sub>
-            <m:r>
-              <m:t>m</m:t>
-            </m:r>
-          </m:sub>
-        </m:sSub>
-      </m:oMath>
-      <w:r>
-        <w:rPr>
-          <w:sz w:val="22"/>
-        </w:rPr>
-        <w:t xml:space="preserve"> [mM]: _______________</w:t>
+        <w:t>m</w:t>
+      </w:r>
+      <w:r>
+        <w:rPr/>
+        <w:t xml:space="preserve"> [mM]: ______________</w:t>
       </w:r>
     </w:p>
     <w:p>
@@ -5456,7 +6872,36 @@
         <w:widowControl/>
       </w:pPr>
       <w:r>
-        <w:t>The six-rate reciprocal regression need not match the Stage 5 reference (Kₘ = 2.00 mM, Vₘₐₓ = 0.002510 mM/s), which is anchored to the 19.9 mM supplied rate rather than globally fitted. Reciprocal fitting also changes the weighting of experimental errors.</w:t>
+        <w:rPr/>
+        <w:t>The six-rate reciprocal regression need not match the Stage 5 reference (</w:t>
+      </w:r>
+      <w:r>
+        <w:rPr/>
+        <w:t>K</w:t>
+      </w:r>
+      <w:r>
+        <w:rPr>
+          <w:vertAlign w:val="subscript"/>
+        </w:rPr>
+        <w:t>m</w:t>
+      </w:r>
+      <w:r>
+        <w:rPr/>
+        <w:t xml:space="preserve"> = 2.00 mM, </w:t>
+      </w:r>
+      <w:r>
+        <w:rPr/>
+        <w:t>V</w:t>
+      </w:r>
+      <w:r>
+        <w:rPr>
+          <w:vertAlign w:val="subscript"/>
+        </w:rPr>
+        <w:t>max</w:t>
+      </w:r>
+      <w:r>
+        <w:rPr/>
+        <w:t xml:space="preserve"> = 0.002510 mM/s), which is anchored to the 19.9 mM supplied rate rather than globally fitted. Reciprocal fitting also changes the weighting of experimental errors.</w:t>
       </w:r>
     </w:p>
     <w:p>
@@ -5466,7 +6911,36 @@
         <w:spacing w:after="100"/>
       </w:pPr>
       <w:r>
-        <w:t>Write the slope and intercept of your line and show how they give Vₘₐₓ and Kₘ. Briefly explain why the reciprocal fit differs from the Stage 5 reference.</w:t>
+        <w:rPr/>
+        <w:t xml:space="preserve">Write the slope and intercept of your line and show how they give </w:t>
+      </w:r>
+      <w:r>
+        <w:rPr/>
+        <w:t>V</w:t>
+      </w:r>
+      <w:r>
+        <w:rPr>
+          <w:vertAlign w:val="subscript"/>
+        </w:rPr>
+        <w:t>max</w:t>
+      </w:r>
+      <w:r>
+        <w:rPr/>
+        <w:t xml:space="preserve"> and </w:t>
+      </w:r>
+      <w:r>
+        <w:rPr/>
+        <w:t>K</w:t>
+      </w:r>
+      <w:r>
+        <w:rPr>
+          <w:vertAlign w:val="subscript"/>
+        </w:rPr>
+        <w:t>m</w:t>
+      </w:r>
+      <w:r>
+        <w:rPr/>
+        <w:t>. Briefly explain why the reciprocal fit differs from the Stage 5 reference.</w:t>
       </w:r>
     </w:p>
     <w:p>

--- a/labs/onpg/Worksheet.docx
+++ b/labs/onpg/Worksheet.docx
@@ -617,76 +617,22 @@
       </w:pPr>
       <w:r>
         <w:rPr>
-          <w:color w:val="1F2F3C"/>
-          <w:sz w:val="22"/>
-          <w:rPrChange w:author="Vanwie, Bernard J" w:date="2026-10-21T15:40:00Z" w16du:dateUtc="2026-10-21T22:40:00Z" w:id="2">
-            <w:rPr/>
-          </w:rPrChange>
+          <w:sz w:val="20"/>
         </w:rPr>
-        <w:t>The supplied experimental ONP calibration is shown in Fig. 4 (</w:t>
+        <w:t>The experimental ONP calibration is shown in Fig. 4. Use the calibration slope of 3.43 mM</w:t>
       </w:r>
       <w:r>
         <w:rPr>
-          <w:color w:val="1F2F3C"/>
-          <w:sz w:val="22"/>
-          <w:rPrChange w:author="Vanwie, Bernard J" w:date="2026-10-21T15:40:00Z" w16du:dateUtc="2026-10-21T22:40:00Z" w:id="2">
-            <w:rPr/>
-          </w:rPrChange>
-        </w:rPr>
-        <w:t>R</w:t>
-      </w:r>
-      <w:r>
-        <w:rPr>
-          <w:color w:val="1F2F3C"/>
-          <w:sz w:val="22"/>
-          <w:rPrChange w:author="Vanwie, Bernard J" w:date="2026-10-21T15:40:00Z" w16du:dateUtc="2026-10-21T22:40:00Z" w:id="2">
-            <w:rPr/>
-          </w:rPrChange>
+          <w:sz w:val="20"/>
           <w:vertAlign w:val="superscript"/>
         </w:rPr>
-        <w:t>2</w:t>
+        <w:t>−1</w:t>
       </w:r>
       <w:r>
         <w:rPr>
-          <w:color w:val="1F2F3C"/>
-          <w:sz w:val="22"/>
-          <w:rPrChange w:author="Vanwie, Bernard J" w:date="2026-10-21T15:40:00Z" w16du:dateUtc="2026-10-21T22:40:00Z" w:id="2">
-            <w:rPr/>
-          </w:rPrChange>
+          <w:sz w:val="20"/>
         </w:rPr>
-        <w:t xml:space="preserve"> = 0.9982). Use the rounded slope of 3.43 mM</w:t>
-      </w:r>
-      <w:r>
-        <w:rPr>
-          <w:rFonts w:ascii="Cambria Math" w:hAnsi="Cambria Math" w:cs="Cambria Math"/>
-          <w:color w:val="1F2F3C"/>
-          <w:sz w:val="22"/>
-          <w:rPrChange w:author="Vanwie, Bernard J" w:date="2026-10-21T15:40:00Z" w16du:dateUtc="2026-10-21T22:40:00Z" w:id="3">
-            <w:rPr/>
-          </w:rPrChange>
-        </w:rPr>
-        <w:t>⁻</w:t>
-      </w:r>
-      <w:r>
-        <w:rPr>
-          <w:rFonts w:cs="Arial"/>
-          <w:color w:val="1F2F3C"/>
-          <w:sz w:val="22"/>
-          <w:rPrChange w:author="Vanwie, Bernard J" w:date="2026-10-21T15:40:00Z" w16du:dateUtc="2026-10-21T22:40:00Z" w:id="4">
-            <w:rPr/>
-          </w:rPrChange>
-        </w:rPr>
-        <w:t>¹</w:t>
-      </w:r>
-      <w:r>
-        <w:rPr>
-          <w:color w:val="1F2F3C"/>
-          <w:sz w:val="22"/>
-          <w:rPrChange w:author="Vanwie, Bernard J" w:date="2026-10-21T15:40:00Z" w16du:dateUtc="2026-10-21T22:40:00Z" w:id="5">
-            <w:rPr/>
-          </w:rPrChange>
-        </w:rPr>
-        <w:t xml:space="preserve"> in this worksheet and the virtual simulation.</w:t>
+        <w:t xml:space="preserve"> throughout this worksheet and the simulation.</w:t>
       </w:r>
     </w:p>
     <w:p>
@@ -984,50 +930,23 @@
         <w:widowControl/>
       </w:pPr>
       <w:r>
-        <w:rPr/>
-        <w:t xml:space="preserve">The eight measured ONP calibration points and the zero-intercept fitted line are shown in Fig. 4. The horizontal axis is ONP concentration [mM]; the vertical axis is dimensionless absorbance at 415 nm. The fitted slope is 3.4337 </w:t>
-      </w:r>
-      <w:r>
-        <w:rPr/>
-        <w:t>mM</w:t>
-      </w:r>
-      <w:r>
         <w:rPr>
+          <w:sz w:val="20"/>
+        </w:rPr>
+        <w:t>Figure 4 shows eight experimental ONP calibration points and the fitted line. The horizontal axis is ONP concentration [mM] and the vertical axis is absorbance at 415 nm. Use 3.43 mM</w:t>
+      </w:r>
+      <w:r>
+        <w:rPr>
+          <w:sz w:val="20"/>
           <w:vertAlign w:val="superscript"/>
         </w:rPr>
-        <w:t>-1</w:t>
-      </w:r>
-      <w:r>
-        <w:rPr/>
-        <w:t xml:space="preserve"> (</w:t>
-      </w:r>
-      <w:r>
-        <w:rPr/>
-        <w:t>R</w:t>
+        <w:t>−1</w:t>
       </w:r>
       <w:r>
         <w:rPr>
-          <w:vertAlign w:val="superscript"/>
+          <w:sz w:val="20"/>
         </w:rPr>
-        <w:t>2</w:t>
-      </w:r>
-      <w:r>
-        <w:rPr/>
-        <w:t xml:space="preserve"> = 0.9982). Use 3.43 </w:t>
-      </w:r>
-      <w:r>
-        <w:rPr/>
-        <w:t>mM</w:t>
-      </w:r>
-      <w:r>
-        <w:rPr>
-          <w:vertAlign w:val="superscript"/>
-        </w:rPr>
-        <w:t>-1</w:t>
-      </w:r>
-      <w:r>
-        <w:rPr/>
-        <w:t xml:space="preserve"> for calculations.</w:t>
+        <w:t xml:space="preserve"> as the calibration slope.</w:t>
       </w:r>
     </w:p>
     <w:p>
@@ -1065,49 +984,7 @@
       </w:pPr>
       <w:r>
         <w:rPr/>
-        <w:t xml:space="preserve">Fig. 4  Experimental ONP calibration data (zero-intercept fit: 3.4337 </w:t>
-      </w:r>
-      <w:r>
-        <w:rPr/>
-        <w:t>mM</w:t>
-      </w:r>
-      <w:r>
-        <w:rPr>
-          <w:vertAlign w:val="superscript"/>
-        </w:rPr>
-        <w:t>-1</w:t>
-      </w:r>
-      <w:r>
-        <w:rPr/>
-        <w:t xml:space="preserve">, </w:t>
-      </w:r>
-      <w:r>
-        <w:rPr/>
-        <w:t>R</w:t>
-      </w:r>
-      <w:r>
-        <w:rPr>
-          <w:vertAlign w:val="superscript"/>
-        </w:rPr>
-        <w:t>2</w:t>
-      </w:r>
-      <w:r>
-        <w:rPr/>
-        <w:t xml:space="preserve"> = 0.9982). Use 3.43 </w:t>
-      </w:r>
-      <w:r>
-        <w:rPr/>
-        <w:t>mM</w:t>
-      </w:r>
-      <w:r>
-        <w:rPr>
-          <w:vertAlign w:val="superscript"/>
-        </w:rPr>
-        <w:t>-1</w:t>
-      </w:r>
-      <w:r>
-        <w:rPr/>
-        <w:t xml:space="preserve"> for calculations.</w:t>
+        <w:t>Fig. 4  Experimental ONP calibration data.</w:t>
       </w:r>
     </w:p>
     <w:p>
@@ -4324,36 +4201,48 @@
         <w:pStyle w:val="Smallnote"/>
       </w:pPr>
       <w:r>
-        <w:rPr/>
-        <w:t xml:space="preserve">The 39.8 mM trace in Stages 4 and 5 is a simulated Michaelis–Menten extension, not an additional laboratory measurement. The reference uses </w:t>
-      </w:r>
-      <w:r>
-        <w:rPr/>
+        <w:rPr>
+          <w:sz w:val="20"/>
+        </w:rPr>
+        <w:t xml:space="preserve">The first six Stage 4 rates are supplied assay data. The 39.8 mM rate is calculated using the Stage 5 Michaelis–Menten relationship with </w:t>
+      </w:r>
+      <w:r>
+        <w:rPr>
+          <w:sz w:val="20"/>
+        </w:rPr>
         <w:t>K</w:t>
       </w:r>
       <w:r>
         <w:rPr>
+          <w:sz w:val="20"/>
           <w:vertAlign w:val="subscript"/>
         </w:rPr>
         <w:t>m</w:t>
       </w:r>
       <w:r>
-        <w:rPr/>
+        <w:rPr>
+          <w:sz w:val="20"/>
+        </w:rPr>
         <w:t xml:space="preserve"> = 2.00 mM and </w:t>
       </w:r>
       <w:r>
-        <w:rPr/>
+        <w:rPr>
+          <w:sz w:val="20"/>
+        </w:rPr>
         <w:t>V</w:t>
       </w:r>
       <w:r>
         <w:rPr>
+          <w:sz w:val="20"/>
           <w:vertAlign w:val="subscript"/>
         </w:rPr>
         <w:t>max</w:t>
       </w:r>
       <w:r>
-        <w:rPr/>
-        <w:t xml:space="preserve"> = 0.002510 mM/s, anchored to the supplied 19.9 mM rate. The model assumes no substrate inhibition.</w:t>
+        <w:rPr>
+          <w:sz w:val="20"/>
+        </w:rPr>
+        <w:t xml:space="preserve"> = 0.002510 mM/s.</w:t>
       </w:r>
     </w:p>
     <w:p>
@@ -5719,16 +5608,67 @@
         <w:ind w:left="331" w:hanging="331"/>
       </w:pPr>
       <w:r>
-        <w:t>15. Which of the two assigned bead diameters (0.6 mm or 0.3 mm) satisfies η</w:t>
-      </w:r>
-      <w:r>
         <w:rPr>
+          <w:sz w:val="20"/>
+        </w:rPr>
+        <w:t xml:space="preserve">15. Calculate the ratio of center to surface ONPG concentration for both assigned bead diameters (0.6 mm and 0.3 mm): </w:t>
+      </w:r>
+      <w:r>
+        <w:rPr>
+          <w:sz w:val="20"/>
+        </w:rPr>
+        <w:t>C</w:t>
+      </w:r>
+      <w:r>
+        <w:rPr>
+          <w:sz w:val="20"/>
+          <w:vertAlign w:val="subscript"/>
+        </w:rPr>
+        <w:t>ONPG,center</w:t>
+      </w:r>
+      <w:r>
+        <w:rPr>
+          <w:sz w:val="20"/>
+        </w:rPr>
+        <w:t xml:space="preserve"> / </w:t>
+      </w:r>
+      <w:r>
+        <w:rPr>
+          <w:sz w:val="20"/>
+        </w:rPr>
+        <w:t>C</w:t>
+      </w:r>
+      <w:r>
+        <w:rPr>
+          <w:sz w:val="20"/>
+          <w:vertAlign w:val="subscript"/>
+        </w:rPr>
+        <w:t>ONPG,surface</w:t>
+      </w:r>
+      <w:r>
+        <w:rPr>
+          <w:sz w:val="20"/>
+        </w:rPr>
+        <w:t xml:space="preserve">. Compare these ratios with the corresponding effectiveness factors, </w:t>
+      </w:r>
+      <w:r>
+        <w:rPr>
+          <w:sz w:val="20"/>
+        </w:rPr>
+        <w:t>η</w:t>
+      </w:r>
+      <w:r>
+        <w:rPr>
+          <w:sz w:val="20"/>
           <w:vertAlign w:val="subscript"/>
         </w:rPr>
         <w:t>i</w:t>
       </w:r>
       <w:r>
-        <w:t xml:space="preserve"> ≥ 0.95? Use both ONPG concentration profiles and the internal effectiveness factors to support your answer.</w:t>
+        <w:rPr>
+          <w:sz w:val="20"/>
+        </w:rPr>
+        <w:t>. What does each quantity tell you about internal substrate distribution and reaction performance?</w:t>
       </w:r>
     </w:p>
     <w:p>
@@ -6868,79 +6808,53 @@
     </w:p>
     <w:p>
       <w:pPr>
-        <w:pStyle w:val="Smallnote"/>
+        <w:keepLines/>
         <w:widowControl/>
-      </w:pPr>
-      <w:r>
-        <w:rPr/>
-        <w:t>The six-rate reciprocal regression need not match the Stage 5 reference (</w:t>
-      </w:r>
-      <w:r>
-        <w:rPr/>
+        <w:spacing w:after="100"/>
+      </w:pPr>
+      <w:r>
+        <w:rPr>
+          <w:sz w:val="20"/>
+        </w:rPr>
+        <w:t xml:space="preserve">Report the reciprocal-plot slope and intercept with units, then use them to calculate </w:t>
+      </w:r>
+      <w:r>
+        <w:rPr>
+          <w:sz w:val="20"/>
+        </w:rPr>
+        <w:t>V</w:t>
+      </w:r>
+      <w:r>
+        <w:rPr>
+          <w:sz w:val="20"/>
+          <w:vertAlign w:val="subscript"/>
+        </w:rPr>
+        <w:t>max</w:t>
+      </w:r>
+      <w:r>
+        <w:rPr>
+          <w:sz w:val="20"/>
+        </w:rPr>
+        <w:t xml:space="preserve"> and </w:t>
+      </w:r>
+      <w:r>
+        <w:rPr>
+          <w:sz w:val="20"/>
+        </w:rPr>
         <w:t>K</w:t>
       </w:r>
       <w:r>
         <w:rPr>
+          <w:sz w:val="20"/>
           <w:vertAlign w:val="subscript"/>
         </w:rPr>
         <w:t>m</w:t>
       </w:r>
       <w:r>
-        <w:rPr/>
-        <w:t xml:space="preserve"> = 2.00 mM, </w:t>
-      </w:r>
-      <w:r>
-        <w:rPr/>
-        <w:t>V</w:t>
-      </w:r>
-      <w:r>
         <w:rPr>
-          <w:vertAlign w:val="subscript"/>
+          <w:sz w:val="20"/>
         </w:rPr>
-        <w:t>max</w:t>
-      </w:r>
-      <w:r>
-        <w:rPr/>
-        <w:t xml:space="preserve"> = 0.002510 mM/s), which is anchored to the 19.9 mM supplied rate rather than globally fitted. Reciprocal fitting also changes the weighting of experimental errors.</w:t>
-      </w:r>
-    </w:p>
-    <w:p>
-      <w:pPr>
-        <w:keepLines/>
-        <w:widowControl/>
-        <w:spacing w:after="100"/>
-      </w:pPr>
-      <w:r>
-        <w:rPr/>
-        <w:t xml:space="preserve">Write the slope and intercept of your line and show how they give </w:t>
-      </w:r>
-      <w:r>
-        <w:rPr/>
-        <w:t>V</w:t>
-      </w:r>
-      <w:r>
-        <w:rPr>
-          <w:vertAlign w:val="subscript"/>
-        </w:rPr>
-        <w:t>max</w:t>
-      </w:r>
-      <w:r>
-        <w:rPr/>
-        <w:t xml:space="preserve"> and </w:t>
-      </w:r>
-      <w:r>
-        <w:rPr/>
-        <w:t>K</w:t>
-      </w:r>
-      <w:r>
-        <w:rPr>
-          <w:vertAlign w:val="subscript"/>
-        </w:rPr>
-        <w:t>m</w:t>
-      </w:r>
-      <w:r>
-        <w:rPr/>
-        <w:t>. Briefly explain why the reciprocal fit differs from the Stage 5 reference.</w:t>
+        <w:t>. Show your substitutions.</w:t>
       </w:r>
     </w:p>
     <w:p>
